--- a/LLDD/word/BE/LLDD-BE-API-Report-and-Master-Data.docx
+++ b/LLDD/word/BE/LLDD-BE-API-Report-and-Master-Data.docx
@@ -5427,11 +5427,39 @@
               </w:rPr>
               <w:t>{</w:t>
               <w:br/>
-              <w:t xml:space="preserve">  "year": 2026,</w:t>
-              <w:br/>
               <w:t xml:space="preserve">  "status": "06",</w:t>
               <w:br/>
+              <w:t xml:space="preserve">  "impactedStoreCode": "00788",</w:t>
+              <w:br/>
+              <w:t xml:space="preserve">  "newStoreCode": "00990",</w:t>
+              <w:br/>
+              <w:t xml:space="preserve">  "periodStatementFrom": "2026-06-01",</w:t>
+              <w:br/>
+              <w:t xml:space="preserve">  "periodStatementTo": "2026-06-30",</w:t>
+              <w:br/>
+              <w:t xml:space="preserve">  "storeTypes": [</w:t>
+              <w:br/>
+              <w:t xml:space="preserve">    "A",</w:t>
+              <w:br/>
+              <w:t xml:space="preserve">    "B"</w:t>
+              <w:br/>
+              <w:t xml:space="preserve">  ],</w:t>
+              <w:br/>
+              <w:t xml:space="preserve">  "regions": [</w:t>
+              <w:br/>
+              <w:t xml:space="preserve">    "RSU",</w:t>
+              <w:br/>
+              <w:t xml:space="preserve">    "BN"</w:t>
+              <w:br/>
+              <w:t xml:space="preserve">  ],</w:t>
+              <w:br/>
               <w:t xml:space="preserve">  "result": "APPROVE",</w:t>
+              <w:br/>
+              <w:t xml:space="preserve">  "page": 1,</w:t>
+              <w:br/>
+              <w:t xml:space="preserve">  "size": 20,</w:t>
+              <w:br/>
+              <w:t xml:space="preserve">  "year": 2026,</w:t>
               <w:br/>
               <w:t xml:space="preserve">  "region": [</w:t>
               <w:br/>
@@ -5443,15 +5471,7 @@
               <w:br/>
               <w:t xml:space="preserve">    "A"</w:t>
               <w:br/>
-              <w:t xml:space="preserve">  ],</w:t>
-              <w:br/>
-              <w:t xml:space="preserve">  "impactedStoreCode": "00788",</w:t>
-              <w:br/>
-              <w:t xml:space="preserve">  "newStoreCode": "00990",</w:t>
-              <w:br/>
-              <w:t xml:space="preserve">  "page": 1,</w:t>
-              <w:br/>
-              <w:t xml:space="preserve">  "size": 20</w:t>
+              <w:t xml:space="preserve">  ]</w:t>
               <w:br/>
               <w:t>}</w:t>
             </w:r>
@@ -5602,32 +5622,32 @@
                 <w:rFonts w:ascii="Arial" w:hAnsi="Arial" w:eastAsia="Arial" w:cs="Tahoma"/>
                 <w:sz w:val="18"/>
               </w:rPr>
-              <w:t>year</w:t>
-            </w:r>
-          </w:p>
-        </w:tc>
-        <w:tc>
-          <w:tcPr>
-            <w:tcW w:type="dxa" w:w="2520"/>
-            <w:vAlign w:val="center"/>
-          </w:tcPr>
-          <w:p>
-            <w:pPr>
-              <w:keepLines/>
-              <w:spacing w:after="0"/>
-            </w:pPr>
-            <w:r>
-              <w:rPr>
-                <w:rFonts w:ascii="Arial" w:hAnsi="Arial" w:eastAsia="Arial" w:cs="Tahoma"/>
-                <w:sz w:val="18"/>
-              </w:rPr>
-            </w:r>
-            <w:r>
-              <w:rPr>
-                <w:rFonts w:ascii="Arial" w:hAnsi="Arial" w:eastAsia="Arial" w:cs="Tahoma"/>
-                <w:sz w:val="18"/>
-              </w:rPr>
-              <w:t>integer</w:t>
+              <w:t>status</w:t>
+            </w:r>
+          </w:p>
+        </w:tc>
+        <w:tc>
+          <w:tcPr>
+            <w:tcW w:type="dxa" w:w="2520"/>
+            <w:vAlign w:val="center"/>
+          </w:tcPr>
+          <w:p>
+            <w:pPr>
+              <w:keepLines/>
+              <w:spacing w:after="0"/>
+            </w:pPr>
+            <w:r>
+              <w:rPr>
+                <w:rFonts w:ascii="Arial" w:hAnsi="Arial" w:eastAsia="Arial" w:cs="Tahoma"/>
+                <w:sz w:val="18"/>
+              </w:rPr>
+            </w:r>
+            <w:r>
+              <w:rPr>
+                <w:rFonts w:ascii="Arial" w:hAnsi="Arial" w:eastAsia="Arial" w:cs="Tahoma"/>
+                <w:sz w:val="18"/>
+              </w:rPr>
+              <w:t>string</w:t>
             </w:r>
           </w:p>
         </w:tc>
@@ -5707,7 +5727,7 @@
                 <w:rFonts w:ascii="Arial" w:hAnsi="Arial" w:eastAsia="Arial" w:cs="Tahoma"/>
                 <w:sz w:val="18"/>
               </w:rPr>
-              <w:t>status</w:t>
+              <w:t>impactedStoreCode</w:t>
             </w:r>
           </w:p>
         </w:tc>
@@ -5757,32 +5777,32 @@
                 <w:rFonts w:ascii="Arial" w:hAnsi="Arial" w:eastAsia="Arial" w:cs="Tahoma"/>
                 <w:sz w:val="18"/>
               </w:rPr>
-              <w:t>Yes</w:t>
-            </w:r>
-          </w:p>
-        </w:tc>
-        <w:tc>
-          <w:tcPr>
-            <w:tcW w:type="dxa" w:w="2520"/>
-            <w:vAlign w:val="center"/>
-          </w:tcPr>
-          <w:p>
-            <w:pPr>
-              <w:keepLines/>
-              <w:spacing w:after="0"/>
-            </w:pPr>
-            <w:r>
-              <w:rPr>
-                <w:rFonts w:ascii="Arial" w:hAnsi="Arial" w:eastAsia="Arial" w:cs="Tahoma"/>
-                <w:sz w:val="18"/>
-              </w:rPr>
-            </w:r>
-            <w:r>
-              <w:rPr>
-                <w:rFonts w:ascii="Arial" w:hAnsi="Arial" w:eastAsia="Arial" w:cs="Tahoma"/>
-                <w:sz w:val="18"/>
-              </w:rPr>
-              <w:t>UTF-8; use value domain described by endpoint purpose</w:t>
+              <w:t>No</w:t>
+            </w:r>
+          </w:p>
+        </w:tc>
+        <w:tc>
+          <w:tcPr>
+            <w:tcW w:type="dxa" w:w="2520"/>
+            <w:vAlign w:val="center"/>
+          </w:tcPr>
+          <w:p>
+            <w:pPr>
+              <w:keepLines/>
+              <w:spacing w:after="0"/>
+            </w:pPr>
+            <w:r>
+              <w:rPr>
+                <w:rFonts w:ascii="Arial" w:hAnsi="Arial" w:eastAsia="Arial" w:cs="Tahoma"/>
+                <w:sz w:val="18"/>
+              </w:rPr>
+            </w:r>
+            <w:r>
+              <w:rPr>
+                <w:rFonts w:ascii="Arial" w:hAnsi="Arial" w:eastAsia="Arial" w:cs="Tahoma"/>
+                <w:sz w:val="18"/>
+              </w:rPr>
+              <w:t>exactly 5 digits; preserve leading zero</w:t>
             </w:r>
           </w:p>
         </w:tc>
@@ -5812,7 +5832,7 @@
                 <w:rFonts w:ascii="Arial" w:hAnsi="Arial" w:eastAsia="Arial" w:cs="Tahoma"/>
                 <w:sz w:val="18"/>
               </w:rPr>
-              <w:t>result</w:t>
+              <w:t>newStoreCode</w:t>
             </w:r>
           </w:p>
         </w:tc>
@@ -5887,7 +5907,7 @@
                 <w:rFonts w:ascii="Arial" w:hAnsi="Arial" w:eastAsia="Arial" w:cs="Tahoma"/>
                 <w:sz w:val="18"/>
               </w:rPr>
-              <w:t>UTF-8; use value domain described by endpoint purpose</w:t>
+              <w:t>exactly 5 digits; preserve leading zero</w:t>
             </w:r>
           </w:p>
         </w:tc>
@@ -5917,32 +5937,32 @@
                 <w:rFonts w:ascii="Arial" w:hAnsi="Arial" w:eastAsia="Arial" w:cs="Tahoma"/>
                 <w:sz w:val="18"/>
               </w:rPr>
-              <w:t>region</w:t>
-            </w:r>
-          </w:p>
-        </w:tc>
-        <w:tc>
-          <w:tcPr>
-            <w:tcW w:type="dxa" w:w="2520"/>
-            <w:vAlign w:val="center"/>
-          </w:tcPr>
-          <w:p>
-            <w:pPr>
-              <w:keepLines/>
-              <w:spacing w:after="0"/>
-            </w:pPr>
-            <w:r>
-              <w:rPr>
-                <w:rFonts w:ascii="Arial" w:hAnsi="Arial" w:eastAsia="Arial" w:cs="Tahoma"/>
-                <w:sz w:val="18"/>
-              </w:rPr>
-            </w:r>
-            <w:r>
-              <w:rPr>
-                <w:rFonts w:ascii="Arial" w:hAnsi="Arial" w:eastAsia="Arial" w:cs="Tahoma"/>
-                <w:sz w:val="18"/>
-              </w:rPr>
-              <w:t>array&lt;string&gt;</w:t>
+              <w:t>periodStatementFrom</w:t>
+            </w:r>
+          </w:p>
+        </w:tc>
+        <w:tc>
+          <w:tcPr>
+            <w:tcW w:type="dxa" w:w="2520"/>
+            <w:vAlign w:val="center"/>
+          </w:tcPr>
+          <w:p>
+            <w:pPr>
+              <w:keepLines/>
+              <w:spacing w:after="0"/>
+            </w:pPr>
+            <w:r>
+              <w:rPr>
+                <w:rFonts w:ascii="Arial" w:hAnsi="Arial" w:eastAsia="Arial" w:cs="Tahoma"/>
+                <w:sz w:val="18"/>
+              </w:rPr>
+            </w:r>
+            <w:r>
+              <w:rPr>
+                <w:rFonts w:ascii="Arial" w:hAnsi="Arial" w:eastAsia="Arial" w:cs="Tahoma"/>
+                <w:sz w:val="18"/>
+              </w:rPr>
+              <w:t>string</w:t>
             </w:r>
           </w:p>
         </w:tc>
@@ -5992,7 +6012,7 @@
                 <w:rFonts w:ascii="Arial" w:hAnsi="Arial" w:eastAsia="Arial" w:cs="Tahoma"/>
                 <w:sz w:val="18"/>
               </w:rPr>
-              <w:t>JSON array; element type shown in Type column</w:t>
+              <w:t>UTF-8; use value domain described by endpoint purpose</w:t>
             </w:r>
           </w:p>
         </w:tc>
@@ -6022,32 +6042,32 @@
                 <w:rFonts w:ascii="Arial" w:hAnsi="Arial" w:eastAsia="Arial" w:cs="Tahoma"/>
                 <w:sz w:val="18"/>
               </w:rPr>
-              <w:t>storeType</w:t>
-            </w:r>
-          </w:p>
-        </w:tc>
-        <w:tc>
-          <w:tcPr>
-            <w:tcW w:type="dxa" w:w="2520"/>
-            <w:vAlign w:val="center"/>
-          </w:tcPr>
-          <w:p>
-            <w:pPr>
-              <w:keepLines/>
-              <w:spacing w:after="0"/>
-            </w:pPr>
-            <w:r>
-              <w:rPr>
-                <w:rFonts w:ascii="Arial" w:hAnsi="Arial" w:eastAsia="Arial" w:cs="Tahoma"/>
-                <w:sz w:val="18"/>
-              </w:rPr>
-            </w:r>
-            <w:r>
-              <w:rPr>
-                <w:rFonts w:ascii="Arial" w:hAnsi="Arial" w:eastAsia="Arial" w:cs="Tahoma"/>
-                <w:sz w:val="18"/>
-              </w:rPr>
-              <w:t>array&lt;string&gt;</w:t>
+              <w:t>periodStatementTo</w:t>
+            </w:r>
+          </w:p>
+        </w:tc>
+        <w:tc>
+          <w:tcPr>
+            <w:tcW w:type="dxa" w:w="2520"/>
+            <w:vAlign w:val="center"/>
+          </w:tcPr>
+          <w:p>
+            <w:pPr>
+              <w:keepLines/>
+              <w:spacing w:after="0"/>
+            </w:pPr>
+            <w:r>
+              <w:rPr>
+                <w:rFonts w:ascii="Arial" w:hAnsi="Arial" w:eastAsia="Arial" w:cs="Tahoma"/>
+                <w:sz w:val="18"/>
+              </w:rPr>
+            </w:r>
+            <w:r>
+              <w:rPr>
+                <w:rFonts w:ascii="Arial" w:hAnsi="Arial" w:eastAsia="Arial" w:cs="Tahoma"/>
+                <w:sz w:val="18"/>
+              </w:rPr>
+              <w:t>string</w:t>
             </w:r>
           </w:p>
         </w:tc>
@@ -6097,7 +6117,7 @@
                 <w:rFonts w:ascii="Arial" w:hAnsi="Arial" w:eastAsia="Arial" w:cs="Tahoma"/>
                 <w:sz w:val="18"/>
               </w:rPr>
-              <w:t>JSON array; element type shown in Type column</w:t>
+              <w:t>UTF-8; use value domain described by endpoint purpose</w:t>
             </w:r>
           </w:p>
         </w:tc>
@@ -6127,32 +6147,32 @@
                 <w:rFonts w:ascii="Arial" w:hAnsi="Arial" w:eastAsia="Arial" w:cs="Tahoma"/>
                 <w:sz w:val="18"/>
               </w:rPr>
-              <w:t>impactedStoreCode</w:t>
-            </w:r>
-          </w:p>
-        </w:tc>
-        <w:tc>
-          <w:tcPr>
-            <w:tcW w:type="dxa" w:w="2520"/>
-            <w:vAlign w:val="center"/>
-          </w:tcPr>
-          <w:p>
-            <w:pPr>
-              <w:keepLines/>
-              <w:spacing w:after="0"/>
-            </w:pPr>
-            <w:r>
-              <w:rPr>
-                <w:rFonts w:ascii="Arial" w:hAnsi="Arial" w:eastAsia="Arial" w:cs="Tahoma"/>
-                <w:sz w:val="18"/>
-              </w:rPr>
-            </w:r>
-            <w:r>
-              <w:rPr>
-                <w:rFonts w:ascii="Arial" w:hAnsi="Arial" w:eastAsia="Arial" w:cs="Tahoma"/>
-                <w:sz w:val="18"/>
-              </w:rPr>
-              <w:t>string</w:t>
+              <w:t>storeTypes</w:t>
+            </w:r>
+          </w:p>
+        </w:tc>
+        <w:tc>
+          <w:tcPr>
+            <w:tcW w:type="dxa" w:w="2520"/>
+            <w:vAlign w:val="center"/>
+          </w:tcPr>
+          <w:p>
+            <w:pPr>
+              <w:keepLines/>
+              <w:spacing w:after="0"/>
+            </w:pPr>
+            <w:r>
+              <w:rPr>
+                <w:rFonts w:ascii="Arial" w:hAnsi="Arial" w:eastAsia="Arial" w:cs="Tahoma"/>
+                <w:sz w:val="18"/>
+              </w:rPr>
+            </w:r>
+            <w:r>
+              <w:rPr>
+                <w:rFonts w:ascii="Arial" w:hAnsi="Arial" w:eastAsia="Arial" w:cs="Tahoma"/>
+                <w:sz w:val="18"/>
+              </w:rPr>
+              <w:t>array&lt;string&gt;</w:t>
             </w:r>
           </w:p>
         </w:tc>
@@ -6202,7 +6222,7 @@
                 <w:rFonts w:ascii="Arial" w:hAnsi="Arial" w:eastAsia="Arial" w:cs="Tahoma"/>
                 <w:sz w:val="18"/>
               </w:rPr>
-              <w:t>exactly 5 digits; preserve leading zero</w:t>
+              <w:t>JSON array; element type shown in Type column</w:t>
             </w:r>
           </w:p>
         </w:tc>
@@ -6232,32 +6252,32 @@
                 <w:rFonts w:ascii="Arial" w:hAnsi="Arial" w:eastAsia="Arial" w:cs="Tahoma"/>
                 <w:sz w:val="18"/>
               </w:rPr>
-              <w:t>newStoreCode</w:t>
-            </w:r>
-          </w:p>
-        </w:tc>
-        <w:tc>
-          <w:tcPr>
-            <w:tcW w:type="dxa" w:w="2520"/>
-            <w:vAlign w:val="center"/>
-          </w:tcPr>
-          <w:p>
-            <w:pPr>
-              <w:keepLines/>
-              <w:spacing w:after="0"/>
-            </w:pPr>
-            <w:r>
-              <w:rPr>
-                <w:rFonts w:ascii="Arial" w:hAnsi="Arial" w:eastAsia="Arial" w:cs="Tahoma"/>
-                <w:sz w:val="18"/>
-              </w:rPr>
-            </w:r>
-            <w:r>
-              <w:rPr>
-                <w:rFonts w:ascii="Arial" w:hAnsi="Arial" w:eastAsia="Arial" w:cs="Tahoma"/>
-                <w:sz w:val="18"/>
-              </w:rPr>
-              <w:t>string</w:t>
+              <w:t>regions</w:t>
+            </w:r>
+          </w:p>
+        </w:tc>
+        <w:tc>
+          <w:tcPr>
+            <w:tcW w:type="dxa" w:w="2520"/>
+            <w:vAlign w:val="center"/>
+          </w:tcPr>
+          <w:p>
+            <w:pPr>
+              <w:keepLines/>
+              <w:spacing w:after="0"/>
+            </w:pPr>
+            <w:r>
+              <w:rPr>
+                <w:rFonts w:ascii="Arial" w:hAnsi="Arial" w:eastAsia="Arial" w:cs="Tahoma"/>
+                <w:sz w:val="18"/>
+              </w:rPr>
+            </w:r>
+            <w:r>
+              <w:rPr>
+                <w:rFonts w:ascii="Arial" w:hAnsi="Arial" w:eastAsia="Arial" w:cs="Tahoma"/>
+                <w:sz w:val="18"/>
+              </w:rPr>
+              <w:t>array&lt;string&gt;</w:t>
             </w:r>
           </w:p>
         </w:tc>
@@ -6307,7 +6327,7 @@
                 <w:rFonts w:ascii="Arial" w:hAnsi="Arial" w:eastAsia="Arial" w:cs="Tahoma"/>
                 <w:sz w:val="18"/>
               </w:rPr>
-              <w:t>exactly 5 digits; preserve leading zero</w:t>
+              <w:t>JSON array; element type shown in Type column</w:t>
             </w:r>
           </w:p>
         </w:tc>
@@ -6337,32 +6357,32 @@
                 <w:rFonts w:ascii="Arial" w:hAnsi="Arial" w:eastAsia="Arial" w:cs="Tahoma"/>
                 <w:sz w:val="18"/>
               </w:rPr>
-              <w:t>page</w:t>
-            </w:r>
-          </w:p>
-        </w:tc>
-        <w:tc>
-          <w:tcPr>
-            <w:tcW w:type="dxa" w:w="2520"/>
-            <w:vAlign w:val="center"/>
-          </w:tcPr>
-          <w:p>
-            <w:pPr>
-              <w:keepLines/>
-              <w:spacing w:after="0"/>
-            </w:pPr>
-            <w:r>
-              <w:rPr>
-                <w:rFonts w:ascii="Arial" w:hAnsi="Arial" w:eastAsia="Arial" w:cs="Tahoma"/>
-                <w:sz w:val="18"/>
-              </w:rPr>
-            </w:r>
-            <w:r>
-              <w:rPr>
-                <w:rFonts w:ascii="Arial" w:hAnsi="Arial" w:eastAsia="Arial" w:cs="Tahoma"/>
-                <w:sz w:val="18"/>
-              </w:rPr>
-              <w:t>integer</w:t>
+              <w:t>result</w:t>
+            </w:r>
+          </w:p>
+        </w:tc>
+        <w:tc>
+          <w:tcPr>
+            <w:tcW w:type="dxa" w:w="2520"/>
+            <w:vAlign w:val="center"/>
+          </w:tcPr>
+          <w:p>
+            <w:pPr>
+              <w:keepLines/>
+              <w:spacing w:after="0"/>
+            </w:pPr>
+            <w:r>
+              <w:rPr>
+                <w:rFonts w:ascii="Arial" w:hAnsi="Arial" w:eastAsia="Arial" w:cs="Tahoma"/>
+                <w:sz w:val="18"/>
+              </w:rPr>
+            </w:r>
+            <w:r>
+              <w:rPr>
+                <w:rFonts w:ascii="Arial" w:hAnsi="Arial" w:eastAsia="Arial" w:cs="Tahoma"/>
+                <w:sz w:val="18"/>
+              </w:rPr>
+              <w:t>string</w:t>
             </w:r>
           </w:p>
         </w:tc>
@@ -6412,7 +6432,7 @@
                 <w:rFonts w:ascii="Arial" w:hAnsi="Arial" w:eastAsia="Arial" w:cs="Tahoma"/>
                 <w:sz w:val="18"/>
               </w:rPr>
-              <w:t>&gt;= 1; default 1</w:t>
+              <w:t>UTF-8; use value domain described by endpoint purpose</w:t>
             </w:r>
           </w:p>
         </w:tc>
@@ -6442,6 +6462,111 @@
                 <w:rFonts w:ascii="Arial" w:hAnsi="Arial" w:eastAsia="Arial" w:cs="Tahoma"/>
                 <w:sz w:val="18"/>
               </w:rPr>
+              <w:t>page</w:t>
+            </w:r>
+          </w:p>
+        </w:tc>
+        <w:tc>
+          <w:tcPr>
+            <w:tcW w:type="dxa" w:w="2520"/>
+            <w:vAlign w:val="center"/>
+          </w:tcPr>
+          <w:p>
+            <w:pPr>
+              <w:keepLines/>
+              <w:spacing w:after="0"/>
+            </w:pPr>
+            <w:r>
+              <w:rPr>
+                <w:rFonts w:ascii="Arial" w:hAnsi="Arial" w:eastAsia="Arial" w:cs="Tahoma"/>
+                <w:sz w:val="18"/>
+              </w:rPr>
+            </w:r>
+            <w:r>
+              <w:rPr>
+                <w:rFonts w:ascii="Arial" w:hAnsi="Arial" w:eastAsia="Arial" w:cs="Tahoma"/>
+                <w:sz w:val="18"/>
+              </w:rPr>
+              <w:t>integer</w:t>
+            </w:r>
+          </w:p>
+        </w:tc>
+        <w:tc>
+          <w:tcPr>
+            <w:tcW w:type="dxa" w:w="2520"/>
+            <w:vAlign w:val="center"/>
+          </w:tcPr>
+          <w:p>
+            <w:pPr>
+              <w:keepLines/>
+              <w:spacing w:after="0"/>
+            </w:pPr>
+            <w:r>
+              <w:rPr>
+                <w:rFonts w:ascii="Arial" w:hAnsi="Arial" w:eastAsia="Arial" w:cs="Tahoma"/>
+                <w:sz w:val="18"/>
+              </w:rPr>
+            </w:r>
+            <w:r>
+              <w:rPr>
+                <w:rFonts w:ascii="Arial" w:hAnsi="Arial" w:eastAsia="Arial" w:cs="Tahoma"/>
+                <w:sz w:val="18"/>
+              </w:rPr>
+              <w:t>No</w:t>
+            </w:r>
+          </w:p>
+        </w:tc>
+        <w:tc>
+          <w:tcPr>
+            <w:tcW w:type="dxa" w:w="2520"/>
+            <w:vAlign w:val="center"/>
+          </w:tcPr>
+          <w:p>
+            <w:pPr>
+              <w:keepLines/>
+              <w:spacing w:after="0"/>
+            </w:pPr>
+            <w:r>
+              <w:rPr>
+                <w:rFonts w:ascii="Arial" w:hAnsi="Arial" w:eastAsia="Arial" w:cs="Tahoma"/>
+                <w:sz w:val="18"/>
+              </w:rPr>
+            </w:r>
+            <w:r>
+              <w:rPr>
+                <w:rFonts w:ascii="Arial" w:hAnsi="Arial" w:eastAsia="Arial" w:cs="Tahoma"/>
+                <w:sz w:val="18"/>
+              </w:rPr>
+              <w:t>&gt;= 1; default 1</w:t>
+            </w:r>
+          </w:p>
+        </w:tc>
+      </w:tr>
+      <w:tr>
+        <w:trPr>
+          <w:cantSplit/>
+        </w:trPr>
+        <w:tc>
+          <w:tcPr>
+            <w:tcW w:type="dxa" w:w="2520"/>
+            <w:vAlign w:val="center"/>
+          </w:tcPr>
+          <w:p>
+            <w:pPr>
+              <w:keepLines/>
+              <w:spacing w:after="0"/>
+            </w:pPr>
+            <w:r>
+              <w:rPr>
+                <w:rFonts w:ascii="Arial" w:hAnsi="Arial" w:eastAsia="Arial" w:cs="Tahoma"/>
+                <w:sz w:val="18"/>
+              </w:rPr>
+            </w:r>
+            <w:r>
+              <w:rPr>
+                <w:rFonts w:ascii="Arial" w:hAnsi="Arial" w:eastAsia="Arial" w:cs="Tahoma"/>
+                <w:sz w:val="18"/>
+              </w:rPr>
               <w:t>size</w:t>
             </w:r>
           </w:p>
@@ -6518,6 +6643,321 @@
                 <w:sz w:val="18"/>
               </w:rPr>
               <w:t>1..100; default 20</w:t>
+            </w:r>
+          </w:p>
+        </w:tc>
+      </w:tr>
+      <w:tr>
+        <w:trPr>
+          <w:cantSplit/>
+        </w:trPr>
+        <w:tc>
+          <w:tcPr>
+            <w:tcW w:type="dxa" w:w="2520"/>
+            <w:vAlign w:val="center"/>
+          </w:tcPr>
+          <w:p>
+            <w:pPr>
+              <w:keepLines/>
+              <w:spacing w:after="0"/>
+            </w:pPr>
+            <w:r>
+              <w:rPr>
+                <w:rFonts w:ascii="Arial" w:hAnsi="Arial" w:eastAsia="Arial" w:cs="Tahoma"/>
+                <w:sz w:val="18"/>
+              </w:rPr>
+            </w:r>
+            <w:r>
+              <w:rPr>
+                <w:rFonts w:ascii="Arial" w:hAnsi="Arial" w:eastAsia="Arial" w:cs="Tahoma"/>
+                <w:sz w:val="18"/>
+              </w:rPr>
+              <w:t>year</w:t>
+            </w:r>
+          </w:p>
+        </w:tc>
+        <w:tc>
+          <w:tcPr>
+            <w:tcW w:type="dxa" w:w="2520"/>
+            <w:vAlign w:val="center"/>
+          </w:tcPr>
+          <w:p>
+            <w:pPr>
+              <w:keepLines/>
+              <w:spacing w:after="0"/>
+            </w:pPr>
+            <w:r>
+              <w:rPr>
+                <w:rFonts w:ascii="Arial" w:hAnsi="Arial" w:eastAsia="Arial" w:cs="Tahoma"/>
+                <w:sz w:val="18"/>
+              </w:rPr>
+            </w:r>
+            <w:r>
+              <w:rPr>
+                <w:rFonts w:ascii="Arial" w:hAnsi="Arial" w:eastAsia="Arial" w:cs="Tahoma"/>
+                <w:sz w:val="18"/>
+              </w:rPr>
+              <w:t>integer</w:t>
+            </w:r>
+          </w:p>
+        </w:tc>
+        <w:tc>
+          <w:tcPr>
+            <w:tcW w:type="dxa" w:w="2520"/>
+            <w:vAlign w:val="center"/>
+          </w:tcPr>
+          <w:p>
+            <w:pPr>
+              <w:keepLines/>
+              <w:spacing w:after="0"/>
+            </w:pPr>
+            <w:r>
+              <w:rPr>
+                <w:rFonts w:ascii="Arial" w:hAnsi="Arial" w:eastAsia="Arial" w:cs="Tahoma"/>
+                <w:sz w:val="18"/>
+              </w:rPr>
+            </w:r>
+            <w:r>
+              <w:rPr>
+                <w:rFonts w:ascii="Arial" w:hAnsi="Arial" w:eastAsia="Arial" w:cs="Tahoma"/>
+                <w:sz w:val="18"/>
+              </w:rPr>
+              <w:t>Yes</w:t>
+            </w:r>
+          </w:p>
+        </w:tc>
+        <w:tc>
+          <w:tcPr>
+            <w:tcW w:type="dxa" w:w="2520"/>
+            <w:vAlign w:val="center"/>
+          </w:tcPr>
+          <w:p>
+            <w:pPr>
+              <w:keepLines/>
+              <w:spacing w:after="0"/>
+            </w:pPr>
+            <w:r>
+              <w:rPr>
+                <w:rFonts w:ascii="Arial" w:hAnsi="Arial" w:eastAsia="Arial" w:cs="Tahoma"/>
+                <w:sz w:val="18"/>
+              </w:rPr>
+            </w:r>
+            <w:r>
+              <w:rPr>
+                <w:rFonts w:ascii="Arial" w:hAnsi="Arial" w:eastAsia="Arial" w:cs="Tahoma"/>
+                <w:sz w:val="18"/>
+              </w:rPr>
+              <w:t>UTF-8; use value domain described by endpoint purpose</w:t>
+            </w:r>
+          </w:p>
+        </w:tc>
+      </w:tr>
+      <w:tr>
+        <w:trPr>
+          <w:cantSplit/>
+        </w:trPr>
+        <w:tc>
+          <w:tcPr>
+            <w:tcW w:type="dxa" w:w="2520"/>
+            <w:vAlign w:val="center"/>
+          </w:tcPr>
+          <w:p>
+            <w:pPr>
+              <w:keepLines/>
+              <w:spacing w:after="0"/>
+            </w:pPr>
+            <w:r>
+              <w:rPr>
+                <w:rFonts w:ascii="Arial" w:hAnsi="Arial" w:eastAsia="Arial" w:cs="Tahoma"/>
+                <w:sz w:val="18"/>
+              </w:rPr>
+            </w:r>
+            <w:r>
+              <w:rPr>
+                <w:rFonts w:ascii="Arial" w:hAnsi="Arial" w:eastAsia="Arial" w:cs="Tahoma"/>
+                <w:sz w:val="18"/>
+              </w:rPr>
+              <w:t>region</w:t>
+            </w:r>
+          </w:p>
+        </w:tc>
+        <w:tc>
+          <w:tcPr>
+            <w:tcW w:type="dxa" w:w="2520"/>
+            <w:vAlign w:val="center"/>
+          </w:tcPr>
+          <w:p>
+            <w:pPr>
+              <w:keepLines/>
+              <w:spacing w:after="0"/>
+            </w:pPr>
+            <w:r>
+              <w:rPr>
+                <w:rFonts w:ascii="Arial" w:hAnsi="Arial" w:eastAsia="Arial" w:cs="Tahoma"/>
+                <w:sz w:val="18"/>
+              </w:rPr>
+            </w:r>
+            <w:r>
+              <w:rPr>
+                <w:rFonts w:ascii="Arial" w:hAnsi="Arial" w:eastAsia="Arial" w:cs="Tahoma"/>
+                <w:sz w:val="18"/>
+              </w:rPr>
+              <w:t>array&lt;string&gt;</w:t>
+            </w:r>
+          </w:p>
+        </w:tc>
+        <w:tc>
+          <w:tcPr>
+            <w:tcW w:type="dxa" w:w="2520"/>
+            <w:vAlign w:val="center"/>
+          </w:tcPr>
+          <w:p>
+            <w:pPr>
+              <w:keepLines/>
+              <w:spacing w:after="0"/>
+            </w:pPr>
+            <w:r>
+              <w:rPr>
+                <w:rFonts w:ascii="Arial" w:hAnsi="Arial" w:eastAsia="Arial" w:cs="Tahoma"/>
+                <w:sz w:val="18"/>
+              </w:rPr>
+            </w:r>
+            <w:r>
+              <w:rPr>
+                <w:rFonts w:ascii="Arial" w:hAnsi="Arial" w:eastAsia="Arial" w:cs="Tahoma"/>
+                <w:sz w:val="18"/>
+              </w:rPr>
+              <w:t>No</w:t>
+            </w:r>
+          </w:p>
+        </w:tc>
+        <w:tc>
+          <w:tcPr>
+            <w:tcW w:type="dxa" w:w="2520"/>
+            <w:vAlign w:val="center"/>
+          </w:tcPr>
+          <w:p>
+            <w:pPr>
+              <w:keepLines/>
+              <w:spacing w:after="0"/>
+            </w:pPr>
+            <w:r>
+              <w:rPr>
+                <w:rFonts w:ascii="Arial" w:hAnsi="Arial" w:eastAsia="Arial" w:cs="Tahoma"/>
+                <w:sz w:val="18"/>
+              </w:rPr>
+            </w:r>
+            <w:r>
+              <w:rPr>
+                <w:rFonts w:ascii="Arial" w:hAnsi="Arial" w:eastAsia="Arial" w:cs="Tahoma"/>
+                <w:sz w:val="18"/>
+              </w:rPr>
+              <w:t>JSON array; element type shown in Type column</w:t>
+            </w:r>
+          </w:p>
+        </w:tc>
+      </w:tr>
+      <w:tr>
+        <w:trPr>
+          <w:cantSplit/>
+        </w:trPr>
+        <w:tc>
+          <w:tcPr>
+            <w:tcW w:type="dxa" w:w="2520"/>
+            <w:vAlign w:val="center"/>
+          </w:tcPr>
+          <w:p>
+            <w:pPr>
+              <w:keepLines/>
+              <w:spacing w:after="0"/>
+            </w:pPr>
+            <w:r>
+              <w:rPr>
+                <w:rFonts w:ascii="Arial" w:hAnsi="Arial" w:eastAsia="Arial" w:cs="Tahoma"/>
+                <w:sz w:val="18"/>
+              </w:rPr>
+            </w:r>
+            <w:r>
+              <w:rPr>
+                <w:rFonts w:ascii="Arial" w:hAnsi="Arial" w:eastAsia="Arial" w:cs="Tahoma"/>
+                <w:sz w:val="18"/>
+              </w:rPr>
+              <w:t>storeType</w:t>
+            </w:r>
+          </w:p>
+        </w:tc>
+        <w:tc>
+          <w:tcPr>
+            <w:tcW w:type="dxa" w:w="2520"/>
+            <w:vAlign w:val="center"/>
+          </w:tcPr>
+          <w:p>
+            <w:pPr>
+              <w:keepLines/>
+              <w:spacing w:after="0"/>
+            </w:pPr>
+            <w:r>
+              <w:rPr>
+                <w:rFonts w:ascii="Arial" w:hAnsi="Arial" w:eastAsia="Arial" w:cs="Tahoma"/>
+                <w:sz w:val="18"/>
+              </w:rPr>
+            </w:r>
+            <w:r>
+              <w:rPr>
+                <w:rFonts w:ascii="Arial" w:hAnsi="Arial" w:eastAsia="Arial" w:cs="Tahoma"/>
+                <w:sz w:val="18"/>
+              </w:rPr>
+              <w:t>array&lt;string&gt;</w:t>
+            </w:r>
+          </w:p>
+        </w:tc>
+        <w:tc>
+          <w:tcPr>
+            <w:tcW w:type="dxa" w:w="2520"/>
+            <w:vAlign w:val="center"/>
+          </w:tcPr>
+          <w:p>
+            <w:pPr>
+              <w:keepLines/>
+              <w:spacing w:after="0"/>
+            </w:pPr>
+            <w:r>
+              <w:rPr>
+                <w:rFonts w:ascii="Arial" w:hAnsi="Arial" w:eastAsia="Arial" w:cs="Tahoma"/>
+                <w:sz w:val="18"/>
+              </w:rPr>
+            </w:r>
+            <w:r>
+              <w:rPr>
+                <w:rFonts w:ascii="Arial" w:hAnsi="Arial" w:eastAsia="Arial" w:cs="Tahoma"/>
+                <w:sz w:val="18"/>
+              </w:rPr>
+              <w:t>No</w:t>
+            </w:r>
+          </w:p>
+        </w:tc>
+        <w:tc>
+          <w:tcPr>
+            <w:tcW w:type="dxa" w:w="2520"/>
+            <w:vAlign w:val="center"/>
+          </w:tcPr>
+          <w:p>
+            <w:pPr>
+              <w:keepLines/>
+              <w:spacing w:after="0"/>
+            </w:pPr>
+            <w:r>
+              <w:rPr>
+                <w:rFonts w:ascii="Arial" w:hAnsi="Arial" w:eastAsia="Arial" w:cs="Tahoma"/>
+                <w:sz w:val="18"/>
+              </w:rPr>
+            </w:r>
+            <w:r>
+              <w:rPr>
+                <w:rFonts w:ascii="Arial" w:hAnsi="Arial" w:eastAsia="Arial" w:cs="Tahoma"/>
+                <w:sz w:val="18"/>
+              </w:rPr>
+              <w:t>JSON array; element type shown in Type column</w:t>
             </w:r>
           </w:p>
         </w:tc>
@@ -6587,9 +7027,55 @@
               <w:br/>
               <w:t xml:space="preserve">  "size": 20,</w:t>
               <w:br/>
-              <w:t xml:space="preserve">  "total": 0,</w:t>
+              <w:t xml:space="preserve">  "total": 10,</w:t>
               <w:br/>
-              <w:t xml:space="preserve">  "items": []</w:t>
+              <w:t xml:space="preserve">  "summary": {</w:t>
+              <w:br/>
+              <w:t xml:space="preserve">    "totalItems": 10,</w:t>
+              <w:br/>
+              <w:t xml:space="preserve">    "totalCompensationAmount": 439100.0,</w:t>
+              <w:br/>
+              <w:t xml:space="preserve">    "overThresholdItems": 3,</w:t>
+              <w:br/>
+              <w:t xml:space="preserve">    "abnormalSalesItems": 2</w:t>
+              <w:br/>
+              <w:t xml:space="preserve">  },</w:t>
+              <w:br/>
+              <w:t xml:space="preserve">  "items": [</w:t>
+              <w:br/>
+              <w:t xml:space="preserve">    {</w:t>
+              <w:br/>
+              <w:t xml:space="preserve">      "impactedStoreCode": "00788",</w:t>
+              <w:br/>
+              <w:t xml:space="preserve">      "impactedStoreName": "รัตนอุทิศ ซ.13",</w:t>
+              <w:br/>
+              <w:t xml:space="preserve">      "impactedRegion": "RSU",</w:t>
+              <w:br/>
+              <w:t xml:space="preserve">      "impactedStoreType": "B",</w:t>
+              <w:br/>
+              <w:t xml:space="preserve">      "impactMonth": "2026-05",</w:t>
+              <w:br/>
+              <w:t xml:space="preserve">      "periodStatement": "2026-06-07",</w:t>
+              <w:br/>
+              <w:t xml:space="preserve">      "newStoreCode": "00990",</w:t>
+              <w:br/>
+              <w:t xml:space="preserve">      "newStoreName": "เซเว่นฯ รัตนาธิเบศร์ 12",</w:t>
+              <w:br/>
+              <w:t xml:space="preserve">      "newRegion": "RSU",</w:t>
+              <w:br/>
+              <w:t xml:space="preserve">      "newStoreType": "A",</w:t>
+              <w:br/>
+              <w:t xml:space="preserve">      "compensationAmount": 48200.0,</w:t>
+              <w:br/>
+              <w:t xml:space="preserve">      "roundNo": 1,</w:t>
+              <w:br/>
+              <w:t xml:space="preserve">      "createdDate": "2026-06-12",</w:t>
+              <w:br/>
+              <w:t xml:space="preserve">      "docNo": "2026/00123"</w:t>
+              <w:br/>
+              <w:t xml:space="preserve">    }</w:t>
+              <w:br/>
+              <w:t xml:space="preserve">  ]</w:t>
               <w:br/>
               <w:t>}</w:t>
             </w:r>
@@ -7055,6 +7541,531 @@
                 <w:rFonts w:ascii="Arial" w:hAnsi="Arial" w:eastAsia="Arial" w:cs="Tahoma"/>
                 <w:sz w:val="18"/>
               </w:rPr>
+              <w:t>summary</w:t>
+            </w:r>
+          </w:p>
+        </w:tc>
+        <w:tc>
+          <w:tcPr>
+            <w:tcW w:type="dxa" w:w="2520"/>
+            <w:vAlign w:val="center"/>
+          </w:tcPr>
+          <w:p>
+            <w:pPr>
+              <w:keepLines/>
+              <w:spacing w:after="0"/>
+            </w:pPr>
+            <w:r>
+              <w:rPr>
+                <w:rFonts w:ascii="Arial" w:hAnsi="Arial" w:eastAsia="Arial" w:cs="Tahoma"/>
+                <w:sz w:val="18"/>
+              </w:rPr>
+            </w:r>
+            <w:r>
+              <w:rPr>
+                <w:rFonts w:ascii="Arial" w:hAnsi="Arial" w:eastAsia="Arial" w:cs="Tahoma"/>
+                <w:sz w:val="18"/>
+              </w:rPr>
+              <w:t>object</w:t>
+            </w:r>
+          </w:p>
+        </w:tc>
+        <w:tc>
+          <w:tcPr>
+            <w:tcW w:type="dxa" w:w="2520"/>
+            <w:vAlign w:val="center"/>
+          </w:tcPr>
+          <w:p>
+            <w:pPr>
+              <w:keepLines/>
+              <w:spacing w:after="0"/>
+            </w:pPr>
+            <w:r>
+              <w:rPr>
+                <w:rFonts w:ascii="Arial" w:hAnsi="Arial" w:eastAsia="Arial" w:cs="Tahoma"/>
+                <w:sz w:val="18"/>
+              </w:rPr>
+            </w:r>
+            <w:r>
+              <w:rPr>
+                <w:rFonts w:ascii="Arial" w:hAnsi="Arial" w:eastAsia="Arial" w:cs="Tahoma"/>
+                <w:sz w:val="18"/>
+              </w:rPr>
+              <w:t>Yes</w:t>
+            </w:r>
+          </w:p>
+        </w:tc>
+        <w:tc>
+          <w:tcPr>
+            <w:tcW w:type="dxa" w:w="2520"/>
+            <w:vAlign w:val="center"/>
+          </w:tcPr>
+          <w:p>
+            <w:pPr>
+              <w:keepLines/>
+              <w:spacing w:after="0"/>
+            </w:pPr>
+            <w:r>
+              <w:rPr>
+                <w:rFonts w:ascii="Arial" w:hAnsi="Arial" w:eastAsia="Arial" w:cs="Tahoma"/>
+                <w:sz w:val="18"/>
+              </w:rPr>
+            </w:r>
+            <w:r>
+              <w:rPr>
+                <w:rFonts w:ascii="Arial" w:hAnsi="Arial" w:eastAsia="Arial" w:cs="Tahoma"/>
+                <w:sz w:val="18"/>
+              </w:rPr>
+              <w:t>JSON object; nested fields listed below</w:t>
+            </w:r>
+          </w:p>
+        </w:tc>
+      </w:tr>
+      <w:tr>
+        <w:trPr>
+          <w:cantSplit/>
+        </w:trPr>
+        <w:tc>
+          <w:tcPr>
+            <w:tcW w:type="dxa" w:w="2520"/>
+            <w:vAlign w:val="center"/>
+          </w:tcPr>
+          <w:p>
+            <w:pPr>
+              <w:keepLines/>
+              <w:spacing w:after="0"/>
+            </w:pPr>
+            <w:r>
+              <w:rPr>
+                <w:rFonts w:ascii="Arial" w:hAnsi="Arial" w:eastAsia="Arial" w:cs="Tahoma"/>
+                <w:sz w:val="18"/>
+              </w:rPr>
+            </w:r>
+            <w:r>
+              <w:rPr>
+                <w:rFonts w:ascii="Arial" w:hAnsi="Arial" w:eastAsia="Arial" w:cs="Tahoma"/>
+                <w:sz w:val="18"/>
+              </w:rPr>
+              <w:t>summary.totalItems</w:t>
+            </w:r>
+          </w:p>
+        </w:tc>
+        <w:tc>
+          <w:tcPr>
+            <w:tcW w:type="dxa" w:w="2520"/>
+            <w:vAlign w:val="center"/>
+          </w:tcPr>
+          <w:p>
+            <w:pPr>
+              <w:keepLines/>
+              <w:spacing w:after="0"/>
+            </w:pPr>
+            <w:r>
+              <w:rPr>
+                <w:rFonts w:ascii="Arial" w:hAnsi="Arial" w:eastAsia="Arial" w:cs="Tahoma"/>
+                <w:sz w:val="18"/>
+              </w:rPr>
+            </w:r>
+            <w:r>
+              <w:rPr>
+                <w:rFonts w:ascii="Arial" w:hAnsi="Arial" w:eastAsia="Arial" w:cs="Tahoma"/>
+                <w:sz w:val="18"/>
+              </w:rPr>
+              <w:t>integer</w:t>
+            </w:r>
+          </w:p>
+        </w:tc>
+        <w:tc>
+          <w:tcPr>
+            <w:tcW w:type="dxa" w:w="2520"/>
+            <w:vAlign w:val="center"/>
+          </w:tcPr>
+          <w:p>
+            <w:pPr>
+              <w:keepLines/>
+              <w:spacing w:after="0"/>
+            </w:pPr>
+            <w:r>
+              <w:rPr>
+                <w:rFonts w:ascii="Arial" w:hAnsi="Arial" w:eastAsia="Arial" w:cs="Tahoma"/>
+                <w:sz w:val="18"/>
+              </w:rPr>
+            </w:r>
+            <w:r>
+              <w:rPr>
+                <w:rFonts w:ascii="Arial" w:hAnsi="Arial" w:eastAsia="Arial" w:cs="Tahoma"/>
+                <w:sz w:val="18"/>
+              </w:rPr>
+              <w:t>Yes</w:t>
+            </w:r>
+          </w:p>
+        </w:tc>
+        <w:tc>
+          <w:tcPr>
+            <w:tcW w:type="dxa" w:w="2520"/>
+            <w:vAlign w:val="center"/>
+          </w:tcPr>
+          <w:p>
+            <w:pPr>
+              <w:keepLines/>
+              <w:spacing w:after="0"/>
+            </w:pPr>
+            <w:r>
+              <w:rPr>
+                <w:rFonts w:ascii="Arial" w:hAnsi="Arial" w:eastAsia="Arial" w:cs="Tahoma"/>
+                <w:sz w:val="18"/>
+              </w:rPr>
+            </w:r>
+            <w:r>
+              <w:rPr>
+                <w:rFonts w:ascii="Arial" w:hAnsi="Arial" w:eastAsia="Arial" w:cs="Tahoma"/>
+                <w:sz w:val="18"/>
+              </w:rPr>
+              <w:t>UTF-8; use value domain described by endpoint purpose</w:t>
+            </w:r>
+          </w:p>
+        </w:tc>
+      </w:tr>
+      <w:tr>
+        <w:trPr>
+          <w:cantSplit/>
+        </w:trPr>
+        <w:tc>
+          <w:tcPr>
+            <w:tcW w:type="dxa" w:w="2520"/>
+            <w:vAlign w:val="center"/>
+          </w:tcPr>
+          <w:p>
+            <w:pPr>
+              <w:keepLines/>
+              <w:spacing w:after="0"/>
+            </w:pPr>
+            <w:r>
+              <w:rPr>
+                <w:rFonts w:ascii="Arial" w:hAnsi="Arial" w:eastAsia="Arial" w:cs="Tahoma"/>
+                <w:sz w:val="18"/>
+              </w:rPr>
+            </w:r>
+            <w:r>
+              <w:rPr>
+                <w:rFonts w:ascii="Arial" w:hAnsi="Arial" w:eastAsia="Arial" w:cs="Tahoma"/>
+                <w:sz w:val="18"/>
+              </w:rPr>
+              <w:t>summary.totalCompensationAmount</w:t>
+            </w:r>
+          </w:p>
+        </w:tc>
+        <w:tc>
+          <w:tcPr>
+            <w:tcW w:type="dxa" w:w="2520"/>
+            <w:vAlign w:val="center"/>
+          </w:tcPr>
+          <w:p>
+            <w:pPr>
+              <w:keepLines/>
+              <w:spacing w:after="0"/>
+            </w:pPr>
+            <w:r>
+              <w:rPr>
+                <w:rFonts w:ascii="Arial" w:hAnsi="Arial" w:eastAsia="Arial" w:cs="Tahoma"/>
+                <w:sz w:val="18"/>
+              </w:rPr>
+            </w:r>
+            <w:r>
+              <w:rPr>
+                <w:rFonts w:ascii="Arial" w:hAnsi="Arial" w:eastAsia="Arial" w:cs="Tahoma"/>
+                <w:sz w:val="18"/>
+              </w:rPr>
+              <w:t>number</w:t>
+            </w:r>
+          </w:p>
+        </w:tc>
+        <w:tc>
+          <w:tcPr>
+            <w:tcW w:type="dxa" w:w="2520"/>
+            <w:vAlign w:val="center"/>
+          </w:tcPr>
+          <w:p>
+            <w:pPr>
+              <w:keepLines/>
+              <w:spacing w:after="0"/>
+            </w:pPr>
+            <w:r>
+              <w:rPr>
+                <w:rFonts w:ascii="Arial" w:hAnsi="Arial" w:eastAsia="Arial" w:cs="Tahoma"/>
+                <w:sz w:val="18"/>
+              </w:rPr>
+            </w:r>
+            <w:r>
+              <w:rPr>
+                <w:rFonts w:ascii="Arial" w:hAnsi="Arial" w:eastAsia="Arial" w:cs="Tahoma"/>
+                <w:sz w:val="18"/>
+              </w:rPr>
+              <w:t>Yes</w:t>
+            </w:r>
+          </w:p>
+        </w:tc>
+        <w:tc>
+          <w:tcPr>
+            <w:tcW w:type="dxa" w:w="2520"/>
+            <w:vAlign w:val="center"/>
+          </w:tcPr>
+          <w:p>
+            <w:pPr>
+              <w:keepLines/>
+              <w:spacing w:after="0"/>
+            </w:pPr>
+            <w:r>
+              <w:rPr>
+                <w:rFonts w:ascii="Arial" w:hAnsi="Arial" w:eastAsia="Arial" w:cs="Tahoma"/>
+                <w:sz w:val="18"/>
+              </w:rPr>
+            </w:r>
+            <w:r>
+              <w:rPr>
+                <w:rFonts w:ascii="Arial" w:hAnsi="Arial" w:eastAsia="Arial" w:cs="Tahoma"/>
+                <w:sz w:val="18"/>
+              </w:rPr>
+              <w:t>number &gt;= 0 with 2 decimals</w:t>
+            </w:r>
+          </w:p>
+        </w:tc>
+      </w:tr>
+      <w:tr>
+        <w:trPr>
+          <w:cantSplit/>
+        </w:trPr>
+        <w:tc>
+          <w:tcPr>
+            <w:tcW w:type="dxa" w:w="2520"/>
+            <w:vAlign w:val="center"/>
+          </w:tcPr>
+          <w:p>
+            <w:pPr>
+              <w:keepLines/>
+              <w:spacing w:after="0"/>
+            </w:pPr>
+            <w:r>
+              <w:rPr>
+                <w:rFonts w:ascii="Arial" w:hAnsi="Arial" w:eastAsia="Arial" w:cs="Tahoma"/>
+                <w:sz w:val="18"/>
+              </w:rPr>
+            </w:r>
+            <w:r>
+              <w:rPr>
+                <w:rFonts w:ascii="Arial" w:hAnsi="Arial" w:eastAsia="Arial" w:cs="Tahoma"/>
+                <w:sz w:val="18"/>
+              </w:rPr>
+              <w:t>summary.overThresholdItems</w:t>
+            </w:r>
+          </w:p>
+        </w:tc>
+        <w:tc>
+          <w:tcPr>
+            <w:tcW w:type="dxa" w:w="2520"/>
+            <w:vAlign w:val="center"/>
+          </w:tcPr>
+          <w:p>
+            <w:pPr>
+              <w:keepLines/>
+              <w:spacing w:after="0"/>
+            </w:pPr>
+            <w:r>
+              <w:rPr>
+                <w:rFonts w:ascii="Arial" w:hAnsi="Arial" w:eastAsia="Arial" w:cs="Tahoma"/>
+                <w:sz w:val="18"/>
+              </w:rPr>
+            </w:r>
+            <w:r>
+              <w:rPr>
+                <w:rFonts w:ascii="Arial" w:hAnsi="Arial" w:eastAsia="Arial" w:cs="Tahoma"/>
+                <w:sz w:val="18"/>
+              </w:rPr>
+              <w:t>integer</w:t>
+            </w:r>
+          </w:p>
+        </w:tc>
+        <w:tc>
+          <w:tcPr>
+            <w:tcW w:type="dxa" w:w="2520"/>
+            <w:vAlign w:val="center"/>
+          </w:tcPr>
+          <w:p>
+            <w:pPr>
+              <w:keepLines/>
+              <w:spacing w:after="0"/>
+            </w:pPr>
+            <w:r>
+              <w:rPr>
+                <w:rFonts w:ascii="Arial" w:hAnsi="Arial" w:eastAsia="Arial" w:cs="Tahoma"/>
+                <w:sz w:val="18"/>
+              </w:rPr>
+            </w:r>
+            <w:r>
+              <w:rPr>
+                <w:rFonts w:ascii="Arial" w:hAnsi="Arial" w:eastAsia="Arial" w:cs="Tahoma"/>
+                <w:sz w:val="18"/>
+              </w:rPr>
+              <w:t>Yes</w:t>
+            </w:r>
+          </w:p>
+        </w:tc>
+        <w:tc>
+          <w:tcPr>
+            <w:tcW w:type="dxa" w:w="2520"/>
+            <w:vAlign w:val="center"/>
+          </w:tcPr>
+          <w:p>
+            <w:pPr>
+              <w:keepLines/>
+              <w:spacing w:after="0"/>
+            </w:pPr>
+            <w:r>
+              <w:rPr>
+                <w:rFonts w:ascii="Arial" w:hAnsi="Arial" w:eastAsia="Arial" w:cs="Tahoma"/>
+                <w:sz w:val="18"/>
+              </w:rPr>
+            </w:r>
+            <w:r>
+              <w:rPr>
+                <w:rFonts w:ascii="Arial" w:hAnsi="Arial" w:eastAsia="Arial" w:cs="Tahoma"/>
+                <w:sz w:val="18"/>
+              </w:rPr>
+              <w:t>UTF-8; use value domain described by endpoint purpose</w:t>
+            </w:r>
+          </w:p>
+        </w:tc>
+      </w:tr>
+      <w:tr>
+        <w:trPr>
+          <w:cantSplit/>
+        </w:trPr>
+        <w:tc>
+          <w:tcPr>
+            <w:tcW w:type="dxa" w:w="2520"/>
+            <w:vAlign w:val="center"/>
+          </w:tcPr>
+          <w:p>
+            <w:pPr>
+              <w:keepLines/>
+              <w:spacing w:after="0"/>
+            </w:pPr>
+            <w:r>
+              <w:rPr>
+                <w:rFonts w:ascii="Arial" w:hAnsi="Arial" w:eastAsia="Arial" w:cs="Tahoma"/>
+                <w:sz w:val="18"/>
+              </w:rPr>
+            </w:r>
+            <w:r>
+              <w:rPr>
+                <w:rFonts w:ascii="Arial" w:hAnsi="Arial" w:eastAsia="Arial" w:cs="Tahoma"/>
+                <w:sz w:val="18"/>
+              </w:rPr>
+              <w:t>summary.abnormalSalesItems</w:t>
+            </w:r>
+          </w:p>
+        </w:tc>
+        <w:tc>
+          <w:tcPr>
+            <w:tcW w:type="dxa" w:w="2520"/>
+            <w:vAlign w:val="center"/>
+          </w:tcPr>
+          <w:p>
+            <w:pPr>
+              <w:keepLines/>
+              <w:spacing w:after="0"/>
+            </w:pPr>
+            <w:r>
+              <w:rPr>
+                <w:rFonts w:ascii="Arial" w:hAnsi="Arial" w:eastAsia="Arial" w:cs="Tahoma"/>
+                <w:sz w:val="18"/>
+              </w:rPr>
+            </w:r>
+            <w:r>
+              <w:rPr>
+                <w:rFonts w:ascii="Arial" w:hAnsi="Arial" w:eastAsia="Arial" w:cs="Tahoma"/>
+                <w:sz w:val="18"/>
+              </w:rPr>
+              <w:t>integer</w:t>
+            </w:r>
+          </w:p>
+        </w:tc>
+        <w:tc>
+          <w:tcPr>
+            <w:tcW w:type="dxa" w:w="2520"/>
+            <w:vAlign w:val="center"/>
+          </w:tcPr>
+          <w:p>
+            <w:pPr>
+              <w:keepLines/>
+              <w:spacing w:after="0"/>
+            </w:pPr>
+            <w:r>
+              <w:rPr>
+                <w:rFonts w:ascii="Arial" w:hAnsi="Arial" w:eastAsia="Arial" w:cs="Tahoma"/>
+                <w:sz w:val="18"/>
+              </w:rPr>
+            </w:r>
+            <w:r>
+              <w:rPr>
+                <w:rFonts w:ascii="Arial" w:hAnsi="Arial" w:eastAsia="Arial" w:cs="Tahoma"/>
+                <w:sz w:val="18"/>
+              </w:rPr>
+              <w:t>Yes</w:t>
+            </w:r>
+          </w:p>
+        </w:tc>
+        <w:tc>
+          <w:tcPr>
+            <w:tcW w:type="dxa" w:w="2520"/>
+            <w:vAlign w:val="center"/>
+          </w:tcPr>
+          <w:p>
+            <w:pPr>
+              <w:keepLines/>
+              <w:spacing w:after="0"/>
+            </w:pPr>
+            <w:r>
+              <w:rPr>
+                <w:rFonts w:ascii="Arial" w:hAnsi="Arial" w:eastAsia="Arial" w:cs="Tahoma"/>
+                <w:sz w:val="18"/>
+              </w:rPr>
+            </w:r>
+            <w:r>
+              <w:rPr>
+                <w:rFonts w:ascii="Arial" w:hAnsi="Arial" w:eastAsia="Arial" w:cs="Tahoma"/>
+                <w:sz w:val="18"/>
+              </w:rPr>
+              <w:t>UTF-8; use value domain described by endpoint purpose</w:t>
+            </w:r>
+          </w:p>
+        </w:tc>
+      </w:tr>
+      <w:tr>
+        <w:trPr>
+          <w:cantSplit/>
+        </w:trPr>
+        <w:tc>
+          <w:tcPr>
+            <w:tcW w:type="dxa" w:w="2520"/>
+            <w:vAlign w:val="center"/>
+          </w:tcPr>
+          <w:p>
+            <w:pPr>
+              <w:keepLines/>
+              <w:spacing w:after="0"/>
+            </w:pPr>
+            <w:r>
+              <w:rPr>
+                <w:rFonts w:ascii="Arial" w:hAnsi="Arial" w:eastAsia="Arial" w:cs="Tahoma"/>
+                <w:sz w:val="18"/>
+              </w:rPr>
+            </w:r>
+            <w:r>
+              <w:rPr>
+                <w:rFonts w:ascii="Arial" w:hAnsi="Arial" w:eastAsia="Arial" w:cs="Tahoma"/>
+                <w:sz w:val="18"/>
+              </w:rPr>
               <w:t>items</w:t>
             </w:r>
           </w:p>
@@ -7131,6 +8142,1476 @@
                 <w:sz w:val="18"/>
               </w:rPr>
               <w:t>JSON array; element type shown in Type column</w:t>
+            </w:r>
+          </w:p>
+        </w:tc>
+      </w:tr>
+      <w:tr>
+        <w:trPr>
+          <w:cantSplit/>
+        </w:trPr>
+        <w:tc>
+          <w:tcPr>
+            <w:tcW w:type="dxa" w:w="2520"/>
+            <w:vAlign w:val="center"/>
+          </w:tcPr>
+          <w:p>
+            <w:pPr>
+              <w:keepLines/>
+              <w:spacing w:after="0"/>
+            </w:pPr>
+            <w:r>
+              <w:rPr>
+                <w:rFonts w:ascii="Arial" w:hAnsi="Arial" w:eastAsia="Arial" w:cs="Tahoma"/>
+                <w:sz w:val="18"/>
+              </w:rPr>
+            </w:r>
+            <w:r>
+              <w:rPr>
+                <w:rFonts w:ascii="Arial" w:hAnsi="Arial" w:eastAsia="Arial" w:cs="Tahoma"/>
+                <w:sz w:val="18"/>
+              </w:rPr>
+              <w:t>items[].impactedStoreCode</w:t>
+            </w:r>
+          </w:p>
+        </w:tc>
+        <w:tc>
+          <w:tcPr>
+            <w:tcW w:type="dxa" w:w="2520"/>
+            <w:vAlign w:val="center"/>
+          </w:tcPr>
+          <w:p>
+            <w:pPr>
+              <w:keepLines/>
+              <w:spacing w:after="0"/>
+            </w:pPr>
+            <w:r>
+              <w:rPr>
+                <w:rFonts w:ascii="Arial" w:hAnsi="Arial" w:eastAsia="Arial" w:cs="Tahoma"/>
+                <w:sz w:val="18"/>
+              </w:rPr>
+            </w:r>
+            <w:r>
+              <w:rPr>
+                <w:rFonts w:ascii="Arial" w:hAnsi="Arial" w:eastAsia="Arial" w:cs="Tahoma"/>
+                <w:sz w:val="18"/>
+              </w:rPr>
+              <w:t>string</w:t>
+            </w:r>
+          </w:p>
+        </w:tc>
+        <w:tc>
+          <w:tcPr>
+            <w:tcW w:type="dxa" w:w="2520"/>
+            <w:vAlign w:val="center"/>
+          </w:tcPr>
+          <w:p>
+            <w:pPr>
+              <w:keepLines/>
+              <w:spacing w:after="0"/>
+            </w:pPr>
+            <w:r>
+              <w:rPr>
+                <w:rFonts w:ascii="Arial" w:hAnsi="Arial" w:eastAsia="Arial" w:cs="Tahoma"/>
+                <w:sz w:val="18"/>
+              </w:rPr>
+            </w:r>
+            <w:r>
+              <w:rPr>
+                <w:rFonts w:ascii="Arial" w:hAnsi="Arial" w:eastAsia="Arial" w:cs="Tahoma"/>
+                <w:sz w:val="18"/>
+              </w:rPr>
+              <w:t>Yes</w:t>
+            </w:r>
+          </w:p>
+        </w:tc>
+        <w:tc>
+          <w:tcPr>
+            <w:tcW w:type="dxa" w:w="2520"/>
+            <w:vAlign w:val="center"/>
+          </w:tcPr>
+          <w:p>
+            <w:pPr>
+              <w:keepLines/>
+              <w:spacing w:after="0"/>
+            </w:pPr>
+            <w:r>
+              <w:rPr>
+                <w:rFonts w:ascii="Arial" w:hAnsi="Arial" w:eastAsia="Arial" w:cs="Tahoma"/>
+                <w:sz w:val="18"/>
+              </w:rPr>
+            </w:r>
+            <w:r>
+              <w:rPr>
+                <w:rFonts w:ascii="Arial" w:hAnsi="Arial" w:eastAsia="Arial" w:cs="Tahoma"/>
+                <w:sz w:val="18"/>
+              </w:rPr>
+              <w:t>exactly 5 digits; preserve leading zero</w:t>
+            </w:r>
+          </w:p>
+        </w:tc>
+      </w:tr>
+      <w:tr>
+        <w:trPr>
+          <w:cantSplit/>
+        </w:trPr>
+        <w:tc>
+          <w:tcPr>
+            <w:tcW w:type="dxa" w:w="2520"/>
+            <w:vAlign w:val="center"/>
+          </w:tcPr>
+          <w:p>
+            <w:pPr>
+              <w:keepLines/>
+              <w:spacing w:after="0"/>
+            </w:pPr>
+            <w:r>
+              <w:rPr>
+                <w:rFonts w:ascii="Arial" w:hAnsi="Arial" w:eastAsia="Arial" w:cs="Tahoma"/>
+                <w:sz w:val="18"/>
+              </w:rPr>
+            </w:r>
+            <w:r>
+              <w:rPr>
+                <w:rFonts w:ascii="Arial" w:hAnsi="Arial" w:eastAsia="Arial" w:cs="Tahoma"/>
+                <w:sz w:val="18"/>
+              </w:rPr>
+              <w:t>items[].impactedStoreName</w:t>
+            </w:r>
+          </w:p>
+        </w:tc>
+        <w:tc>
+          <w:tcPr>
+            <w:tcW w:type="dxa" w:w="2520"/>
+            <w:vAlign w:val="center"/>
+          </w:tcPr>
+          <w:p>
+            <w:pPr>
+              <w:keepLines/>
+              <w:spacing w:after="0"/>
+            </w:pPr>
+            <w:r>
+              <w:rPr>
+                <w:rFonts w:ascii="Arial" w:hAnsi="Arial" w:eastAsia="Arial" w:cs="Tahoma"/>
+                <w:sz w:val="18"/>
+              </w:rPr>
+            </w:r>
+            <w:r>
+              <w:rPr>
+                <w:rFonts w:ascii="Arial" w:hAnsi="Arial" w:eastAsia="Arial" w:cs="Tahoma"/>
+                <w:sz w:val="18"/>
+              </w:rPr>
+              <w:t>string</w:t>
+            </w:r>
+          </w:p>
+        </w:tc>
+        <w:tc>
+          <w:tcPr>
+            <w:tcW w:type="dxa" w:w="2520"/>
+            <w:vAlign w:val="center"/>
+          </w:tcPr>
+          <w:p>
+            <w:pPr>
+              <w:keepLines/>
+              <w:spacing w:after="0"/>
+            </w:pPr>
+            <w:r>
+              <w:rPr>
+                <w:rFonts w:ascii="Arial" w:hAnsi="Arial" w:eastAsia="Arial" w:cs="Tahoma"/>
+                <w:sz w:val="18"/>
+              </w:rPr>
+            </w:r>
+            <w:r>
+              <w:rPr>
+                <w:rFonts w:ascii="Arial" w:hAnsi="Arial" w:eastAsia="Arial" w:cs="Tahoma"/>
+                <w:sz w:val="18"/>
+              </w:rPr>
+              <w:t>Yes</w:t>
+            </w:r>
+          </w:p>
+        </w:tc>
+        <w:tc>
+          <w:tcPr>
+            <w:tcW w:type="dxa" w:w="2520"/>
+            <w:vAlign w:val="center"/>
+          </w:tcPr>
+          <w:p>
+            <w:pPr>
+              <w:keepLines/>
+              <w:spacing w:after="0"/>
+            </w:pPr>
+            <w:r>
+              <w:rPr>
+                <w:rFonts w:ascii="Arial" w:hAnsi="Arial" w:eastAsia="Arial" w:cs="Tahoma"/>
+                <w:sz w:val="18"/>
+              </w:rPr>
+            </w:r>
+            <w:r>
+              <w:rPr>
+                <w:rFonts w:ascii="Arial" w:hAnsi="Arial" w:eastAsia="Arial" w:cs="Tahoma"/>
+                <w:sz w:val="18"/>
+              </w:rPr>
+              <w:t>UTF-8; use value domain described by endpoint purpose</w:t>
+            </w:r>
+          </w:p>
+        </w:tc>
+      </w:tr>
+      <w:tr>
+        <w:trPr>
+          <w:cantSplit/>
+        </w:trPr>
+        <w:tc>
+          <w:tcPr>
+            <w:tcW w:type="dxa" w:w="2520"/>
+            <w:vAlign w:val="center"/>
+          </w:tcPr>
+          <w:p>
+            <w:pPr>
+              <w:keepLines/>
+              <w:spacing w:after="0"/>
+            </w:pPr>
+            <w:r>
+              <w:rPr>
+                <w:rFonts w:ascii="Arial" w:hAnsi="Arial" w:eastAsia="Arial" w:cs="Tahoma"/>
+                <w:sz w:val="18"/>
+              </w:rPr>
+            </w:r>
+            <w:r>
+              <w:rPr>
+                <w:rFonts w:ascii="Arial" w:hAnsi="Arial" w:eastAsia="Arial" w:cs="Tahoma"/>
+                <w:sz w:val="18"/>
+              </w:rPr>
+              <w:t>items[].impactedRegion</w:t>
+            </w:r>
+          </w:p>
+        </w:tc>
+        <w:tc>
+          <w:tcPr>
+            <w:tcW w:type="dxa" w:w="2520"/>
+            <w:vAlign w:val="center"/>
+          </w:tcPr>
+          <w:p>
+            <w:pPr>
+              <w:keepLines/>
+              <w:spacing w:after="0"/>
+            </w:pPr>
+            <w:r>
+              <w:rPr>
+                <w:rFonts w:ascii="Arial" w:hAnsi="Arial" w:eastAsia="Arial" w:cs="Tahoma"/>
+                <w:sz w:val="18"/>
+              </w:rPr>
+            </w:r>
+            <w:r>
+              <w:rPr>
+                <w:rFonts w:ascii="Arial" w:hAnsi="Arial" w:eastAsia="Arial" w:cs="Tahoma"/>
+                <w:sz w:val="18"/>
+              </w:rPr>
+              <w:t>string</w:t>
+            </w:r>
+          </w:p>
+        </w:tc>
+        <w:tc>
+          <w:tcPr>
+            <w:tcW w:type="dxa" w:w="2520"/>
+            <w:vAlign w:val="center"/>
+          </w:tcPr>
+          <w:p>
+            <w:pPr>
+              <w:keepLines/>
+              <w:spacing w:after="0"/>
+            </w:pPr>
+            <w:r>
+              <w:rPr>
+                <w:rFonts w:ascii="Arial" w:hAnsi="Arial" w:eastAsia="Arial" w:cs="Tahoma"/>
+                <w:sz w:val="18"/>
+              </w:rPr>
+            </w:r>
+            <w:r>
+              <w:rPr>
+                <w:rFonts w:ascii="Arial" w:hAnsi="Arial" w:eastAsia="Arial" w:cs="Tahoma"/>
+                <w:sz w:val="18"/>
+              </w:rPr>
+              <w:t>Yes</w:t>
+            </w:r>
+          </w:p>
+        </w:tc>
+        <w:tc>
+          <w:tcPr>
+            <w:tcW w:type="dxa" w:w="2520"/>
+            <w:vAlign w:val="center"/>
+          </w:tcPr>
+          <w:p>
+            <w:pPr>
+              <w:keepLines/>
+              <w:spacing w:after="0"/>
+            </w:pPr>
+            <w:r>
+              <w:rPr>
+                <w:rFonts w:ascii="Arial" w:hAnsi="Arial" w:eastAsia="Arial" w:cs="Tahoma"/>
+                <w:sz w:val="18"/>
+              </w:rPr>
+            </w:r>
+            <w:r>
+              <w:rPr>
+                <w:rFonts w:ascii="Arial" w:hAnsi="Arial" w:eastAsia="Arial" w:cs="Tahoma"/>
+                <w:sz w:val="18"/>
+              </w:rPr>
+              <w:t>UTF-8; use value domain described by endpoint purpose</w:t>
+            </w:r>
+          </w:p>
+        </w:tc>
+      </w:tr>
+      <w:tr>
+        <w:trPr>
+          <w:cantSplit/>
+        </w:trPr>
+        <w:tc>
+          <w:tcPr>
+            <w:tcW w:type="dxa" w:w="2520"/>
+            <w:vAlign w:val="center"/>
+          </w:tcPr>
+          <w:p>
+            <w:pPr>
+              <w:keepLines/>
+              <w:spacing w:after="0"/>
+            </w:pPr>
+            <w:r>
+              <w:rPr>
+                <w:rFonts w:ascii="Arial" w:hAnsi="Arial" w:eastAsia="Arial" w:cs="Tahoma"/>
+                <w:sz w:val="18"/>
+              </w:rPr>
+            </w:r>
+            <w:r>
+              <w:rPr>
+                <w:rFonts w:ascii="Arial" w:hAnsi="Arial" w:eastAsia="Arial" w:cs="Tahoma"/>
+                <w:sz w:val="18"/>
+              </w:rPr>
+              <w:t>items[].impactedStoreType</w:t>
+            </w:r>
+          </w:p>
+        </w:tc>
+        <w:tc>
+          <w:tcPr>
+            <w:tcW w:type="dxa" w:w="2520"/>
+            <w:vAlign w:val="center"/>
+          </w:tcPr>
+          <w:p>
+            <w:pPr>
+              <w:keepLines/>
+              <w:spacing w:after="0"/>
+            </w:pPr>
+            <w:r>
+              <w:rPr>
+                <w:rFonts w:ascii="Arial" w:hAnsi="Arial" w:eastAsia="Arial" w:cs="Tahoma"/>
+                <w:sz w:val="18"/>
+              </w:rPr>
+            </w:r>
+            <w:r>
+              <w:rPr>
+                <w:rFonts w:ascii="Arial" w:hAnsi="Arial" w:eastAsia="Arial" w:cs="Tahoma"/>
+                <w:sz w:val="18"/>
+              </w:rPr>
+              <w:t>string</w:t>
+            </w:r>
+          </w:p>
+        </w:tc>
+        <w:tc>
+          <w:tcPr>
+            <w:tcW w:type="dxa" w:w="2520"/>
+            <w:vAlign w:val="center"/>
+          </w:tcPr>
+          <w:p>
+            <w:pPr>
+              <w:keepLines/>
+              <w:spacing w:after="0"/>
+            </w:pPr>
+            <w:r>
+              <w:rPr>
+                <w:rFonts w:ascii="Arial" w:hAnsi="Arial" w:eastAsia="Arial" w:cs="Tahoma"/>
+                <w:sz w:val="18"/>
+              </w:rPr>
+            </w:r>
+            <w:r>
+              <w:rPr>
+                <w:rFonts w:ascii="Arial" w:hAnsi="Arial" w:eastAsia="Arial" w:cs="Tahoma"/>
+                <w:sz w:val="18"/>
+              </w:rPr>
+              <w:t>Yes</w:t>
+            </w:r>
+          </w:p>
+        </w:tc>
+        <w:tc>
+          <w:tcPr>
+            <w:tcW w:type="dxa" w:w="2520"/>
+            <w:vAlign w:val="center"/>
+          </w:tcPr>
+          <w:p>
+            <w:pPr>
+              <w:keepLines/>
+              <w:spacing w:after="0"/>
+            </w:pPr>
+            <w:r>
+              <w:rPr>
+                <w:rFonts w:ascii="Arial" w:hAnsi="Arial" w:eastAsia="Arial" w:cs="Tahoma"/>
+                <w:sz w:val="18"/>
+              </w:rPr>
+            </w:r>
+            <w:r>
+              <w:rPr>
+                <w:rFonts w:ascii="Arial" w:hAnsi="Arial" w:eastAsia="Arial" w:cs="Tahoma"/>
+                <w:sz w:val="18"/>
+              </w:rPr>
+              <w:t>UTF-8; use value domain described by endpoint purpose</w:t>
+            </w:r>
+          </w:p>
+        </w:tc>
+      </w:tr>
+      <w:tr>
+        <w:trPr>
+          <w:cantSplit/>
+        </w:trPr>
+        <w:tc>
+          <w:tcPr>
+            <w:tcW w:type="dxa" w:w="2520"/>
+            <w:vAlign w:val="center"/>
+          </w:tcPr>
+          <w:p>
+            <w:pPr>
+              <w:keepLines/>
+              <w:spacing w:after="0"/>
+            </w:pPr>
+            <w:r>
+              <w:rPr>
+                <w:rFonts w:ascii="Arial" w:hAnsi="Arial" w:eastAsia="Arial" w:cs="Tahoma"/>
+                <w:sz w:val="18"/>
+              </w:rPr>
+            </w:r>
+            <w:r>
+              <w:rPr>
+                <w:rFonts w:ascii="Arial" w:hAnsi="Arial" w:eastAsia="Arial" w:cs="Tahoma"/>
+                <w:sz w:val="18"/>
+              </w:rPr>
+              <w:t>items[].impactMonth</w:t>
+            </w:r>
+          </w:p>
+        </w:tc>
+        <w:tc>
+          <w:tcPr>
+            <w:tcW w:type="dxa" w:w="2520"/>
+            <w:vAlign w:val="center"/>
+          </w:tcPr>
+          <w:p>
+            <w:pPr>
+              <w:keepLines/>
+              <w:spacing w:after="0"/>
+            </w:pPr>
+            <w:r>
+              <w:rPr>
+                <w:rFonts w:ascii="Arial" w:hAnsi="Arial" w:eastAsia="Arial" w:cs="Tahoma"/>
+                <w:sz w:val="18"/>
+              </w:rPr>
+            </w:r>
+            <w:r>
+              <w:rPr>
+                <w:rFonts w:ascii="Arial" w:hAnsi="Arial" w:eastAsia="Arial" w:cs="Tahoma"/>
+                <w:sz w:val="18"/>
+              </w:rPr>
+              <w:t>string</w:t>
+            </w:r>
+          </w:p>
+        </w:tc>
+        <w:tc>
+          <w:tcPr>
+            <w:tcW w:type="dxa" w:w="2520"/>
+            <w:vAlign w:val="center"/>
+          </w:tcPr>
+          <w:p>
+            <w:pPr>
+              <w:keepLines/>
+              <w:spacing w:after="0"/>
+            </w:pPr>
+            <w:r>
+              <w:rPr>
+                <w:rFonts w:ascii="Arial" w:hAnsi="Arial" w:eastAsia="Arial" w:cs="Tahoma"/>
+                <w:sz w:val="18"/>
+              </w:rPr>
+            </w:r>
+            <w:r>
+              <w:rPr>
+                <w:rFonts w:ascii="Arial" w:hAnsi="Arial" w:eastAsia="Arial" w:cs="Tahoma"/>
+                <w:sz w:val="18"/>
+              </w:rPr>
+              <w:t>Yes</w:t>
+            </w:r>
+          </w:p>
+        </w:tc>
+        <w:tc>
+          <w:tcPr>
+            <w:tcW w:type="dxa" w:w="2520"/>
+            <w:vAlign w:val="center"/>
+          </w:tcPr>
+          <w:p>
+            <w:pPr>
+              <w:keepLines/>
+              <w:spacing w:after="0"/>
+            </w:pPr>
+            <w:r>
+              <w:rPr>
+                <w:rFonts w:ascii="Arial" w:hAnsi="Arial" w:eastAsia="Arial" w:cs="Tahoma"/>
+                <w:sz w:val="18"/>
+              </w:rPr>
+            </w:r>
+            <w:r>
+              <w:rPr>
+                <w:rFonts w:ascii="Arial" w:hAnsi="Arial" w:eastAsia="Arial" w:cs="Tahoma"/>
+                <w:sz w:val="18"/>
+              </w:rPr>
+              <w:t>ISO-8601 ค.ศ.; nullable only when type includes null</w:t>
+            </w:r>
+          </w:p>
+        </w:tc>
+      </w:tr>
+      <w:tr>
+        <w:trPr>
+          <w:cantSplit/>
+        </w:trPr>
+        <w:tc>
+          <w:tcPr>
+            <w:tcW w:type="dxa" w:w="2520"/>
+            <w:vAlign w:val="center"/>
+          </w:tcPr>
+          <w:p>
+            <w:pPr>
+              <w:keepLines/>
+              <w:spacing w:after="0"/>
+            </w:pPr>
+            <w:r>
+              <w:rPr>
+                <w:rFonts w:ascii="Arial" w:hAnsi="Arial" w:eastAsia="Arial" w:cs="Tahoma"/>
+                <w:sz w:val="18"/>
+              </w:rPr>
+            </w:r>
+            <w:r>
+              <w:rPr>
+                <w:rFonts w:ascii="Arial" w:hAnsi="Arial" w:eastAsia="Arial" w:cs="Tahoma"/>
+                <w:sz w:val="18"/>
+              </w:rPr>
+              <w:t>items[].periodStatement</w:t>
+            </w:r>
+          </w:p>
+        </w:tc>
+        <w:tc>
+          <w:tcPr>
+            <w:tcW w:type="dxa" w:w="2520"/>
+            <w:vAlign w:val="center"/>
+          </w:tcPr>
+          <w:p>
+            <w:pPr>
+              <w:keepLines/>
+              <w:spacing w:after="0"/>
+            </w:pPr>
+            <w:r>
+              <w:rPr>
+                <w:rFonts w:ascii="Arial" w:hAnsi="Arial" w:eastAsia="Arial" w:cs="Tahoma"/>
+                <w:sz w:val="18"/>
+              </w:rPr>
+            </w:r>
+            <w:r>
+              <w:rPr>
+                <w:rFonts w:ascii="Arial" w:hAnsi="Arial" w:eastAsia="Arial" w:cs="Tahoma"/>
+                <w:sz w:val="18"/>
+              </w:rPr>
+              <w:t>string</w:t>
+            </w:r>
+          </w:p>
+        </w:tc>
+        <w:tc>
+          <w:tcPr>
+            <w:tcW w:type="dxa" w:w="2520"/>
+            <w:vAlign w:val="center"/>
+          </w:tcPr>
+          <w:p>
+            <w:pPr>
+              <w:keepLines/>
+              <w:spacing w:after="0"/>
+            </w:pPr>
+            <w:r>
+              <w:rPr>
+                <w:rFonts w:ascii="Arial" w:hAnsi="Arial" w:eastAsia="Arial" w:cs="Tahoma"/>
+                <w:sz w:val="18"/>
+              </w:rPr>
+            </w:r>
+            <w:r>
+              <w:rPr>
+                <w:rFonts w:ascii="Arial" w:hAnsi="Arial" w:eastAsia="Arial" w:cs="Tahoma"/>
+                <w:sz w:val="18"/>
+              </w:rPr>
+              <w:t>Yes</w:t>
+            </w:r>
+          </w:p>
+        </w:tc>
+        <w:tc>
+          <w:tcPr>
+            <w:tcW w:type="dxa" w:w="2520"/>
+            <w:vAlign w:val="center"/>
+          </w:tcPr>
+          <w:p>
+            <w:pPr>
+              <w:keepLines/>
+              <w:spacing w:after="0"/>
+            </w:pPr>
+            <w:r>
+              <w:rPr>
+                <w:rFonts w:ascii="Arial" w:hAnsi="Arial" w:eastAsia="Arial" w:cs="Tahoma"/>
+                <w:sz w:val="18"/>
+              </w:rPr>
+            </w:r>
+            <w:r>
+              <w:rPr>
+                <w:rFonts w:ascii="Arial" w:hAnsi="Arial" w:eastAsia="Arial" w:cs="Tahoma"/>
+                <w:sz w:val="18"/>
+              </w:rPr>
+              <w:t>UTF-8; use value domain described by endpoint purpose</w:t>
+            </w:r>
+          </w:p>
+        </w:tc>
+      </w:tr>
+      <w:tr>
+        <w:trPr>
+          <w:cantSplit/>
+        </w:trPr>
+        <w:tc>
+          <w:tcPr>
+            <w:tcW w:type="dxa" w:w="2520"/>
+            <w:vAlign w:val="center"/>
+          </w:tcPr>
+          <w:p>
+            <w:pPr>
+              <w:keepLines/>
+              <w:spacing w:after="0"/>
+            </w:pPr>
+            <w:r>
+              <w:rPr>
+                <w:rFonts w:ascii="Arial" w:hAnsi="Arial" w:eastAsia="Arial" w:cs="Tahoma"/>
+                <w:sz w:val="18"/>
+              </w:rPr>
+            </w:r>
+            <w:r>
+              <w:rPr>
+                <w:rFonts w:ascii="Arial" w:hAnsi="Arial" w:eastAsia="Arial" w:cs="Tahoma"/>
+                <w:sz w:val="18"/>
+              </w:rPr>
+              <w:t>items[].newStoreCode</w:t>
+            </w:r>
+          </w:p>
+        </w:tc>
+        <w:tc>
+          <w:tcPr>
+            <w:tcW w:type="dxa" w:w="2520"/>
+            <w:vAlign w:val="center"/>
+          </w:tcPr>
+          <w:p>
+            <w:pPr>
+              <w:keepLines/>
+              <w:spacing w:after="0"/>
+            </w:pPr>
+            <w:r>
+              <w:rPr>
+                <w:rFonts w:ascii="Arial" w:hAnsi="Arial" w:eastAsia="Arial" w:cs="Tahoma"/>
+                <w:sz w:val="18"/>
+              </w:rPr>
+            </w:r>
+            <w:r>
+              <w:rPr>
+                <w:rFonts w:ascii="Arial" w:hAnsi="Arial" w:eastAsia="Arial" w:cs="Tahoma"/>
+                <w:sz w:val="18"/>
+              </w:rPr>
+              <w:t>string</w:t>
+            </w:r>
+          </w:p>
+        </w:tc>
+        <w:tc>
+          <w:tcPr>
+            <w:tcW w:type="dxa" w:w="2520"/>
+            <w:vAlign w:val="center"/>
+          </w:tcPr>
+          <w:p>
+            <w:pPr>
+              <w:keepLines/>
+              <w:spacing w:after="0"/>
+            </w:pPr>
+            <w:r>
+              <w:rPr>
+                <w:rFonts w:ascii="Arial" w:hAnsi="Arial" w:eastAsia="Arial" w:cs="Tahoma"/>
+                <w:sz w:val="18"/>
+              </w:rPr>
+            </w:r>
+            <w:r>
+              <w:rPr>
+                <w:rFonts w:ascii="Arial" w:hAnsi="Arial" w:eastAsia="Arial" w:cs="Tahoma"/>
+                <w:sz w:val="18"/>
+              </w:rPr>
+              <w:t>Yes</w:t>
+            </w:r>
+          </w:p>
+        </w:tc>
+        <w:tc>
+          <w:tcPr>
+            <w:tcW w:type="dxa" w:w="2520"/>
+            <w:vAlign w:val="center"/>
+          </w:tcPr>
+          <w:p>
+            <w:pPr>
+              <w:keepLines/>
+              <w:spacing w:after="0"/>
+            </w:pPr>
+            <w:r>
+              <w:rPr>
+                <w:rFonts w:ascii="Arial" w:hAnsi="Arial" w:eastAsia="Arial" w:cs="Tahoma"/>
+                <w:sz w:val="18"/>
+              </w:rPr>
+            </w:r>
+            <w:r>
+              <w:rPr>
+                <w:rFonts w:ascii="Arial" w:hAnsi="Arial" w:eastAsia="Arial" w:cs="Tahoma"/>
+                <w:sz w:val="18"/>
+              </w:rPr>
+              <w:t>exactly 5 digits; preserve leading zero</w:t>
+            </w:r>
+          </w:p>
+        </w:tc>
+      </w:tr>
+      <w:tr>
+        <w:trPr>
+          <w:cantSplit/>
+        </w:trPr>
+        <w:tc>
+          <w:tcPr>
+            <w:tcW w:type="dxa" w:w="2520"/>
+            <w:vAlign w:val="center"/>
+          </w:tcPr>
+          <w:p>
+            <w:pPr>
+              <w:keepLines/>
+              <w:spacing w:after="0"/>
+            </w:pPr>
+            <w:r>
+              <w:rPr>
+                <w:rFonts w:ascii="Arial" w:hAnsi="Arial" w:eastAsia="Arial" w:cs="Tahoma"/>
+                <w:sz w:val="18"/>
+              </w:rPr>
+            </w:r>
+            <w:r>
+              <w:rPr>
+                <w:rFonts w:ascii="Arial" w:hAnsi="Arial" w:eastAsia="Arial" w:cs="Tahoma"/>
+                <w:sz w:val="18"/>
+              </w:rPr>
+              <w:t>items[].newStoreName</w:t>
+            </w:r>
+          </w:p>
+        </w:tc>
+        <w:tc>
+          <w:tcPr>
+            <w:tcW w:type="dxa" w:w="2520"/>
+            <w:vAlign w:val="center"/>
+          </w:tcPr>
+          <w:p>
+            <w:pPr>
+              <w:keepLines/>
+              <w:spacing w:after="0"/>
+            </w:pPr>
+            <w:r>
+              <w:rPr>
+                <w:rFonts w:ascii="Arial" w:hAnsi="Arial" w:eastAsia="Arial" w:cs="Tahoma"/>
+                <w:sz w:val="18"/>
+              </w:rPr>
+            </w:r>
+            <w:r>
+              <w:rPr>
+                <w:rFonts w:ascii="Arial" w:hAnsi="Arial" w:eastAsia="Arial" w:cs="Tahoma"/>
+                <w:sz w:val="18"/>
+              </w:rPr>
+              <w:t>string</w:t>
+            </w:r>
+          </w:p>
+        </w:tc>
+        <w:tc>
+          <w:tcPr>
+            <w:tcW w:type="dxa" w:w="2520"/>
+            <w:vAlign w:val="center"/>
+          </w:tcPr>
+          <w:p>
+            <w:pPr>
+              <w:keepLines/>
+              <w:spacing w:after="0"/>
+            </w:pPr>
+            <w:r>
+              <w:rPr>
+                <w:rFonts w:ascii="Arial" w:hAnsi="Arial" w:eastAsia="Arial" w:cs="Tahoma"/>
+                <w:sz w:val="18"/>
+              </w:rPr>
+            </w:r>
+            <w:r>
+              <w:rPr>
+                <w:rFonts w:ascii="Arial" w:hAnsi="Arial" w:eastAsia="Arial" w:cs="Tahoma"/>
+                <w:sz w:val="18"/>
+              </w:rPr>
+              <w:t>Yes</w:t>
+            </w:r>
+          </w:p>
+        </w:tc>
+        <w:tc>
+          <w:tcPr>
+            <w:tcW w:type="dxa" w:w="2520"/>
+            <w:vAlign w:val="center"/>
+          </w:tcPr>
+          <w:p>
+            <w:pPr>
+              <w:keepLines/>
+              <w:spacing w:after="0"/>
+            </w:pPr>
+            <w:r>
+              <w:rPr>
+                <w:rFonts w:ascii="Arial" w:hAnsi="Arial" w:eastAsia="Arial" w:cs="Tahoma"/>
+                <w:sz w:val="18"/>
+              </w:rPr>
+            </w:r>
+            <w:r>
+              <w:rPr>
+                <w:rFonts w:ascii="Arial" w:hAnsi="Arial" w:eastAsia="Arial" w:cs="Tahoma"/>
+                <w:sz w:val="18"/>
+              </w:rPr>
+              <w:t>UTF-8; use value domain described by endpoint purpose</w:t>
+            </w:r>
+          </w:p>
+        </w:tc>
+      </w:tr>
+      <w:tr>
+        <w:trPr>
+          <w:cantSplit/>
+        </w:trPr>
+        <w:tc>
+          <w:tcPr>
+            <w:tcW w:type="dxa" w:w="2520"/>
+            <w:vAlign w:val="center"/>
+          </w:tcPr>
+          <w:p>
+            <w:pPr>
+              <w:keepLines/>
+              <w:spacing w:after="0"/>
+            </w:pPr>
+            <w:r>
+              <w:rPr>
+                <w:rFonts w:ascii="Arial" w:hAnsi="Arial" w:eastAsia="Arial" w:cs="Tahoma"/>
+                <w:sz w:val="18"/>
+              </w:rPr>
+            </w:r>
+            <w:r>
+              <w:rPr>
+                <w:rFonts w:ascii="Arial" w:hAnsi="Arial" w:eastAsia="Arial" w:cs="Tahoma"/>
+                <w:sz w:val="18"/>
+              </w:rPr>
+              <w:t>items[].newRegion</w:t>
+            </w:r>
+          </w:p>
+        </w:tc>
+        <w:tc>
+          <w:tcPr>
+            <w:tcW w:type="dxa" w:w="2520"/>
+            <w:vAlign w:val="center"/>
+          </w:tcPr>
+          <w:p>
+            <w:pPr>
+              <w:keepLines/>
+              <w:spacing w:after="0"/>
+            </w:pPr>
+            <w:r>
+              <w:rPr>
+                <w:rFonts w:ascii="Arial" w:hAnsi="Arial" w:eastAsia="Arial" w:cs="Tahoma"/>
+                <w:sz w:val="18"/>
+              </w:rPr>
+            </w:r>
+            <w:r>
+              <w:rPr>
+                <w:rFonts w:ascii="Arial" w:hAnsi="Arial" w:eastAsia="Arial" w:cs="Tahoma"/>
+                <w:sz w:val="18"/>
+              </w:rPr>
+              <w:t>string</w:t>
+            </w:r>
+          </w:p>
+        </w:tc>
+        <w:tc>
+          <w:tcPr>
+            <w:tcW w:type="dxa" w:w="2520"/>
+            <w:vAlign w:val="center"/>
+          </w:tcPr>
+          <w:p>
+            <w:pPr>
+              <w:keepLines/>
+              <w:spacing w:after="0"/>
+            </w:pPr>
+            <w:r>
+              <w:rPr>
+                <w:rFonts w:ascii="Arial" w:hAnsi="Arial" w:eastAsia="Arial" w:cs="Tahoma"/>
+                <w:sz w:val="18"/>
+              </w:rPr>
+            </w:r>
+            <w:r>
+              <w:rPr>
+                <w:rFonts w:ascii="Arial" w:hAnsi="Arial" w:eastAsia="Arial" w:cs="Tahoma"/>
+                <w:sz w:val="18"/>
+              </w:rPr>
+              <w:t>Yes</w:t>
+            </w:r>
+          </w:p>
+        </w:tc>
+        <w:tc>
+          <w:tcPr>
+            <w:tcW w:type="dxa" w:w="2520"/>
+            <w:vAlign w:val="center"/>
+          </w:tcPr>
+          <w:p>
+            <w:pPr>
+              <w:keepLines/>
+              <w:spacing w:after="0"/>
+            </w:pPr>
+            <w:r>
+              <w:rPr>
+                <w:rFonts w:ascii="Arial" w:hAnsi="Arial" w:eastAsia="Arial" w:cs="Tahoma"/>
+                <w:sz w:val="18"/>
+              </w:rPr>
+            </w:r>
+            <w:r>
+              <w:rPr>
+                <w:rFonts w:ascii="Arial" w:hAnsi="Arial" w:eastAsia="Arial" w:cs="Tahoma"/>
+                <w:sz w:val="18"/>
+              </w:rPr>
+              <w:t>UTF-8; use value domain described by endpoint purpose</w:t>
+            </w:r>
+          </w:p>
+        </w:tc>
+      </w:tr>
+      <w:tr>
+        <w:trPr>
+          <w:cantSplit/>
+        </w:trPr>
+        <w:tc>
+          <w:tcPr>
+            <w:tcW w:type="dxa" w:w="2520"/>
+            <w:vAlign w:val="center"/>
+          </w:tcPr>
+          <w:p>
+            <w:pPr>
+              <w:keepLines/>
+              <w:spacing w:after="0"/>
+            </w:pPr>
+            <w:r>
+              <w:rPr>
+                <w:rFonts w:ascii="Arial" w:hAnsi="Arial" w:eastAsia="Arial" w:cs="Tahoma"/>
+                <w:sz w:val="18"/>
+              </w:rPr>
+            </w:r>
+            <w:r>
+              <w:rPr>
+                <w:rFonts w:ascii="Arial" w:hAnsi="Arial" w:eastAsia="Arial" w:cs="Tahoma"/>
+                <w:sz w:val="18"/>
+              </w:rPr>
+              <w:t>items[].newStoreType</w:t>
+            </w:r>
+          </w:p>
+        </w:tc>
+        <w:tc>
+          <w:tcPr>
+            <w:tcW w:type="dxa" w:w="2520"/>
+            <w:vAlign w:val="center"/>
+          </w:tcPr>
+          <w:p>
+            <w:pPr>
+              <w:keepLines/>
+              <w:spacing w:after="0"/>
+            </w:pPr>
+            <w:r>
+              <w:rPr>
+                <w:rFonts w:ascii="Arial" w:hAnsi="Arial" w:eastAsia="Arial" w:cs="Tahoma"/>
+                <w:sz w:val="18"/>
+              </w:rPr>
+            </w:r>
+            <w:r>
+              <w:rPr>
+                <w:rFonts w:ascii="Arial" w:hAnsi="Arial" w:eastAsia="Arial" w:cs="Tahoma"/>
+                <w:sz w:val="18"/>
+              </w:rPr>
+              <w:t>string</w:t>
+            </w:r>
+          </w:p>
+        </w:tc>
+        <w:tc>
+          <w:tcPr>
+            <w:tcW w:type="dxa" w:w="2520"/>
+            <w:vAlign w:val="center"/>
+          </w:tcPr>
+          <w:p>
+            <w:pPr>
+              <w:keepLines/>
+              <w:spacing w:after="0"/>
+            </w:pPr>
+            <w:r>
+              <w:rPr>
+                <w:rFonts w:ascii="Arial" w:hAnsi="Arial" w:eastAsia="Arial" w:cs="Tahoma"/>
+                <w:sz w:val="18"/>
+              </w:rPr>
+            </w:r>
+            <w:r>
+              <w:rPr>
+                <w:rFonts w:ascii="Arial" w:hAnsi="Arial" w:eastAsia="Arial" w:cs="Tahoma"/>
+                <w:sz w:val="18"/>
+              </w:rPr>
+              <w:t>Yes</w:t>
+            </w:r>
+          </w:p>
+        </w:tc>
+        <w:tc>
+          <w:tcPr>
+            <w:tcW w:type="dxa" w:w="2520"/>
+            <w:vAlign w:val="center"/>
+          </w:tcPr>
+          <w:p>
+            <w:pPr>
+              <w:keepLines/>
+              <w:spacing w:after="0"/>
+            </w:pPr>
+            <w:r>
+              <w:rPr>
+                <w:rFonts w:ascii="Arial" w:hAnsi="Arial" w:eastAsia="Arial" w:cs="Tahoma"/>
+                <w:sz w:val="18"/>
+              </w:rPr>
+            </w:r>
+            <w:r>
+              <w:rPr>
+                <w:rFonts w:ascii="Arial" w:hAnsi="Arial" w:eastAsia="Arial" w:cs="Tahoma"/>
+                <w:sz w:val="18"/>
+              </w:rPr>
+              <w:t>UTF-8; use value domain described by endpoint purpose</w:t>
+            </w:r>
+          </w:p>
+        </w:tc>
+      </w:tr>
+      <w:tr>
+        <w:trPr>
+          <w:cantSplit/>
+        </w:trPr>
+        <w:tc>
+          <w:tcPr>
+            <w:tcW w:type="dxa" w:w="2520"/>
+            <w:vAlign w:val="center"/>
+          </w:tcPr>
+          <w:p>
+            <w:pPr>
+              <w:keepLines/>
+              <w:spacing w:after="0"/>
+            </w:pPr>
+            <w:r>
+              <w:rPr>
+                <w:rFonts w:ascii="Arial" w:hAnsi="Arial" w:eastAsia="Arial" w:cs="Tahoma"/>
+                <w:sz w:val="18"/>
+              </w:rPr>
+            </w:r>
+            <w:r>
+              <w:rPr>
+                <w:rFonts w:ascii="Arial" w:hAnsi="Arial" w:eastAsia="Arial" w:cs="Tahoma"/>
+                <w:sz w:val="18"/>
+              </w:rPr>
+              <w:t>items[].compensationAmount</w:t>
+            </w:r>
+          </w:p>
+        </w:tc>
+        <w:tc>
+          <w:tcPr>
+            <w:tcW w:type="dxa" w:w="2520"/>
+            <w:vAlign w:val="center"/>
+          </w:tcPr>
+          <w:p>
+            <w:pPr>
+              <w:keepLines/>
+              <w:spacing w:after="0"/>
+            </w:pPr>
+            <w:r>
+              <w:rPr>
+                <w:rFonts w:ascii="Arial" w:hAnsi="Arial" w:eastAsia="Arial" w:cs="Tahoma"/>
+                <w:sz w:val="18"/>
+              </w:rPr>
+            </w:r>
+            <w:r>
+              <w:rPr>
+                <w:rFonts w:ascii="Arial" w:hAnsi="Arial" w:eastAsia="Arial" w:cs="Tahoma"/>
+                <w:sz w:val="18"/>
+              </w:rPr>
+              <w:t>number</w:t>
+            </w:r>
+          </w:p>
+        </w:tc>
+        <w:tc>
+          <w:tcPr>
+            <w:tcW w:type="dxa" w:w="2520"/>
+            <w:vAlign w:val="center"/>
+          </w:tcPr>
+          <w:p>
+            <w:pPr>
+              <w:keepLines/>
+              <w:spacing w:after="0"/>
+            </w:pPr>
+            <w:r>
+              <w:rPr>
+                <w:rFonts w:ascii="Arial" w:hAnsi="Arial" w:eastAsia="Arial" w:cs="Tahoma"/>
+                <w:sz w:val="18"/>
+              </w:rPr>
+            </w:r>
+            <w:r>
+              <w:rPr>
+                <w:rFonts w:ascii="Arial" w:hAnsi="Arial" w:eastAsia="Arial" w:cs="Tahoma"/>
+                <w:sz w:val="18"/>
+              </w:rPr>
+              <w:t>Yes</w:t>
+            </w:r>
+          </w:p>
+        </w:tc>
+        <w:tc>
+          <w:tcPr>
+            <w:tcW w:type="dxa" w:w="2520"/>
+            <w:vAlign w:val="center"/>
+          </w:tcPr>
+          <w:p>
+            <w:pPr>
+              <w:keepLines/>
+              <w:spacing w:after="0"/>
+            </w:pPr>
+            <w:r>
+              <w:rPr>
+                <w:rFonts w:ascii="Arial" w:hAnsi="Arial" w:eastAsia="Arial" w:cs="Tahoma"/>
+                <w:sz w:val="18"/>
+              </w:rPr>
+            </w:r>
+            <w:r>
+              <w:rPr>
+                <w:rFonts w:ascii="Arial" w:hAnsi="Arial" w:eastAsia="Arial" w:cs="Tahoma"/>
+                <w:sz w:val="18"/>
+              </w:rPr>
+              <w:t>number &gt;= 0 with 2 decimals</w:t>
+            </w:r>
+          </w:p>
+        </w:tc>
+      </w:tr>
+      <w:tr>
+        <w:trPr>
+          <w:cantSplit/>
+        </w:trPr>
+        <w:tc>
+          <w:tcPr>
+            <w:tcW w:type="dxa" w:w="2520"/>
+            <w:vAlign w:val="center"/>
+          </w:tcPr>
+          <w:p>
+            <w:pPr>
+              <w:keepLines/>
+              <w:spacing w:after="0"/>
+            </w:pPr>
+            <w:r>
+              <w:rPr>
+                <w:rFonts w:ascii="Arial" w:hAnsi="Arial" w:eastAsia="Arial" w:cs="Tahoma"/>
+                <w:sz w:val="18"/>
+              </w:rPr>
+            </w:r>
+            <w:r>
+              <w:rPr>
+                <w:rFonts w:ascii="Arial" w:hAnsi="Arial" w:eastAsia="Arial" w:cs="Tahoma"/>
+                <w:sz w:val="18"/>
+              </w:rPr>
+              <w:t>items[].roundNo</w:t>
+            </w:r>
+          </w:p>
+        </w:tc>
+        <w:tc>
+          <w:tcPr>
+            <w:tcW w:type="dxa" w:w="2520"/>
+            <w:vAlign w:val="center"/>
+          </w:tcPr>
+          <w:p>
+            <w:pPr>
+              <w:keepLines/>
+              <w:spacing w:after="0"/>
+            </w:pPr>
+            <w:r>
+              <w:rPr>
+                <w:rFonts w:ascii="Arial" w:hAnsi="Arial" w:eastAsia="Arial" w:cs="Tahoma"/>
+                <w:sz w:val="18"/>
+              </w:rPr>
+            </w:r>
+            <w:r>
+              <w:rPr>
+                <w:rFonts w:ascii="Arial" w:hAnsi="Arial" w:eastAsia="Arial" w:cs="Tahoma"/>
+                <w:sz w:val="18"/>
+              </w:rPr>
+              <w:t>integer</w:t>
+            </w:r>
+          </w:p>
+        </w:tc>
+        <w:tc>
+          <w:tcPr>
+            <w:tcW w:type="dxa" w:w="2520"/>
+            <w:vAlign w:val="center"/>
+          </w:tcPr>
+          <w:p>
+            <w:pPr>
+              <w:keepLines/>
+              <w:spacing w:after="0"/>
+            </w:pPr>
+            <w:r>
+              <w:rPr>
+                <w:rFonts w:ascii="Arial" w:hAnsi="Arial" w:eastAsia="Arial" w:cs="Tahoma"/>
+                <w:sz w:val="18"/>
+              </w:rPr>
+            </w:r>
+            <w:r>
+              <w:rPr>
+                <w:rFonts w:ascii="Arial" w:hAnsi="Arial" w:eastAsia="Arial" w:cs="Tahoma"/>
+                <w:sz w:val="18"/>
+              </w:rPr>
+              <w:t>Yes</w:t>
+            </w:r>
+          </w:p>
+        </w:tc>
+        <w:tc>
+          <w:tcPr>
+            <w:tcW w:type="dxa" w:w="2520"/>
+            <w:vAlign w:val="center"/>
+          </w:tcPr>
+          <w:p>
+            <w:pPr>
+              <w:keepLines/>
+              <w:spacing w:after="0"/>
+            </w:pPr>
+            <w:r>
+              <w:rPr>
+                <w:rFonts w:ascii="Arial" w:hAnsi="Arial" w:eastAsia="Arial" w:cs="Tahoma"/>
+                <w:sz w:val="18"/>
+              </w:rPr>
+            </w:r>
+            <w:r>
+              <w:rPr>
+                <w:rFonts w:ascii="Arial" w:hAnsi="Arial" w:eastAsia="Arial" w:cs="Tahoma"/>
+                <w:sz w:val="18"/>
+              </w:rPr>
+              <w:t>UTF-8; use value domain described by endpoint purpose</w:t>
+            </w:r>
+          </w:p>
+        </w:tc>
+      </w:tr>
+      <w:tr>
+        <w:trPr>
+          <w:cantSplit/>
+        </w:trPr>
+        <w:tc>
+          <w:tcPr>
+            <w:tcW w:type="dxa" w:w="2520"/>
+            <w:vAlign w:val="center"/>
+          </w:tcPr>
+          <w:p>
+            <w:pPr>
+              <w:keepLines/>
+              <w:spacing w:after="0"/>
+            </w:pPr>
+            <w:r>
+              <w:rPr>
+                <w:rFonts w:ascii="Arial" w:hAnsi="Arial" w:eastAsia="Arial" w:cs="Tahoma"/>
+                <w:sz w:val="18"/>
+              </w:rPr>
+            </w:r>
+            <w:r>
+              <w:rPr>
+                <w:rFonts w:ascii="Arial" w:hAnsi="Arial" w:eastAsia="Arial" w:cs="Tahoma"/>
+                <w:sz w:val="18"/>
+              </w:rPr>
+              <w:t>items[].createdDate</w:t>
+            </w:r>
+          </w:p>
+        </w:tc>
+        <w:tc>
+          <w:tcPr>
+            <w:tcW w:type="dxa" w:w="2520"/>
+            <w:vAlign w:val="center"/>
+          </w:tcPr>
+          <w:p>
+            <w:pPr>
+              <w:keepLines/>
+              <w:spacing w:after="0"/>
+            </w:pPr>
+            <w:r>
+              <w:rPr>
+                <w:rFonts w:ascii="Arial" w:hAnsi="Arial" w:eastAsia="Arial" w:cs="Tahoma"/>
+                <w:sz w:val="18"/>
+              </w:rPr>
+            </w:r>
+            <w:r>
+              <w:rPr>
+                <w:rFonts w:ascii="Arial" w:hAnsi="Arial" w:eastAsia="Arial" w:cs="Tahoma"/>
+                <w:sz w:val="18"/>
+              </w:rPr>
+              <w:t>string</w:t>
+            </w:r>
+          </w:p>
+        </w:tc>
+        <w:tc>
+          <w:tcPr>
+            <w:tcW w:type="dxa" w:w="2520"/>
+            <w:vAlign w:val="center"/>
+          </w:tcPr>
+          <w:p>
+            <w:pPr>
+              <w:keepLines/>
+              <w:spacing w:after="0"/>
+            </w:pPr>
+            <w:r>
+              <w:rPr>
+                <w:rFonts w:ascii="Arial" w:hAnsi="Arial" w:eastAsia="Arial" w:cs="Tahoma"/>
+                <w:sz w:val="18"/>
+              </w:rPr>
+            </w:r>
+            <w:r>
+              <w:rPr>
+                <w:rFonts w:ascii="Arial" w:hAnsi="Arial" w:eastAsia="Arial" w:cs="Tahoma"/>
+                <w:sz w:val="18"/>
+              </w:rPr>
+              <w:t>Yes</w:t>
+            </w:r>
+          </w:p>
+        </w:tc>
+        <w:tc>
+          <w:tcPr>
+            <w:tcW w:type="dxa" w:w="2520"/>
+            <w:vAlign w:val="center"/>
+          </w:tcPr>
+          <w:p>
+            <w:pPr>
+              <w:keepLines/>
+              <w:spacing w:after="0"/>
+            </w:pPr>
+            <w:r>
+              <w:rPr>
+                <w:rFonts w:ascii="Arial" w:hAnsi="Arial" w:eastAsia="Arial" w:cs="Tahoma"/>
+                <w:sz w:val="18"/>
+              </w:rPr>
+            </w:r>
+            <w:r>
+              <w:rPr>
+                <w:rFonts w:ascii="Arial" w:hAnsi="Arial" w:eastAsia="Arial" w:cs="Tahoma"/>
+                <w:sz w:val="18"/>
+              </w:rPr>
+              <w:t>ISO-8601 ค.ศ.; nullable only when type includes null</w:t>
+            </w:r>
+          </w:p>
+        </w:tc>
+      </w:tr>
+      <w:tr>
+        <w:trPr>
+          <w:cantSplit/>
+        </w:trPr>
+        <w:tc>
+          <w:tcPr>
+            <w:tcW w:type="dxa" w:w="2520"/>
+            <w:vAlign w:val="center"/>
+          </w:tcPr>
+          <w:p>
+            <w:pPr>
+              <w:keepLines/>
+              <w:spacing w:after="0"/>
+            </w:pPr>
+            <w:r>
+              <w:rPr>
+                <w:rFonts w:ascii="Arial" w:hAnsi="Arial" w:eastAsia="Arial" w:cs="Tahoma"/>
+                <w:sz w:val="18"/>
+              </w:rPr>
+            </w:r>
+            <w:r>
+              <w:rPr>
+                <w:rFonts w:ascii="Arial" w:hAnsi="Arial" w:eastAsia="Arial" w:cs="Tahoma"/>
+                <w:sz w:val="18"/>
+              </w:rPr>
+              <w:t>items[].docNo</w:t>
+            </w:r>
+          </w:p>
+        </w:tc>
+        <w:tc>
+          <w:tcPr>
+            <w:tcW w:type="dxa" w:w="2520"/>
+            <w:vAlign w:val="center"/>
+          </w:tcPr>
+          <w:p>
+            <w:pPr>
+              <w:keepLines/>
+              <w:spacing w:after="0"/>
+            </w:pPr>
+            <w:r>
+              <w:rPr>
+                <w:rFonts w:ascii="Arial" w:hAnsi="Arial" w:eastAsia="Arial" w:cs="Tahoma"/>
+                <w:sz w:val="18"/>
+              </w:rPr>
+            </w:r>
+            <w:r>
+              <w:rPr>
+                <w:rFonts w:ascii="Arial" w:hAnsi="Arial" w:eastAsia="Arial" w:cs="Tahoma"/>
+                <w:sz w:val="18"/>
+              </w:rPr>
+              <w:t>string</w:t>
+            </w:r>
+          </w:p>
+        </w:tc>
+        <w:tc>
+          <w:tcPr>
+            <w:tcW w:type="dxa" w:w="2520"/>
+            <w:vAlign w:val="center"/>
+          </w:tcPr>
+          <w:p>
+            <w:pPr>
+              <w:keepLines/>
+              <w:spacing w:after="0"/>
+            </w:pPr>
+            <w:r>
+              <w:rPr>
+                <w:rFonts w:ascii="Arial" w:hAnsi="Arial" w:eastAsia="Arial" w:cs="Tahoma"/>
+                <w:sz w:val="18"/>
+              </w:rPr>
+            </w:r>
+            <w:r>
+              <w:rPr>
+                <w:rFonts w:ascii="Arial" w:hAnsi="Arial" w:eastAsia="Arial" w:cs="Tahoma"/>
+                <w:sz w:val="18"/>
+              </w:rPr>
+              <w:t>Yes</w:t>
+            </w:r>
+          </w:p>
+        </w:tc>
+        <w:tc>
+          <w:tcPr>
+            <w:tcW w:type="dxa" w:w="2520"/>
+            <w:vAlign w:val="center"/>
+          </w:tcPr>
+          <w:p>
+            <w:pPr>
+              <w:keepLines/>
+              <w:spacing w:after="0"/>
+            </w:pPr>
+            <w:r>
+              <w:rPr>
+                <w:rFonts w:ascii="Arial" w:hAnsi="Arial" w:eastAsia="Arial" w:cs="Tahoma"/>
+                <w:sz w:val="18"/>
+              </w:rPr>
+            </w:r>
+            <w:r>
+              <w:rPr>
+                <w:rFonts w:ascii="Arial" w:hAnsi="Arial" w:eastAsia="Arial" w:cs="Tahoma"/>
+                <w:sz w:val="18"/>
+              </w:rPr>
+              <w:t>ค.ศ. YYYY/xxxxx</w:t>
             </w:r>
           </w:p>
         </w:tc>
@@ -7235,7 +9716,11 @@
               <w:br/>
               <w:t xml:space="preserve">  "impactedStoreCode": "00788",</w:t>
               <w:br/>
-              <w:t xml:space="preserve">  "newStoreCode": "00990"</w:t>
+              <w:t xml:space="preserve">  "newStoreCode": "00990",</w:t>
+              <w:br/>
+              <w:t xml:space="preserve">  "sameAsSearch": true,</w:t>
+              <w:br/>
+              <w:t xml:space="preserve">  "format": "xlsx"</w:t>
               <w:br/>
               <w:t>}</w:t>
             </w:r>
@@ -8096,6 +10581,216 @@
           </w:p>
         </w:tc>
       </w:tr>
+      <w:tr>
+        <w:trPr>
+          <w:cantSplit/>
+        </w:trPr>
+        <w:tc>
+          <w:tcPr>
+            <w:tcW w:type="dxa" w:w="2520"/>
+            <w:vAlign w:val="center"/>
+          </w:tcPr>
+          <w:p>
+            <w:pPr>
+              <w:keepLines/>
+              <w:spacing w:after="0"/>
+            </w:pPr>
+            <w:r>
+              <w:rPr>
+                <w:rFonts w:ascii="Arial" w:hAnsi="Arial" w:eastAsia="Arial" w:cs="Tahoma"/>
+                <w:sz w:val="18"/>
+              </w:rPr>
+            </w:r>
+            <w:r>
+              <w:rPr>
+                <w:rFonts w:ascii="Arial" w:hAnsi="Arial" w:eastAsia="Arial" w:cs="Tahoma"/>
+                <w:sz w:val="18"/>
+              </w:rPr>
+              <w:t>sameAsSearch</w:t>
+            </w:r>
+          </w:p>
+        </w:tc>
+        <w:tc>
+          <w:tcPr>
+            <w:tcW w:type="dxa" w:w="2520"/>
+            <w:vAlign w:val="center"/>
+          </w:tcPr>
+          <w:p>
+            <w:pPr>
+              <w:keepLines/>
+              <w:spacing w:after="0"/>
+            </w:pPr>
+            <w:r>
+              <w:rPr>
+                <w:rFonts w:ascii="Arial" w:hAnsi="Arial" w:eastAsia="Arial" w:cs="Tahoma"/>
+                <w:sz w:val="18"/>
+              </w:rPr>
+            </w:r>
+            <w:r>
+              <w:rPr>
+                <w:rFonts w:ascii="Arial" w:hAnsi="Arial" w:eastAsia="Arial" w:cs="Tahoma"/>
+                <w:sz w:val="18"/>
+              </w:rPr>
+              <w:t>boolean</w:t>
+            </w:r>
+          </w:p>
+        </w:tc>
+        <w:tc>
+          <w:tcPr>
+            <w:tcW w:type="dxa" w:w="2520"/>
+            <w:vAlign w:val="center"/>
+          </w:tcPr>
+          <w:p>
+            <w:pPr>
+              <w:keepLines/>
+              <w:spacing w:after="0"/>
+            </w:pPr>
+            <w:r>
+              <w:rPr>
+                <w:rFonts w:ascii="Arial" w:hAnsi="Arial" w:eastAsia="Arial" w:cs="Tahoma"/>
+                <w:sz w:val="18"/>
+              </w:rPr>
+            </w:r>
+            <w:r>
+              <w:rPr>
+                <w:rFonts w:ascii="Arial" w:hAnsi="Arial" w:eastAsia="Arial" w:cs="Tahoma"/>
+                <w:sz w:val="18"/>
+              </w:rPr>
+              <w:t>No</w:t>
+            </w:r>
+          </w:p>
+        </w:tc>
+        <w:tc>
+          <w:tcPr>
+            <w:tcW w:type="dxa" w:w="2520"/>
+            <w:vAlign w:val="center"/>
+          </w:tcPr>
+          <w:p>
+            <w:pPr>
+              <w:keepLines/>
+              <w:spacing w:after="0"/>
+            </w:pPr>
+            <w:r>
+              <w:rPr>
+                <w:rFonts w:ascii="Arial" w:hAnsi="Arial" w:eastAsia="Arial" w:cs="Tahoma"/>
+                <w:sz w:val="18"/>
+              </w:rPr>
+            </w:r>
+            <w:r>
+              <w:rPr>
+                <w:rFonts w:ascii="Arial" w:hAnsi="Arial" w:eastAsia="Arial" w:cs="Tahoma"/>
+                <w:sz w:val="18"/>
+              </w:rPr>
+              <w:t>UTF-8; use value domain described by endpoint purpose</w:t>
+            </w:r>
+          </w:p>
+        </w:tc>
+      </w:tr>
+      <w:tr>
+        <w:trPr>
+          <w:cantSplit/>
+        </w:trPr>
+        <w:tc>
+          <w:tcPr>
+            <w:tcW w:type="dxa" w:w="2520"/>
+            <w:vAlign w:val="center"/>
+          </w:tcPr>
+          <w:p>
+            <w:pPr>
+              <w:keepLines/>
+              <w:spacing w:after="0"/>
+            </w:pPr>
+            <w:r>
+              <w:rPr>
+                <w:rFonts w:ascii="Arial" w:hAnsi="Arial" w:eastAsia="Arial" w:cs="Tahoma"/>
+                <w:sz w:val="18"/>
+              </w:rPr>
+            </w:r>
+            <w:r>
+              <w:rPr>
+                <w:rFonts w:ascii="Arial" w:hAnsi="Arial" w:eastAsia="Arial" w:cs="Tahoma"/>
+                <w:sz w:val="18"/>
+              </w:rPr>
+              <w:t>format</w:t>
+            </w:r>
+          </w:p>
+        </w:tc>
+        <w:tc>
+          <w:tcPr>
+            <w:tcW w:type="dxa" w:w="2520"/>
+            <w:vAlign w:val="center"/>
+          </w:tcPr>
+          <w:p>
+            <w:pPr>
+              <w:keepLines/>
+              <w:spacing w:after="0"/>
+            </w:pPr>
+            <w:r>
+              <w:rPr>
+                <w:rFonts w:ascii="Arial" w:hAnsi="Arial" w:eastAsia="Arial" w:cs="Tahoma"/>
+                <w:sz w:val="18"/>
+              </w:rPr>
+            </w:r>
+            <w:r>
+              <w:rPr>
+                <w:rFonts w:ascii="Arial" w:hAnsi="Arial" w:eastAsia="Arial" w:cs="Tahoma"/>
+                <w:sz w:val="18"/>
+              </w:rPr>
+              <w:t>string</w:t>
+            </w:r>
+          </w:p>
+        </w:tc>
+        <w:tc>
+          <w:tcPr>
+            <w:tcW w:type="dxa" w:w="2520"/>
+            <w:vAlign w:val="center"/>
+          </w:tcPr>
+          <w:p>
+            <w:pPr>
+              <w:keepLines/>
+              <w:spacing w:after="0"/>
+            </w:pPr>
+            <w:r>
+              <w:rPr>
+                <w:rFonts w:ascii="Arial" w:hAnsi="Arial" w:eastAsia="Arial" w:cs="Tahoma"/>
+                <w:sz w:val="18"/>
+              </w:rPr>
+            </w:r>
+            <w:r>
+              <w:rPr>
+                <w:rFonts w:ascii="Arial" w:hAnsi="Arial" w:eastAsia="Arial" w:cs="Tahoma"/>
+                <w:sz w:val="18"/>
+              </w:rPr>
+              <w:t>No</w:t>
+            </w:r>
+          </w:p>
+        </w:tc>
+        <w:tc>
+          <w:tcPr>
+            <w:tcW w:type="dxa" w:w="2520"/>
+            <w:vAlign w:val="center"/>
+          </w:tcPr>
+          <w:p>
+            <w:pPr>
+              <w:keepLines/>
+              <w:spacing w:after="0"/>
+            </w:pPr>
+            <w:r>
+              <w:rPr>
+                <w:rFonts w:ascii="Arial" w:hAnsi="Arial" w:eastAsia="Arial" w:cs="Tahoma"/>
+                <w:sz w:val="18"/>
+              </w:rPr>
+            </w:r>
+            <w:r>
+              <w:rPr>
+                <w:rFonts w:ascii="Arial" w:hAnsi="Arial" w:eastAsia="Arial" w:cs="Tahoma"/>
+                <w:sz w:val="18"/>
+              </w:rPr>
+              <w:t>ISO-8601 ค.ศ.; nullable only when type includes null</w:t>
+            </w:r>
+          </w:p>
+        </w:tc>
+      </w:tr>
     </w:tbl>
     <w:p/>
     <w:tbl>
@@ -8156,6 +10851,8 @@
                 <w:sz w:val="16"/>
               </w:rPr>
               <w:t>{</w:t>
+              <w:br/>
+              <w:t xml:space="preserve">  "contentType": "application/vnd.openxmlformats-officedocument.spreadsheetml.sheet",</w:t>
               <w:br/>
               <w:t xml:space="preserve">  "fileName": "insurance-verification-2026.xlsx"</w:t>
               <w:br/>
@@ -8279,6 +10976,111 @@
                 <w:sz w:val="18"/>
               </w:rPr>
               <w:t>Constraint / Meaning</w:t>
+            </w:r>
+          </w:p>
+        </w:tc>
+      </w:tr>
+      <w:tr>
+        <w:trPr>
+          <w:cantSplit/>
+        </w:trPr>
+        <w:tc>
+          <w:tcPr>
+            <w:tcW w:type="dxa" w:w="2520"/>
+            <w:vAlign w:val="center"/>
+          </w:tcPr>
+          <w:p>
+            <w:pPr>
+              <w:keepLines/>
+              <w:spacing w:after="0"/>
+            </w:pPr>
+            <w:r>
+              <w:rPr>
+                <w:rFonts w:ascii="Arial" w:hAnsi="Arial" w:eastAsia="Arial" w:cs="Tahoma"/>
+                <w:sz w:val="18"/>
+              </w:rPr>
+            </w:r>
+            <w:r>
+              <w:rPr>
+                <w:rFonts w:ascii="Arial" w:hAnsi="Arial" w:eastAsia="Arial" w:cs="Tahoma"/>
+                <w:sz w:val="18"/>
+              </w:rPr>
+              <w:t>contentType</w:t>
+            </w:r>
+          </w:p>
+        </w:tc>
+        <w:tc>
+          <w:tcPr>
+            <w:tcW w:type="dxa" w:w="2520"/>
+            <w:vAlign w:val="center"/>
+          </w:tcPr>
+          <w:p>
+            <w:pPr>
+              <w:keepLines/>
+              <w:spacing w:after="0"/>
+            </w:pPr>
+            <w:r>
+              <w:rPr>
+                <w:rFonts w:ascii="Arial" w:hAnsi="Arial" w:eastAsia="Arial" w:cs="Tahoma"/>
+                <w:sz w:val="18"/>
+              </w:rPr>
+            </w:r>
+            <w:r>
+              <w:rPr>
+                <w:rFonts w:ascii="Arial" w:hAnsi="Arial" w:eastAsia="Arial" w:cs="Tahoma"/>
+                <w:sz w:val="18"/>
+              </w:rPr>
+              <w:t>string</w:t>
+            </w:r>
+          </w:p>
+        </w:tc>
+        <w:tc>
+          <w:tcPr>
+            <w:tcW w:type="dxa" w:w="2520"/>
+            <w:vAlign w:val="center"/>
+          </w:tcPr>
+          <w:p>
+            <w:pPr>
+              <w:keepLines/>
+              <w:spacing w:after="0"/>
+            </w:pPr>
+            <w:r>
+              <w:rPr>
+                <w:rFonts w:ascii="Arial" w:hAnsi="Arial" w:eastAsia="Arial" w:cs="Tahoma"/>
+                <w:sz w:val="18"/>
+              </w:rPr>
+            </w:r>
+            <w:r>
+              <w:rPr>
+                <w:rFonts w:ascii="Arial" w:hAnsi="Arial" w:eastAsia="Arial" w:cs="Tahoma"/>
+                <w:sz w:val="18"/>
+              </w:rPr>
+              <w:t>Yes</w:t>
+            </w:r>
+          </w:p>
+        </w:tc>
+        <w:tc>
+          <w:tcPr>
+            <w:tcW w:type="dxa" w:w="2520"/>
+            <w:vAlign w:val="center"/>
+          </w:tcPr>
+          <w:p>
+            <w:pPr>
+              <w:keepLines/>
+              <w:spacing w:after="0"/>
+            </w:pPr>
+            <w:r>
+              <w:rPr>
+                <w:rFonts w:ascii="Arial" w:hAnsi="Arial" w:eastAsia="Arial" w:cs="Tahoma"/>
+                <w:sz w:val="18"/>
+              </w:rPr>
+            </w:r>
+            <w:r>
+              <w:rPr>
+                <w:rFonts w:ascii="Arial" w:hAnsi="Arial" w:eastAsia="Arial" w:cs="Tahoma"/>
+                <w:sz w:val="18"/>
+              </w:rPr>
+              <w:t>UTF-8; use value domain described by endpoint purpose</w:t>
             </w:r>
           </w:p>
         </w:tc>
@@ -8468,7 +11270,7 @@
               </w:rPr>
               <w:t>{</w:t>
               <w:br/>
-              <w:t xml:space="preserve">  "q": "ก่อสร้าง",</w:t>
+              <w:t xml:space="preserve">  "q": "ถนน",</w:t>
               <w:br/>
               <w:t xml:space="preserve">  "active": true,</w:t>
               <w:br/>
@@ -9091,11 +11893,11 @@
               <w:br/>
               <w:t xml:space="preserve">    {</w:t>
               <w:br/>
-              <w:t xml:space="preserve">      "factorCode": "ROAD",</w:t>
+              <w:t xml:space="preserve">      "factorCode": "F001",</w:t>
               <w:br/>
               <w:t xml:space="preserve">      "factorName": "ก่อสร้างถนน",</w:t>
               <w:br/>
-              <w:t xml:space="preserve">      "description": "ปิดช่องทางจราจร",</w:t>
+              <w:t xml:space="preserve">      "description": "ผลกระทบจากการก่อสร้าง",</w:t>
               <w:br/>
               <w:t xml:space="preserve">      "active": true</w:t>
               <w:br/>
@@ -9747,7 +12549,7 @@
                 <w:rFonts w:ascii="Arial" w:hAnsi="Arial" w:eastAsia="Arial" w:cs="Tahoma"/>
                 <w:sz w:val="18"/>
               </w:rPr>
-              <w:t>UTF-8; use value domain described by endpoint purpose</w:t>
+              <w:t>รหัสปัจจัยภายนอกจาก master (sgi_external_factors.factor_code)</w:t>
             </w:r>
           </w:p>
         </w:tc>
@@ -10381,7 +13183,7 @@
                 <w:rFonts w:ascii="Arial" w:hAnsi="Arial" w:eastAsia="Arial" w:cs="Tahoma"/>
                 <w:sz w:val="18"/>
               </w:rPr>
-              <w:t>UTF-8; use value domain described by endpoint purpose</w:t>
+              <w:t>รหัสปัจจัยภายนอกจาก master (sgi_external_factors.factor_code)</w:t>
             </w:r>
           </w:p>
         </w:tc>
@@ -10871,7 +13673,9 @@
               <w:br/>
               <w:t xml:space="preserve">  "factorName": "ก่อสร้างถนน",</w:t>
               <w:br/>
-              <w:t xml:space="preserve">  "active": true</w:t>
+              <w:t xml:space="preserve">  "active": true,</w:t>
+              <w:br/>
+              <w:t xml:space="preserve">  "created": true</w:t>
               <w:br/>
               <w:t>}</w:t>
             </w:r>
@@ -11097,7 +13901,7 @@
                 <w:rFonts w:ascii="Arial" w:hAnsi="Arial" w:eastAsia="Arial" w:cs="Tahoma"/>
                 <w:sz w:val="18"/>
               </w:rPr>
-              <w:t>UTF-8; use value domain described by endpoint purpose</w:t>
+              <w:t>รหัสปัจจัยภายนอกจาก master (sgi_external_factors.factor_code)</w:t>
             </w:r>
           </w:p>
         </w:tc>
@@ -11233,6 +14037,111 @@
                 <w:sz w:val="18"/>
               </w:rPr>
               <w:t>active</w:t>
+            </w:r>
+          </w:p>
+        </w:tc>
+        <w:tc>
+          <w:tcPr>
+            <w:tcW w:type="dxa" w:w="2520"/>
+            <w:vAlign w:val="center"/>
+          </w:tcPr>
+          <w:p>
+            <w:pPr>
+              <w:keepLines/>
+              <w:spacing w:after="0"/>
+            </w:pPr>
+            <w:r>
+              <w:rPr>
+                <w:rFonts w:ascii="Arial" w:hAnsi="Arial" w:eastAsia="Arial" w:cs="Tahoma"/>
+                <w:sz w:val="18"/>
+              </w:rPr>
+            </w:r>
+            <w:r>
+              <w:rPr>
+                <w:rFonts w:ascii="Arial" w:hAnsi="Arial" w:eastAsia="Arial" w:cs="Tahoma"/>
+                <w:sz w:val="18"/>
+              </w:rPr>
+              <w:t>boolean</w:t>
+            </w:r>
+          </w:p>
+        </w:tc>
+        <w:tc>
+          <w:tcPr>
+            <w:tcW w:type="dxa" w:w="2520"/>
+            <w:vAlign w:val="center"/>
+          </w:tcPr>
+          <w:p>
+            <w:pPr>
+              <w:keepLines/>
+              <w:spacing w:after="0"/>
+            </w:pPr>
+            <w:r>
+              <w:rPr>
+                <w:rFonts w:ascii="Arial" w:hAnsi="Arial" w:eastAsia="Arial" w:cs="Tahoma"/>
+                <w:sz w:val="18"/>
+              </w:rPr>
+            </w:r>
+            <w:r>
+              <w:rPr>
+                <w:rFonts w:ascii="Arial" w:hAnsi="Arial" w:eastAsia="Arial" w:cs="Tahoma"/>
+                <w:sz w:val="18"/>
+              </w:rPr>
+              <w:t>Yes</w:t>
+            </w:r>
+          </w:p>
+        </w:tc>
+        <w:tc>
+          <w:tcPr>
+            <w:tcW w:type="dxa" w:w="2520"/>
+            <w:vAlign w:val="center"/>
+          </w:tcPr>
+          <w:p>
+            <w:pPr>
+              <w:keepLines/>
+              <w:spacing w:after="0"/>
+            </w:pPr>
+            <w:r>
+              <w:rPr>
+                <w:rFonts w:ascii="Arial" w:hAnsi="Arial" w:eastAsia="Arial" w:cs="Tahoma"/>
+                <w:sz w:val="18"/>
+              </w:rPr>
+            </w:r>
+            <w:r>
+              <w:rPr>
+                <w:rFonts w:ascii="Arial" w:hAnsi="Arial" w:eastAsia="Arial" w:cs="Tahoma"/>
+                <w:sz w:val="18"/>
+              </w:rPr>
+              <w:t>UTF-8; use value domain described by endpoint purpose</w:t>
+            </w:r>
+          </w:p>
+        </w:tc>
+      </w:tr>
+      <w:tr>
+        <w:trPr>
+          <w:cantSplit/>
+        </w:trPr>
+        <w:tc>
+          <w:tcPr>
+            <w:tcW w:type="dxa" w:w="2520"/>
+            <w:vAlign w:val="center"/>
+          </w:tcPr>
+          <w:p>
+            <w:pPr>
+              <w:keepLines/>
+              <w:spacing w:after="0"/>
+            </w:pPr>
+            <w:r>
+              <w:rPr>
+                <w:rFonts w:ascii="Arial" w:hAnsi="Arial" w:eastAsia="Arial" w:cs="Tahoma"/>
+                <w:sz w:val="18"/>
+              </w:rPr>
+            </w:r>
+            <w:r>
+              <w:rPr>
+                <w:rFonts w:ascii="Arial" w:hAnsi="Arial" w:eastAsia="Arial" w:cs="Tahoma"/>
+                <w:sz w:val="18"/>
+              </w:rPr>
+              <w:t>created</w:t>
             </w:r>
           </w:p>
         </w:tc>
@@ -12009,7 +14918,9 @@
               <w:br/>
               <w:t xml:space="preserve">  "factorName": "ก่อสร้างและปิดถนน",</w:t>
               <w:br/>
-              <w:t xml:space="preserve">  "active": true</w:t>
+              <w:t xml:space="preserve">  "active": true,</w:t>
+              <w:br/>
+              <w:t xml:space="preserve">  "updated": true</w:t>
               <w:br/>
               <w:t>}</w:t>
             </w:r>
@@ -12235,7 +15146,7 @@
                 <w:rFonts w:ascii="Arial" w:hAnsi="Arial" w:eastAsia="Arial" w:cs="Tahoma"/>
                 <w:sz w:val="18"/>
               </w:rPr>
-              <w:t>UTF-8; use value domain described by endpoint purpose</w:t>
+              <w:t>รหัสปัจจัยภายนอกจาก master (sgi_external_factors.factor_code)</w:t>
             </w:r>
           </w:p>
         </w:tc>
@@ -12371,6 +15282,111 @@
                 <w:sz w:val="18"/>
               </w:rPr>
               <w:t>active</w:t>
+            </w:r>
+          </w:p>
+        </w:tc>
+        <w:tc>
+          <w:tcPr>
+            <w:tcW w:type="dxa" w:w="2520"/>
+            <w:vAlign w:val="center"/>
+          </w:tcPr>
+          <w:p>
+            <w:pPr>
+              <w:keepLines/>
+              <w:spacing w:after="0"/>
+            </w:pPr>
+            <w:r>
+              <w:rPr>
+                <w:rFonts w:ascii="Arial" w:hAnsi="Arial" w:eastAsia="Arial" w:cs="Tahoma"/>
+                <w:sz w:val="18"/>
+              </w:rPr>
+            </w:r>
+            <w:r>
+              <w:rPr>
+                <w:rFonts w:ascii="Arial" w:hAnsi="Arial" w:eastAsia="Arial" w:cs="Tahoma"/>
+                <w:sz w:val="18"/>
+              </w:rPr>
+              <w:t>boolean</w:t>
+            </w:r>
+          </w:p>
+        </w:tc>
+        <w:tc>
+          <w:tcPr>
+            <w:tcW w:type="dxa" w:w="2520"/>
+            <w:vAlign w:val="center"/>
+          </w:tcPr>
+          <w:p>
+            <w:pPr>
+              <w:keepLines/>
+              <w:spacing w:after="0"/>
+            </w:pPr>
+            <w:r>
+              <w:rPr>
+                <w:rFonts w:ascii="Arial" w:hAnsi="Arial" w:eastAsia="Arial" w:cs="Tahoma"/>
+                <w:sz w:val="18"/>
+              </w:rPr>
+            </w:r>
+            <w:r>
+              <w:rPr>
+                <w:rFonts w:ascii="Arial" w:hAnsi="Arial" w:eastAsia="Arial" w:cs="Tahoma"/>
+                <w:sz w:val="18"/>
+              </w:rPr>
+              <w:t>Yes</w:t>
+            </w:r>
+          </w:p>
+        </w:tc>
+        <w:tc>
+          <w:tcPr>
+            <w:tcW w:type="dxa" w:w="2520"/>
+            <w:vAlign w:val="center"/>
+          </w:tcPr>
+          <w:p>
+            <w:pPr>
+              <w:keepLines/>
+              <w:spacing w:after="0"/>
+            </w:pPr>
+            <w:r>
+              <w:rPr>
+                <w:rFonts w:ascii="Arial" w:hAnsi="Arial" w:eastAsia="Arial" w:cs="Tahoma"/>
+                <w:sz w:val="18"/>
+              </w:rPr>
+            </w:r>
+            <w:r>
+              <w:rPr>
+                <w:rFonts w:ascii="Arial" w:hAnsi="Arial" w:eastAsia="Arial" w:cs="Tahoma"/>
+                <w:sz w:val="18"/>
+              </w:rPr>
+              <w:t>UTF-8; use value domain described by endpoint purpose</w:t>
+            </w:r>
+          </w:p>
+        </w:tc>
+      </w:tr>
+      <w:tr>
+        <w:trPr>
+          <w:cantSplit/>
+        </w:trPr>
+        <w:tc>
+          <w:tcPr>
+            <w:tcW w:type="dxa" w:w="2520"/>
+            <w:vAlign w:val="center"/>
+          </w:tcPr>
+          <w:p>
+            <w:pPr>
+              <w:keepLines/>
+              <w:spacing w:after="0"/>
+            </w:pPr>
+            <w:r>
+              <w:rPr>
+                <w:rFonts w:ascii="Arial" w:hAnsi="Arial" w:eastAsia="Arial" w:cs="Tahoma"/>
+                <w:sz w:val="18"/>
+              </w:rPr>
+            </w:r>
+            <w:r>
+              <w:rPr>
+                <w:rFonts w:ascii="Arial" w:hAnsi="Arial" w:eastAsia="Arial" w:cs="Tahoma"/>
+                <w:sz w:val="18"/>
+              </w:rPr>
+              <w:t>updated</w:t>
             </w:r>
           </w:p>
         </w:tc>
@@ -12530,7 +15546,9 @@
               </w:rPr>
               <w:t>{</w:t>
               <w:br/>
-              <w:t xml:space="preserve">  "q": "108"</w:t>
+              <w:t xml:space="preserve">  "active": true,</w:t>
+              <w:br/>
+              <w:t xml:space="preserve">  "q": "lotus"</w:t>
               <w:br/>
               <w:t>}</w:t>
             </w:r>
@@ -12681,6 +15699,111 @@
                 <w:rFonts w:ascii="Arial" w:hAnsi="Arial" w:eastAsia="Arial" w:cs="Tahoma"/>
                 <w:sz w:val="18"/>
               </w:rPr>
+              <w:t>active</w:t>
+            </w:r>
+          </w:p>
+        </w:tc>
+        <w:tc>
+          <w:tcPr>
+            <w:tcW w:type="dxa" w:w="2520"/>
+            <w:vAlign w:val="center"/>
+          </w:tcPr>
+          <w:p>
+            <w:pPr>
+              <w:keepLines/>
+              <w:spacing w:after="0"/>
+            </w:pPr>
+            <w:r>
+              <w:rPr>
+                <w:rFonts w:ascii="Arial" w:hAnsi="Arial" w:eastAsia="Arial" w:cs="Tahoma"/>
+                <w:sz w:val="18"/>
+              </w:rPr>
+            </w:r>
+            <w:r>
+              <w:rPr>
+                <w:rFonts w:ascii="Arial" w:hAnsi="Arial" w:eastAsia="Arial" w:cs="Tahoma"/>
+                <w:sz w:val="18"/>
+              </w:rPr>
+              <w:t>boolean</w:t>
+            </w:r>
+          </w:p>
+        </w:tc>
+        <w:tc>
+          <w:tcPr>
+            <w:tcW w:type="dxa" w:w="2520"/>
+            <w:vAlign w:val="center"/>
+          </w:tcPr>
+          <w:p>
+            <w:pPr>
+              <w:keepLines/>
+              <w:spacing w:after="0"/>
+            </w:pPr>
+            <w:r>
+              <w:rPr>
+                <w:rFonts w:ascii="Arial" w:hAnsi="Arial" w:eastAsia="Arial" w:cs="Tahoma"/>
+                <w:sz w:val="18"/>
+              </w:rPr>
+            </w:r>
+            <w:r>
+              <w:rPr>
+                <w:rFonts w:ascii="Arial" w:hAnsi="Arial" w:eastAsia="Arial" w:cs="Tahoma"/>
+                <w:sz w:val="18"/>
+              </w:rPr>
+              <w:t>No</w:t>
+            </w:r>
+          </w:p>
+        </w:tc>
+        <w:tc>
+          <w:tcPr>
+            <w:tcW w:type="dxa" w:w="2520"/>
+            <w:vAlign w:val="center"/>
+          </w:tcPr>
+          <w:p>
+            <w:pPr>
+              <w:keepLines/>
+              <w:spacing w:after="0"/>
+            </w:pPr>
+            <w:r>
+              <w:rPr>
+                <w:rFonts w:ascii="Arial" w:hAnsi="Arial" w:eastAsia="Arial" w:cs="Tahoma"/>
+                <w:sz w:val="18"/>
+              </w:rPr>
+            </w:r>
+            <w:r>
+              <w:rPr>
+                <w:rFonts w:ascii="Arial" w:hAnsi="Arial" w:eastAsia="Arial" w:cs="Tahoma"/>
+                <w:sz w:val="18"/>
+              </w:rPr>
+              <w:t>UTF-8; use value domain described by endpoint purpose</w:t>
+            </w:r>
+          </w:p>
+        </w:tc>
+      </w:tr>
+      <w:tr>
+        <w:trPr>
+          <w:cantSplit/>
+        </w:trPr>
+        <w:tc>
+          <w:tcPr>
+            <w:tcW w:type="dxa" w:w="2520"/>
+            <w:vAlign w:val="center"/>
+          </w:tcPr>
+          <w:p>
+            <w:pPr>
+              <w:keepLines/>
+              <w:spacing w:after="0"/>
+            </w:pPr>
+            <w:r>
+              <w:rPr>
+                <w:rFonts w:ascii="Arial" w:hAnsi="Arial" w:eastAsia="Arial" w:cs="Tahoma"/>
+                <w:sz w:val="18"/>
+              </w:rPr>
+            </w:r>
+            <w:r>
+              <w:rPr>
+                <w:rFonts w:ascii="Arial" w:hAnsi="Arial" w:eastAsia="Arial" w:cs="Tahoma"/>
+                <w:sz w:val="18"/>
+              </w:rPr>
               <w:t>q</w:t>
             </w:r>
           </w:p>
@@ -12822,17 +15945,25 @@
               </w:rPr>
               <w:t>{</w:t>
               <w:br/>
+              <w:t xml:space="preserve">  "total": 11,</w:t>
+              <w:br/>
               <w:t xml:space="preserve">  "items": [</w:t>
               <w:br/>
               <w:t xml:space="preserve">    {</w:t>
               <w:br/>
-              <w:t xml:space="preserve">      "code": "01",</w:t>
+              <w:t xml:space="preserve">      "competitorCode": "01",</w:t>
               <w:br/>
-              <w:t xml:space="preserve">      "nameTh": "108 Shop",</w:t>
+              <w:t xml:space="preserve">      "nameTh": "แฟมิลี่มาร์ท",</w:t>
               <w:br/>
-              <w:t xml:space="preserve">      "nameEn": "108 Shop",</w:t>
+              <w:t xml:space="preserve">      "nameEn": "FamilyMart",</w:t>
               <w:br/>
               <w:t xml:space="preserve">      "remark": "",</w:t>
+              <w:br/>
+              <w:t xml:space="preserve">      "active": true,</w:t>
+              <w:br/>
+              <w:t xml:space="preserve">      "competitorName": "Lotus Express",</w:t>
+              <w:br/>
+              <w:t xml:space="preserve">      "code": "01",</w:t>
               <w:br/>
               <w:t xml:space="preserve">      "isActive": true</w:t>
               <w:br/>
@@ -12989,32 +16120,32 @@
                 <w:rFonts w:ascii="Arial" w:hAnsi="Arial" w:eastAsia="Arial" w:cs="Tahoma"/>
                 <w:sz w:val="18"/>
               </w:rPr>
-              <w:t>items</w:t>
-            </w:r>
-          </w:p>
-        </w:tc>
-        <w:tc>
-          <w:tcPr>
-            <w:tcW w:type="dxa" w:w="2520"/>
-            <w:vAlign w:val="center"/>
-          </w:tcPr>
-          <w:p>
-            <w:pPr>
-              <w:keepLines/>
-              <w:spacing w:after="0"/>
-            </w:pPr>
-            <w:r>
-              <w:rPr>
-                <w:rFonts w:ascii="Arial" w:hAnsi="Arial" w:eastAsia="Arial" w:cs="Tahoma"/>
-                <w:sz w:val="18"/>
-              </w:rPr>
-            </w:r>
-            <w:r>
-              <w:rPr>
-                <w:rFonts w:ascii="Arial" w:hAnsi="Arial" w:eastAsia="Arial" w:cs="Tahoma"/>
-                <w:sz w:val="18"/>
-              </w:rPr>
-              <w:t>array&lt;object&gt;</w:t>
+              <w:t>total</w:t>
+            </w:r>
+          </w:p>
+        </w:tc>
+        <w:tc>
+          <w:tcPr>
+            <w:tcW w:type="dxa" w:w="2520"/>
+            <w:vAlign w:val="center"/>
+          </w:tcPr>
+          <w:p>
+            <w:pPr>
+              <w:keepLines/>
+              <w:spacing w:after="0"/>
+            </w:pPr>
+            <w:r>
+              <w:rPr>
+                <w:rFonts w:ascii="Arial" w:hAnsi="Arial" w:eastAsia="Arial" w:cs="Tahoma"/>
+                <w:sz w:val="18"/>
+              </w:rPr>
+            </w:r>
+            <w:r>
+              <w:rPr>
+                <w:rFonts w:ascii="Arial" w:hAnsi="Arial" w:eastAsia="Arial" w:cs="Tahoma"/>
+                <w:sz w:val="18"/>
+              </w:rPr>
+              <w:t>integer</w:t>
             </w:r>
           </w:p>
         </w:tc>
@@ -13064,7 +16195,7 @@
                 <w:rFonts w:ascii="Arial" w:hAnsi="Arial" w:eastAsia="Arial" w:cs="Tahoma"/>
                 <w:sz w:val="18"/>
               </w:rPr>
-              <w:t>JSON array; element type shown in Type column</w:t>
+              <w:t>UTF-8; use value domain described by endpoint purpose</w:t>
             </w:r>
           </w:p>
         </w:tc>
@@ -13094,32 +16225,32 @@
                 <w:rFonts w:ascii="Arial" w:hAnsi="Arial" w:eastAsia="Arial" w:cs="Tahoma"/>
                 <w:sz w:val="18"/>
               </w:rPr>
-              <w:t>items[].code</w:t>
-            </w:r>
-          </w:p>
-        </w:tc>
-        <w:tc>
-          <w:tcPr>
-            <w:tcW w:type="dxa" w:w="2520"/>
-            <w:vAlign w:val="center"/>
-          </w:tcPr>
-          <w:p>
-            <w:pPr>
-              <w:keepLines/>
-              <w:spacing w:after="0"/>
-            </w:pPr>
-            <w:r>
-              <w:rPr>
-                <w:rFonts w:ascii="Arial" w:hAnsi="Arial" w:eastAsia="Arial" w:cs="Tahoma"/>
-                <w:sz w:val="18"/>
-              </w:rPr>
-            </w:r>
-            <w:r>
-              <w:rPr>
-                <w:rFonts w:ascii="Arial" w:hAnsi="Arial" w:eastAsia="Arial" w:cs="Tahoma"/>
-                <w:sz w:val="18"/>
-              </w:rPr>
-              <w:t>string</w:t>
+              <w:t>items</w:t>
+            </w:r>
+          </w:p>
+        </w:tc>
+        <w:tc>
+          <w:tcPr>
+            <w:tcW w:type="dxa" w:w="2520"/>
+            <w:vAlign w:val="center"/>
+          </w:tcPr>
+          <w:p>
+            <w:pPr>
+              <w:keepLines/>
+              <w:spacing w:after="0"/>
+            </w:pPr>
+            <w:r>
+              <w:rPr>
+                <w:rFonts w:ascii="Arial" w:hAnsi="Arial" w:eastAsia="Arial" w:cs="Tahoma"/>
+                <w:sz w:val="18"/>
+              </w:rPr>
+            </w:r>
+            <w:r>
+              <w:rPr>
+                <w:rFonts w:ascii="Arial" w:hAnsi="Arial" w:eastAsia="Arial" w:cs="Tahoma"/>
+                <w:sz w:val="18"/>
+              </w:rPr>
+              <w:t>array&lt;object&gt;</w:t>
             </w:r>
           </w:p>
         </w:tc>
@@ -13169,7 +16300,7 @@
                 <w:rFonts w:ascii="Arial" w:hAnsi="Arial" w:eastAsia="Arial" w:cs="Tahoma"/>
                 <w:sz w:val="18"/>
               </w:rPr>
-              <w:t>UTF-8; use value domain described by endpoint purpose</w:t>
+              <w:t>JSON array; element type shown in Type column</w:t>
             </w:r>
           </w:p>
         </w:tc>
@@ -13199,7 +16330,7 @@
                 <w:rFonts w:ascii="Arial" w:hAnsi="Arial" w:eastAsia="Arial" w:cs="Tahoma"/>
                 <w:sz w:val="18"/>
               </w:rPr>
-              <w:t>items[].nameTh</w:t>
+              <w:t>items[].competitorCode</w:t>
             </w:r>
           </w:p>
         </w:tc>
@@ -13274,7 +16405,7 @@
                 <w:rFonts w:ascii="Arial" w:hAnsi="Arial" w:eastAsia="Arial" w:cs="Tahoma"/>
                 <w:sz w:val="18"/>
               </w:rPr>
-              <w:t>UTF-8; use value domain described by endpoint purpose</w:t>
+              <w:t>รหัสแบรนด์คู่แข่งจาก master 01–11 เท่านั้น (ห้าม free text)</w:t>
             </w:r>
           </w:p>
         </w:tc>
@@ -13304,7 +16435,7 @@
                 <w:rFonts w:ascii="Arial" w:hAnsi="Arial" w:eastAsia="Arial" w:cs="Tahoma"/>
                 <w:sz w:val="18"/>
               </w:rPr>
-              <w:t>items[].nameEn</w:t>
+              <w:t>items[].nameTh</w:t>
             </w:r>
           </w:p>
         </w:tc>
@@ -13409,7 +16540,427 @@
                 <w:rFonts w:ascii="Arial" w:hAnsi="Arial" w:eastAsia="Arial" w:cs="Tahoma"/>
                 <w:sz w:val="18"/>
               </w:rPr>
+              <w:t>items[].nameEn</w:t>
+            </w:r>
+          </w:p>
+        </w:tc>
+        <w:tc>
+          <w:tcPr>
+            <w:tcW w:type="dxa" w:w="2520"/>
+            <w:vAlign w:val="center"/>
+          </w:tcPr>
+          <w:p>
+            <w:pPr>
+              <w:keepLines/>
+              <w:spacing w:after="0"/>
+            </w:pPr>
+            <w:r>
+              <w:rPr>
+                <w:rFonts w:ascii="Arial" w:hAnsi="Arial" w:eastAsia="Arial" w:cs="Tahoma"/>
+                <w:sz w:val="18"/>
+              </w:rPr>
+            </w:r>
+            <w:r>
+              <w:rPr>
+                <w:rFonts w:ascii="Arial" w:hAnsi="Arial" w:eastAsia="Arial" w:cs="Tahoma"/>
+                <w:sz w:val="18"/>
+              </w:rPr>
+              <w:t>string</w:t>
+            </w:r>
+          </w:p>
+        </w:tc>
+        <w:tc>
+          <w:tcPr>
+            <w:tcW w:type="dxa" w:w="2520"/>
+            <w:vAlign w:val="center"/>
+          </w:tcPr>
+          <w:p>
+            <w:pPr>
+              <w:keepLines/>
+              <w:spacing w:after="0"/>
+            </w:pPr>
+            <w:r>
+              <w:rPr>
+                <w:rFonts w:ascii="Arial" w:hAnsi="Arial" w:eastAsia="Arial" w:cs="Tahoma"/>
+                <w:sz w:val="18"/>
+              </w:rPr>
+            </w:r>
+            <w:r>
+              <w:rPr>
+                <w:rFonts w:ascii="Arial" w:hAnsi="Arial" w:eastAsia="Arial" w:cs="Tahoma"/>
+                <w:sz w:val="18"/>
+              </w:rPr>
+              <w:t>Yes</w:t>
+            </w:r>
+          </w:p>
+        </w:tc>
+        <w:tc>
+          <w:tcPr>
+            <w:tcW w:type="dxa" w:w="2520"/>
+            <w:vAlign w:val="center"/>
+          </w:tcPr>
+          <w:p>
+            <w:pPr>
+              <w:keepLines/>
+              <w:spacing w:after="0"/>
+            </w:pPr>
+            <w:r>
+              <w:rPr>
+                <w:rFonts w:ascii="Arial" w:hAnsi="Arial" w:eastAsia="Arial" w:cs="Tahoma"/>
+                <w:sz w:val="18"/>
+              </w:rPr>
+            </w:r>
+            <w:r>
+              <w:rPr>
+                <w:rFonts w:ascii="Arial" w:hAnsi="Arial" w:eastAsia="Arial" w:cs="Tahoma"/>
+                <w:sz w:val="18"/>
+              </w:rPr>
+              <w:t>UTF-8; use value domain described by endpoint purpose</w:t>
+            </w:r>
+          </w:p>
+        </w:tc>
+      </w:tr>
+      <w:tr>
+        <w:trPr>
+          <w:cantSplit/>
+        </w:trPr>
+        <w:tc>
+          <w:tcPr>
+            <w:tcW w:type="dxa" w:w="2520"/>
+            <w:vAlign w:val="center"/>
+          </w:tcPr>
+          <w:p>
+            <w:pPr>
+              <w:keepLines/>
+              <w:spacing w:after="0"/>
+            </w:pPr>
+            <w:r>
+              <w:rPr>
+                <w:rFonts w:ascii="Arial" w:hAnsi="Arial" w:eastAsia="Arial" w:cs="Tahoma"/>
+                <w:sz w:val="18"/>
+              </w:rPr>
+            </w:r>
+            <w:r>
+              <w:rPr>
+                <w:rFonts w:ascii="Arial" w:hAnsi="Arial" w:eastAsia="Arial" w:cs="Tahoma"/>
+                <w:sz w:val="18"/>
+              </w:rPr>
               <w:t>items[].remark</w:t>
+            </w:r>
+          </w:p>
+        </w:tc>
+        <w:tc>
+          <w:tcPr>
+            <w:tcW w:type="dxa" w:w="2520"/>
+            <w:vAlign w:val="center"/>
+          </w:tcPr>
+          <w:p>
+            <w:pPr>
+              <w:keepLines/>
+              <w:spacing w:after="0"/>
+            </w:pPr>
+            <w:r>
+              <w:rPr>
+                <w:rFonts w:ascii="Arial" w:hAnsi="Arial" w:eastAsia="Arial" w:cs="Tahoma"/>
+                <w:sz w:val="18"/>
+              </w:rPr>
+            </w:r>
+            <w:r>
+              <w:rPr>
+                <w:rFonts w:ascii="Arial" w:hAnsi="Arial" w:eastAsia="Arial" w:cs="Tahoma"/>
+                <w:sz w:val="18"/>
+              </w:rPr>
+              <w:t>string</w:t>
+            </w:r>
+          </w:p>
+        </w:tc>
+        <w:tc>
+          <w:tcPr>
+            <w:tcW w:type="dxa" w:w="2520"/>
+            <w:vAlign w:val="center"/>
+          </w:tcPr>
+          <w:p>
+            <w:pPr>
+              <w:keepLines/>
+              <w:spacing w:after="0"/>
+            </w:pPr>
+            <w:r>
+              <w:rPr>
+                <w:rFonts w:ascii="Arial" w:hAnsi="Arial" w:eastAsia="Arial" w:cs="Tahoma"/>
+                <w:sz w:val="18"/>
+              </w:rPr>
+            </w:r>
+            <w:r>
+              <w:rPr>
+                <w:rFonts w:ascii="Arial" w:hAnsi="Arial" w:eastAsia="Arial" w:cs="Tahoma"/>
+                <w:sz w:val="18"/>
+              </w:rPr>
+              <w:t>Yes</w:t>
+            </w:r>
+          </w:p>
+        </w:tc>
+        <w:tc>
+          <w:tcPr>
+            <w:tcW w:type="dxa" w:w="2520"/>
+            <w:vAlign w:val="center"/>
+          </w:tcPr>
+          <w:p>
+            <w:pPr>
+              <w:keepLines/>
+              <w:spacing w:after="0"/>
+            </w:pPr>
+            <w:r>
+              <w:rPr>
+                <w:rFonts w:ascii="Arial" w:hAnsi="Arial" w:eastAsia="Arial" w:cs="Tahoma"/>
+                <w:sz w:val="18"/>
+              </w:rPr>
+            </w:r>
+            <w:r>
+              <w:rPr>
+                <w:rFonts w:ascii="Arial" w:hAnsi="Arial" w:eastAsia="Arial" w:cs="Tahoma"/>
+                <w:sz w:val="18"/>
+              </w:rPr>
+              <w:t>UTF-8; use value domain described by endpoint purpose</w:t>
+            </w:r>
+          </w:p>
+        </w:tc>
+      </w:tr>
+      <w:tr>
+        <w:trPr>
+          <w:cantSplit/>
+        </w:trPr>
+        <w:tc>
+          <w:tcPr>
+            <w:tcW w:type="dxa" w:w="2520"/>
+            <w:vAlign w:val="center"/>
+          </w:tcPr>
+          <w:p>
+            <w:pPr>
+              <w:keepLines/>
+              <w:spacing w:after="0"/>
+            </w:pPr>
+            <w:r>
+              <w:rPr>
+                <w:rFonts w:ascii="Arial" w:hAnsi="Arial" w:eastAsia="Arial" w:cs="Tahoma"/>
+                <w:sz w:val="18"/>
+              </w:rPr>
+            </w:r>
+            <w:r>
+              <w:rPr>
+                <w:rFonts w:ascii="Arial" w:hAnsi="Arial" w:eastAsia="Arial" w:cs="Tahoma"/>
+                <w:sz w:val="18"/>
+              </w:rPr>
+              <w:t>items[].active</w:t>
+            </w:r>
+          </w:p>
+        </w:tc>
+        <w:tc>
+          <w:tcPr>
+            <w:tcW w:type="dxa" w:w="2520"/>
+            <w:vAlign w:val="center"/>
+          </w:tcPr>
+          <w:p>
+            <w:pPr>
+              <w:keepLines/>
+              <w:spacing w:after="0"/>
+            </w:pPr>
+            <w:r>
+              <w:rPr>
+                <w:rFonts w:ascii="Arial" w:hAnsi="Arial" w:eastAsia="Arial" w:cs="Tahoma"/>
+                <w:sz w:val="18"/>
+              </w:rPr>
+            </w:r>
+            <w:r>
+              <w:rPr>
+                <w:rFonts w:ascii="Arial" w:hAnsi="Arial" w:eastAsia="Arial" w:cs="Tahoma"/>
+                <w:sz w:val="18"/>
+              </w:rPr>
+              <w:t>boolean</w:t>
+            </w:r>
+          </w:p>
+        </w:tc>
+        <w:tc>
+          <w:tcPr>
+            <w:tcW w:type="dxa" w:w="2520"/>
+            <w:vAlign w:val="center"/>
+          </w:tcPr>
+          <w:p>
+            <w:pPr>
+              <w:keepLines/>
+              <w:spacing w:after="0"/>
+            </w:pPr>
+            <w:r>
+              <w:rPr>
+                <w:rFonts w:ascii="Arial" w:hAnsi="Arial" w:eastAsia="Arial" w:cs="Tahoma"/>
+                <w:sz w:val="18"/>
+              </w:rPr>
+            </w:r>
+            <w:r>
+              <w:rPr>
+                <w:rFonts w:ascii="Arial" w:hAnsi="Arial" w:eastAsia="Arial" w:cs="Tahoma"/>
+                <w:sz w:val="18"/>
+              </w:rPr>
+              <w:t>Yes</w:t>
+            </w:r>
+          </w:p>
+        </w:tc>
+        <w:tc>
+          <w:tcPr>
+            <w:tcW w:type="dxa" w:w="2520"/>
+            <w:vAlign w:val="center"/>
+          </w:tcPr>
+          <w:p>
+            <w:pPr>
+              <w:keepLines/>
+              <w:spacing w:after="0"/>
+            </w:pPr>
+            <w:r>
+              <w:rPr>
+                <w:rFonts w:ascii="Arial" w:hAnsi="Arial" w:eastAsia="Arial" w:cs="Tahoma"/>
+                <w:sz w:val="18"/>
+              </w:rPr>
+            </w:r>
+            <w:r>
+              <w:rPr>
+                <w:rFonts w:ascii="Arial" w:hAnsi="Arial" w:eastAsia="Arial" w:cs="Tahoma"/>
+                <w:sz w:val="18"/>
+              </w:rPr>
+              <w:t>UTF-8; use value domain described by endpoint purpose</w:t>
+            </w:r>
+          </w:p>
+        </w:tc>
+      </w:tr>
+      <w:tr>
+        <w:trPr>
+          <w:cantSplit/>
+        </w:trPr>
+        <w:tc>
+          <w:tcPr>
+            <w:tcW w:type="dxa" w:w="2520"/>
+            <w:vAlign w:val="center"/>
+          </w:tcPr>
+          <w:p>
+            <w:pPr>
+              <w:keepLines/>
+              <w:spacing w:after="0"/>
+            </w:pPr>
+            <w:r>
+              <w:rPr>
+                <w:rFonts w:ascii="Arial" w:hAnsi="Arial" w:eastAsia="Arial" w:cs="Tahoma"/>
+                <w:sz w:val="18"/>
+              </w:rPr>
+            </w:r>
+            <w:r>
+              <w:rPr>
+                <w:rFonts w:ascii="Arial" w:hAnsi="Arial" w:eastAsia="Arial" w:cs="Tahoma"/>
+                <w:sz w:val="18"/>
+              </w:rPr>
+              <w:t>items[].competitorName</w:t>
+            </w:r>
+          </w:p>
+        </w:tc>
+        <w:tc>
+          <w:tcPr>
+            <w:tcW w:type="dxa" w:w="2520"/>
+            <w:vAlign w:val="center"/>
+          </w:tcPr>
+          <w:p>
+            <w:pPr>
+              <w:keepLines/>
+              <w:spacing w:after="0"/>
+            </w:pPr>
+            <w:r>
+              <w:rPr>
+                <w:rFonts w:ascii="Arial" w:hAnsi="Arial" w:eastAsia="Arial" w:cs="Tahoma"/>
+                <w:sz w:val="18"/>
+              </w:rPr>
+            </w:r>
+            <w:r>
+              <w:rPr>
+                <w:rFonts w:ascii="Arial" w:hAnsi="Arial" w:eastAsia="Arial" w:cs="Tahoma"/>
+                <w:sz w:val="18"/>
+              </w:rPr>
+              <w:t>string</w:t>
+            </w:r>
+          </w:p>
+        </w:tc>
+        <w:tc>
+          <w:tcPr>
+            <w:tcW w:type="dxa" w:w="2520"/>
+            <w:vAlign w:val="center"/>
+          </w:tcPr>
+          <w:p>
+            <w:pPr>
+              <w:keepLines/>
+              <w:spacing w:after="0"/>
+            </w:pPr>
+            <w:r>
+              <w:rPr>
+                <w:rFonts w:ascii="Arial" w:hAnsi="Arial" w:eastAsia="Arial" w:cs="Tahoma"/>
+                <w:sz w:val="18"/>
+              </w:rPr>
+            </w:r>
+            <w:r>
+              <w:rPr>
+                <w:rFonts w:ascii="Arial" w:hAnsi="Arial" w:eastAsia="Arial" w:cs="Tahoma"/>
+                <w:sz w:val="18"/>
+              </w:rPr>
+              <w:t>Yes</w:t>
+            </w:r>
+          </w:p>
+        </w:tc>
+        <w:tc>
+          <w:tcPr>
+            <w:tcW w:type="dxa" w:w="2520"/>
+            <w:vAlign w:val="center"/>
+          </w:tcPr>
+          <w:p>
+            <w:pPr>
+              <w:keepLines/>
+              <w:spacing w:after="0"/>
+            </w:pPr>
+            <w:r>
+              <w:rPr>
+                <w:rFonts w:ascii="Arial" w:hAnsi="Arial" w:eastAsia="Arial" w:cs="Tahoma"/>
+                <w:sz w:val="18"/>
+              </w:rPr>
+            </w:r>
+            <w:r>
+              <w:rPr>
+                <w:rFonts w:ascii="Arial" w:hAnsi="Arial" w:eastAsia="Arial" w:cs="Tahoma"/>
+                <w:sz w:val="18"/>
+              </w:rPr>
+              <w:t>UTF-8; use value domain described by endpoint purpose</w:t>
+            </w:r>
+          </w:p>
+        </w:tc>
+      </w:tr>
+      <w:tr>
+        <w:trPr>
+          <w:cantSplit/>
+        </w:trPr>
+        <w:tc>
+          <w:tcPr>
+            <w:tcW w:type="dxa" w:w="2520"/>
+            <w:vAlign w:val="center"/>
+          </w:tcPr>
+          <w:p>
+            <w:pPr>
+              <w:keepLines/>
+              <w:spacing w:after="0"/>
+            </w:pPr>
+            <w:r>
+              <w:rPr>
+                <w:rFonts w:ascii="Arial" w:hAnsi="Arial" w:eastAsia="Arial" w:cs="Tahoma"/>
+                <w:sz w:val="18"/>
+              </w:rPr>
+            </w:r>
+            <w:r>
+              <w:rPr>
+                <w:rFonts w:ascii="Arial" w:hAnsi="Arial" w:eastAsia="Arial" w:cs="Tahoma"/>
+                <w:sz w:val="18"/>
+              </w:rPr>
+              <w:t>items[].code</w:t>
             </w:r>
           </w:p>
         </w:tc>
@@ -13674,13 +17225,17 @@
               </w:rPr>
               <w:t>{</w:t>
               <w:br/>
-              <w:t xml:space="preserve">  "code": "12",</w:t>
+              <w:t xml:space="preserve">  "competitorCode": "12",</w:t>
               <w:br/>
-              <w:t xml:space="preserve">  "nameTh": "ร้านคู่แข่งรายใหม่",</w:t>
+              <w:t xml:space="preserve">  "nameTh": "ร้านตัวอย่าง",</w:t>
               <w:br/>
-              <w:t xml:space="preserve">  "nameEn": "New Competitor",</w:t>
+              <w:t xml:space="preserve">  "nameEn": "Sample Shop",</w:t>
               <w:br/>
-              <w:t xml:space="preserve">  "remark": ""</w:t>
+              <w:t xml:space="preserve">  "remark": "",</w:t>
+              <w:br/>
+              <w:t xml:space="preserve">  "active": true,</w:t>
+              <w:br/>
+              <w:t xml:space="preserve">  "code": "12"</w:t>
               <w:br/>
               <w:t>}</w:t>
             </w:r>
@@ -13831,7 +17386,7 @@
                 <w:rFonts w:ascii="Arial" w:hAnsi="Arial" w:eastAsia="Arial" w:cs="Tahoma"/>
                 <w:sz w:val="18"/>
               </w:rPr>
-              <w:t>code</w:t>
+              <w:t>competitorCode</w:t>
             </w:r>
           </w:p>
         </w:tc>
@@ -13906,7 +17461,7 @@
                 <w:rFonts w:ascii="Arial" w:hAnsi="Arial" w:eastAsia="Arial" w:cs="Tahoma"/>
                 <w:sz w:val="18"/>
               </w:rPr>
-              <w:t>UTF-8; use value domain described by endpoint purpose</w:t>
+              <w:t>รหัสแบรนด์คู่แข่งจาก master 01–11 เท่านั้น (ห้าม free text)</w:t>
             </w:r>
           </w:p>
         </w:tc>
@@ -14147,6 +17702,216 @@
                 <w:sz w:val="18"/>
               </w:rPr>
               <w:t>remark</w:t>
+            </w:r>
+          </w:p>
+        </w:tc>
+        <w:tc>
+          <w:tcPr>
+            <w:tcW w:type="dxa" w:w="2520"/>
+            <w:vAlign w:val="center"/>
+          </w:tcPr>
+          <w:p>
+            <w:pPr>
+              <w:keepLines/>
+              <w:spacing w:after="0"/>
+            </w:pPr>
+            <w:r>
+              <w:rPr>
+                <w:rFonts w:ascii="Arial" w:hAnsi="Arial" w:eastAsia="Arial" w:cs="Tahoma"/>
+                <w:sz w:val="18"/>
+              </w:rPr>
+            </w:r>
+            <w:r>
+              <w:rPr>
+                <w:rFonts w:ascii="Arial" w:hAnsi="Arial" w:eastAsia="Arial" w:cs="Tahoma"/>
+                <w:sz w:val="18"/>
+              </w:rPr>
+              <w:t>string</w:t>
+            </w:r>
+          </w:p>
+        </w:tc>
+        <w:tc>
+          <w:tcPr>
+            <w:tcW w:type="dxa" w:w="2520"/>
+            <w:vAlign w:val="center"/>
+          </w:tcPr>
+          <w:p>
+            <w:pPr>
+              <w:keepLines/>
+              <w:spacing w:after="0"/>
+            </w:pPr>
+            <w:r>
+              <w:rPr>
+                <w:rFonts w:ascii="Arial" w:hAnsi="Arial" w:eastAsia="Arial" w:cs="Tahoma"/>
+                <w:sz w:val="18"/>
+              </w:rPr>
+            </w:r>
+            <w:r>
+              <w:rPr>
+                <w:rFonts w:ascii="Arial" w:hAnsi="Arial" w:eastAsia="Arial" w:cs="Tahoma"/>
+                <w:sz w:val="18"/>
+              </w:rPr>
+              <w:t>Yes</w:t>
+            </w:r>
+          </w:p>
+        </w:tc>
+        <w:tc>
+          <w:tcPr>
+            <w:tcW w:type="dxa" w:w="2520"/>
+            <w:vAlign w:val="center"/>
+          </w:tcPr>
+          <w:p>
+            <w:pPr>
+              <w:keepLines/>
+              <w:spacing w:after="0"/>
+            </w:pPr>
+            <w:r>
+              <w:rPr>
+                <w:rFonts w:ascii="Arial" w:hAnsi="Arial" w:eastAsia="Arial" w:cs="Tahoma"/>
+                <w:sz w:val="18"/>
+              </w:rPr>
+            </w:r>
+            <w:r>
+              <w:rPr>
+                <w:rFonts w:ascii="Arial" w:hAnsi="Arial" w:eastAsia="Arial" w:cs="Tahoma"/>
+                <w:sz w:val="18"/>
+              </w:rPr>
+              <w:t>UTF-8; use value domain described by endpoint purpose</w:t>
+            </w:r>
+          </w:p>
+        </w:tc>
+      </w:tr>
+      <w:tr>
+        <w:trPr>
+          <w:cantSplit/>
+        </w:trPr>
+        <w:tc>
+          <w:tcPr>
+            <w:tcW w:type="dxa" w:w="2520"/>
+            <w:vAlign w:val="center"/>
+          </w:tcPr>
+          <w:p>
+            <w:pPr>
+              <w:keepLines/>
+              <w:spacing w:after="0"/>
+            </w:pPr>
+            <w:r>
+              <w:rPr>
+                <w:rFonts w:ascii="Arial" w:hAnsi="Arial" w:eastAsia="Arial" w:cs="Tahoma"/>
+                <w:sz w:val="18"/>
+              </w:rPr>
+            </w:r>
+            <w:r>
+              <w:rPr>
+                <w:rFonts w:ascii="Arial" w:hAnsi="Arial" w:eastAsia="Arial" w:cs="Tahoma"/>
+                <w:sz w:val="18"/>
+              </w:rPr>
+              <w:t>active</w:t>
+            </w:r>
+          </w:p>
+        </w:tc>
+        <w:tc>
+          <w:tcPr>
+            <w:tcW w:type="dxa" w:w="2520"/>
+            <w:vAlign w:val="center"/>
+          </w:tcPr>
+          <w:p>
+            <w:pPr>
+              <w:keepLines/>
+              <w:spacing w:after="0"/>
+            </w:pPr>
+            <w:r>
+              <w:rPr>
+                <w:rFonts w:ascii="Arial" w:hAnsi="Arial" w:eastAsia="Arial" w:cs="Tahoma"/>
+                <w:sz w:val="18"/>
+              </w:rPr>
+            </w:r>
+            <w:r>
+              <w:rPr>
+                <w:rFonts w:ascii="Arial" w:hAnsi="Arial" w:eastAsia="Arial" w:cs="Tahoma"/>
+                <w:sz w:val="18"/>
+              </w:rPr>
+              <w:t>boolean</w:t>
+            </w:r>
+          </w:p>
+        </w:tc>
+        <w:tc>
+          <w:tcPr>
+            <w:tcW w:type="dxa" w:w="2520"/>
+            <w:vAlign w:val="center"/>
+          </w:tcPr>
+          <w:p>
+            <w:pPr>
+              <w:keepLines/>
+              <w:spacing w:after="0"/>
+            </w:pPr>
+            <w:r>
+              <w:rPr>
+                <w:rFonts w:ascii="Arial" w:hAnsi="Arial" w:eastAsia="Arial" w:cs="Tahoma"/>
+                <w:sz w:val="18"/>
+              </w:rPr>
+            </w:r>
+            <w:r>
+              <w:rPr>
+                <w:rFonts w:ascii="Arial" w:hAnsi="Arial" w:eastAsia="Arial" w:cs="Tahoma"/>
+                <w:sz w:val="18"/>
+              </w:rPr>
+              <w:t>Yes</w:t>
+            </w:r>
+          </w:p>
+        </w:tc>
+        <w:tc>
+          <w:tcPr>
+            <w:tcW w:type="dxa" w:w="2520"/>
+            <w:vAlign w:val="center"/>
+          </w:tcPr>
+          <w:p>
+            <w:pPr>
+              <w:keepLines/>
+              <w:spacing w:after="0"/>
+            </w:pPr>
+            <w:r>
+              <w:rPr>
+                <w:rFonts w:ascii="Arial" w:hAnsi="Arial" w:eastAsia="Arial" w:cs="Tahoma"/>
+                <w:sz w:val="18"/>
+              </w:rPr>
+            </w:r>
+            <w:r>
+              <w:rPr>
+                <w:rFonts w:ascii="Arial" w:hAnsi="Arial" w:eastAsia="Arial" w:cs="Tahoma"/>
+                <w:sz w:val="18"/>
+              </w:rPr>
+              <w:t>UTF-8; use value domain described by endpoint purpose</w:t>
+            </w:r>
+          </w:p>
+        </w:tc>
+      </w:tr>
+      <w:tr>
+        <w:trPr>
+          <w:cantSplit/>
+        </w:trPr>
+        <w:tc>
+          <w:tcPr>
+            <w:tcW w:type="dxa" w:w="2520"/>
+            <w:vAlign w:val="center"/>
+          </w:tcPr>
+          <w:p>
+            <w:pPr>
+              <w:keepLines/>
+              <w:spacing w:after="0"/>
+            </w:pPr>
+            <w:r>
+              <w:rPr>
+                <w:rFonts w:ascii="Arial" w:hAnsi="Arial" w:eastAsia="Arial" w:cs="Tahoma"/>
+                <w:sz w:val="18"/>
+              </w:rPr>
+            </w:r>
+            <w:r>
+              <w:rPr>
+                <w:rFonts w:ascii="Arial" w:hAnsi="Arial" w:eastAsia="Arial" w:cs="Tahoma"/>
+                <w:sz w:val="18"/>
+              </w:rPr>
+              <w:t>code</w:t>
             </w:r>
           </w:p>
         </w:tc>
@@ -14286,6 +18051,10 @@
                 <w:sz w:val="16"/>
               </w:rPr>
               <w:t>{</w:t>
+              <w:br/>
+              <w:t xml:space="preserve">  "competitorCode": "12",</w:t>
+              <w:br/>
+              <w:t xml:space="preserve">  "created": true,</w:t>
               <w:br/>
               <w:t xml:space="preserve">  "code": "12",</w:t>
               <w:br/>
@@ -14411,6 +18180,216 @@
                 <w:sz w:val="18"/>
               </w:rPr>
               <w:t>Constraint / Meaning</w:t>
+            </w:r>
+          </w:p>
+        </w:tc>
+      </w:tr>
+      <w:tr>
+        <w:trPr>
+          <w:cantSplit/>
+        </w:trPr>
+        <w:tc>
+          <w:tcPr>
+            <w:tcW w:type="dxa" w:w="2520"/>
+            <w:vAlign w:val="center"/>
+          </w:tcPr>
+          <w:p>
+            <w:pPr>
+              <w:keepLines/>
+              <w:spacing w:after="0"/>
+            </w:pPr>
+            <w:r>
+              <w:rPr>
+                <w:rFonts w:ascii="Arial" w:hAnsi="Arial" w:eastAsia="Arial" w:cs="Tahoma"/>
+                <w:sz w:val="18"/>
+              </w:rPr>
+            </w:r>
+            <w:r>
+              <w:rPr>
+                <w:rFonts w:ascii="Arial" w:hAnsi="Arial" w:eastAsia="Arial" w:cs="Tahoma"/>
+                <w:sz w:val="18"/>
+              </w:rPr>
+              <w:t>competitorCode</w:t>
+            </w:r>
+          </w:p>
+        </w:tc>
+        <w:tc>
+          <w:tcPr>
+            <w:tcW w:type="dxa" w:w="2520"/>
+            <w:vAlign w:val="center"/>
+          </w:tcPr>
+          <w:p>
+            <w:pPr>
+              <w:keepLines/>
+              <w:spacing w:after="0"/>
+            </w:pPr>
+            <w:r>
+              <w:rPr>
+                <w:rFonts w:ascii="Arial" w:hAnsi="Arial" w:eastAsia="Arial" w:cs="Tahoma"/>
+                <w:sz w:val="18"/>
+              </w:rPr>
+            </w:r>
+            <w:r>
+              <w:rPr>
+                <w:rFonts w:ascii="Arial" w:hAnsi="Arial" w:eastAsia="Arial" w:cs="Tahoma"/>
+                <w:sz w:val="18"/>
+              </w:rPr>
+              <w:t>string</w:t>
+            </w:r>
+          </w:p>
+        </w:tc>
+        <w:tc>
+          <w:tcPr>
+            <w:tcW w:type="dxa" w:w="2520"/>
+            <w:vAlign w:val="center"/>
+          </w:tcPr>
+          <w:p>
+            <w:pPr>
+              <w:keepLines/>
+              <w:spacing w:after="0"/>
+            </w:pPr>
+            <w:r>
+              <w:rPr>
+                <w:rFonts w:ascii="Arial" w:hAnsi="Arial" w:eastAsia="Arial" w:cs="Tahoma"/>
+                <w:sz w:val="18"/>
+              </w:rPr>
+            </w:r>
+            <w:r>
+              <w:rPr>
+                <w:rFonts w:ascii="Arial" w:hAnsi="Arial" w:eastAsia="Arial" w:cs="Tahoma"/>
+                <w:sz w:val="18"/>
+              </w:rPr>
+              <w:t>Yes</w:t>
+            </w:r>
+          </w:p>
+        </w:tc>
+        <w:tc>
+          <w:tcPr>
+            <w:tcW w:type="dxa" w:w="2520"/>
+            <w:vAlign w:val="center"/>
+          </w:tcPr>
+          <w:p>
+            <w:pPr>
+              <w:keepLines/>
+              <w:spacing w:after="0"/>
+            </w:pPr>
+            <w:r>
+              <w:rPr>
+                <w:rFonts w:ascii="Arial" w:hAnsi="Arial" w:eastAsia="Arial" w:cs="Tahoma"/>
+                <w:sz w:val="18"/>
+              </w:rPr>
+            </w:r>
+            <w:r>
+              <w:rPr>
+                <w:rFonts w:ascii="Arial" w:hAnsi="Arial" w:eastAsia="Arial" w:cs="Tahoma"/>
+                <w:sz w:val="18"/>
+              </w:rPr>
+              <w:t>รหัสแบรนด์คู่แข่งจาก master 01–11 เท่านั้น (ห้าม free text)</w:t>
+            </w:r>
+          </w:p>
+        </w:tc>
+      </w:tr>
+      <w:tr>
+        <w:trPr>
+          <w:cantSplit/>
+        </w:trPr>
+        <w:tc>
+          <w:tcPr>
+            <w:tcW w:type="dxa" w:w="2520"/>
+            <w:vAlign w:val="center"/>
+          </w:tcPr>
+          <w:p>
+            <w:pPr>
+              <w:keepLines/>
+              <w:spacing w:after="0"/>
+            </w:pPr>
+            <w:r>
+              <w:rPr>
+                <w:rFonts w:ascii="Arial" w:hAnsi="Arial" w:eastAsia="Arial" w:cs="Tahoma"/>
+                <w:sz w:val="18"/>
+              </w:rPr>
+            </w:r>
+            <w:r>
+              <w:rPr>
+                <w:rFonts w:ascii="Arial" w:hAnsi="Arial" w:eastAsia="Arial" w:cs="Tahoma"/>
+                <w:sz w:val="18"/>
+              </w:rPr>
+              <w:t>created</w:t>
+            </w:r>
+          </w:p>
+        </w:tc>
+        <w:tc>
+          <w:tcPr>
+            <w:tcW w:type="dxa" w:w="2520"/>
+            <w:vAlign w:val="center"/>
+          </w:tcPr>
+          <w:p>
+            <w:pPr>
+              <w:keepLines/>
+              <w:spacing w:after="0"/>
+            </w:pPr>
+            <w:r>
+              <w:rPr>
+                <w:rFonts w:ascii="Arial" w:hAnsi="Arial" w:eastAsia="Arial" w:cs="Tahoma"/>
+                <w:sz w:val="18"/>
+              </w:rPr>
+            </w:r>
+            <w:r>
+              <w:rPr>
+                <w:rFonts w:ascii="Arial" w:hAnsi="Arial" w:eastAsia="Arial" w:cs="Tahoma"/>
+                <w:sz w:val="18"/>
+              </w:rPr>
+              <w:t>boolean</w:t>
+            </w:r>
+          </w:p>
+        </w:tc>
+        <w:tc>
+          <w:tcPr>
+            <w:tcW w:type="dxa" w:w="2520"/>
+            <w:vAlign w:val="center"/>
+          </w:tcPr>
+          <w:p>
+            <w:pPr>
+              <w:keepLines/>
+              <w:spacing w:after="0"/>
+            </w:pPr>
+            <w:r>
+              <w:rPr>
+                <w:rFonts w:ascii="Arial" w:hAnsi="Arial" w:eastAsia="Arial" w:cs="Tahoma"/>
+                <w:sz w:val="18"/>
+              </w:rPr>
+            </w:r>
+            <w:r>
+              <w:rPr>
+                <w:rFonts w:ascii="Arial" w:hAnsi="Arial" w:eastAsia="Arial" w:cs="Tahoma"/>
+                <w:sz w:val="18"/>
+              </w:rPr>
+              <w:t>Yes</w:t>
+            </w:r>
+          </w:p>
+        </w:tc>
+        <w:tc>
+          <w:tcPr>
+            <w:tcW w:type="dxa" w:w="2520"/>
+            <w:vAlign w:val="center"/>
+          </w:tcPr>
+          <w:p>
+            <w:pPr>
+              <w:keepLines/>
+              <w:spacing w:after="0"/>
+            </w:pPr>
+            <w:r>
+              <w:rPr>
+                <w:rFonts w:ascii="Arial" w:hAnsi="Arial" w:eastAsia="Arial" w:cs="Tahoma"/>
+                <w:sz w:val="18"/>
+              </w:rPr>
+            </w:r>
+            <w:r>
+              <w:rPr>
+                <w:rFonts w:ascii="Arial" w:hAnsi="Arial" w:eastAsia="Arial" w:cs="Tahoma"/>
+                <w:sz w:val="18"/>
+              </w:rPr>
+              <w:t>UTF-8; use value domain described by endpoint purpose</w:t>
             </w:r>
           </w:p>
         </w:tc>
@@ -14705,11 +18684,13 @@
               </w:rPr>
               <w:t>{</w:t>
               <w:br/>
-              <w:t xml:space="preserve">  "nameTh": "ลอว์สัน 108",</w:t>
+              <w:t xml:space="preserve">  "nameTh": "แฟมิลี่มาร์ท",</w:t>
               <w:br/>
-              <w:t xml:space="preserve">  "nameEn": "Lawson 108",</w:t>
+              <w:t xml:space="preserve">  "nameEn": "FamilyMart",</w:t>
               <w:br/>
-              <w:t xml:space="preserve">  "remark": "",</w:t>
+              <w:t xml:space="preserve">  "remark": "ปรับชื่อ",</w:t>
+              <w:br/>
+              <w:t xml:space="preserve">  "active": true,</w:t>
               <w:br/>
               <w:t xml:space="preserve">  "isActive": true</w:t>
               <w:br/>
@@ -15177,6 +19158,111 @@
                 <w:rFonts w:ascii="Arial" w:hAnsi="Arial" w:eastAsia="Arial" w:cs="Tahoma"/>
                 <w:sz w:val="18"/>
               </w:rPr>
+              <w:t>active</w:t>
+            </w:r>
+          </w:p>
+        </w:tc>
+        <w:tc>
+          <w:tcPr>
+            <w:tcW w:type="dxa" w:w="2520"/>
+            <w:vAlign w:val="center"/>
+          </w:tcPr>
+          <w:p>
+            <w:pPr>
+              <w:keepLines/>
+              <w:spacing w:after="0"/>
+            </w:pPr>
+            <w:r>
+              <w:rPr>
+                <w:rFonts w:ascii="Arial" w:hAnsi="Arial" w:eastAsia="Arial" w:cs="Tahoma"/>
+                <w:sz w:val="18"/>
+              </w:rPr>
+            </w:r>
+            <w:r>
+              <w:rPr>
+                <w:rFonts w:ascii="Arial" w:hAnsi="Arial" w:eastAsia="Arial" w:cs="Tahoma"/>
+                <w:sz w:val="18"/>
+              </w:rPr>
+              <w:t>boolean</w:t>
+            </w:r>
+          </w:p>
+        </w:tc>
+        <w:tc>
+          <w:tcPr>
+            <w:tcW w:type="dxa" w:w="2520"/>
+            <w:vAlign w:val="center"/>
+          </w:tcPr>
+          <w:p>
+            <w:pPr>
+              <w:keepLines/>
+              <w:spacing w:after="0"/>
+            </w:pPr>
+            <w:r>
+              <w:rPr>
+                <w:rFonts w:ascii="Arial" w:hAnsi="Arial" w:eastAsia="Arial" w:cs="Tahoma"/>
+                <w:sz w:val="18"/>
+              </w:rPr>
+            </w:r>
+            <w:r>
+              <w:rPr>
+                <w:rFonts w:ascii="Arial" w:hAnsi="Arial" w:eastAsia="Arial" w:cs="Tahoma"/>
+                <w:sz w:val="18"/>
+              </w:rPr>
+              <w:t>Yes</w:t>
+            </w:r>
+          </w:p>
+        </w:tc>
+        <w:tc>
+          <w:tcPr>
+            <w:tcW w:type="dxa" w:w="2520"/>
+            <w:vAlign w:val="center"/>
+          </w:tcPr>
+          <w:p>
+            <w:pPr>
+              <w:keepLines/>
+              <w:spacing w:after="0"/>
+            </w:pPr>
+            <w:r>
+              <w:rPr>
+                <w:rFonts w:ascii="Arial" w:hAnsi="Arial" w:eastAsia="Arial" w:cs="Tahoma"/>
+                <w:sz w:val="18"/>
+              </w:rPr>
+            </w:r>
+            <w:r>
+              <w:rPr>
+                <w:rFonts w:ascii="Arial" w:hAnsi="Arial" w:eastAsia="Arial" w:cs="Tahoma"/>
+                <w:sz w:val="18"/>
+              </w:rPr>
+              <w:t>UTF-8; use value domain described by endpoint purpose</w:t>
+            </w:r>
+          </w:p>
+        </w:tc>
+      </w:tr>
+      <w:tr>
+        <w:trPr>
+          <w:cantSplit/>
+        </w:trPr>
+        <w:tc>
+          <w:tcPr>
+            <w:tcW w:type="dxa" w:w="2520"/>
+            <w:vAlign w:val="center"/>
+          </w:tcPr>
+          <w:p>
+            <w:pPr>
+              <w:keepLines/>
+              <w:spacing w:after="0"/>
+            </w:pPr>
+            <w:r>
+              <w:rPr>
+                <w:rFonts w:ascii="Arial" w:hAnsi="Arial" w:eastAsia="Arial" w:cs="Tahoma"/>
+                <w:sz w:val="18"/>
+              </w:rPr>
+            </w:r>
+            <w:r>
+              <w:rPr>
+                <w:rFonts w:ascii="Arial" w:hAnsi="Arial" w:eastAsia="Arial" w:cs="Tahoma"/>
+                <w:sz w:val="18"/>
+              </w:rPr>
               <w:t>isActive</w:t>
             </w:r>
           </w:p>
@@ -15317,6 +19403,10 @@
                 <w:sz w:val="16"/>
               </w:rPr>
               <w:t>{</w:t>
+              <w:br/>
+              <w:t xml:space="preserve">  "competitorCode": "01",</w:t>
+              <w:br/>
+              <w:t xml:space="preserve">  "updated": true,</w:t>
               <w:br/>
               <w:t xml:space="preserve">  "message": "saved"</w:t>
               <w:br/>
@@ -15440,6 +19530,216 @@
                 <w:sz w:val="18"/>
               </w:rPr>
               <w:t>Constraint / Meaning</w:t>
+            </w:r>
+          </w:p>
+        </w:tc>
+      </w:tr>
+      <w:tr>
+        <w:trPr>
+          <w:cantSplit/>
+        </w:trPr>
+        <w:tc>
+          <w:tcPr>
+            <w:tcW w:type="dxa" w:w="2520"/>
+            <w:vAlign w:val="center"/>
+          </w:tcPr>
+          <w:p>
+            <w:pPr>
+              <w:keepLines/>
+              <w:spacing w:after="0"/>
+            </w:pPr>
+            <w:r>
+              <w:rPr>
+                <w:rFonts w:ascii="Arial" w:hAnsi="Arial" w:eastAsia="Arial" w:cs="Tahoma"/>
+                <w:sz w:val="18"/>
+              </w:rPr>
+            </w:r>
+            <w:r>
+              <w:rPr>
+                <w:rFonts w:ascii="Arial" w:hAnsi="Arial" w:eastAsia="Arial" w:cs="Tahoma"/>
+                <w:sz w:val="18"/>
+              </w:rPr>
+              <w:t>competitorCode</w:t>
+            </w:r>
+          </w:p>
+        </w:tc>
+        <w:tc>
+          <w:tcPr>
+            <w:tcW w:type="dxa" w:w="2520"/>
+            <w:vAlign w:val="center"/>
+          </w:tcPr>
+          <w:p>
+            <w:pPr>
+              <w:keepLines/>
+              <w:spacing w:after="0"/>
+            </w:pPr>
+            <w:r>
+              <w:rPr>
+                <w:rFonts w:ascii="Arial" w:hAnsi="Arial" w:eastAsia="Arial" w:cs="Tahoma"/>
+                <w:sz w:val="18"/>
+              </w:rPr>
+            </w:r>
+            <w:r>
+              <w:rPr>
+                <w:rFonts w:ascii="Arial" w:hAnsi="Arial" w:eastAsia="Arial" w:cs="Tahoma"/>
+                <w:sz w:val="18"/>
+              </w:rPr>
+              <w:t>string</w:t>
+            </w:r>
+          </w:p>
+        </w:tc>
+        <w:tc>
+          <w:tcPr>
+            <w:tcW w:type="dxa" w:w="2520"/>
+            <w:vAlign w:val="center"/>
+          </w:tcPr>
+          <w:p>
+            <w:pPr>
+              <w:keepLines/>
+              <w:spacing w:after="0"/>
+            </w:pPr>
+            <w:r>
+              <w:rPr>
+                <w:rFonts w:ascii="Arial" w:hAnsi="Arial" w:eastAsia="Arial" w:cs="Tahoma"/>
+                <w:sz w:val="18"/>
+              </w:rPr>
+            </w:r>
+            <w:r>
+              <w:rPr>
+                <w:rFonts w:ascii="Arial" w:hAnsi="Arial" w:eastAsia="Arial" w:cs="Tahoma"/>
+                <w:sz w:val="18"/>
+              </w:rPr>
+              <w:t>Yes</w:t>
+            </w:r>
+          </w:p>
+        </w:tc>
+        <w:tc>
+          <w:tcPr>
+            <w:tcW w:type="dxa" w:w="2520"/>
+            <w:vAlign w:val="center"/>
+          </w:tcPr>
+          <w:p>
+            <w:pPr>
+              <w:keepLines/>
+              <w:spacing w:after="0"/>
+            </w:pPr>
+            <w:r>
+              <w:rPr>
+                <w:rFonts w:ascii="Arial" w:hAnsi="Arial" w:eastAsia="Arial" w:cs="Tahoma"/>
+                <w:sz w:val="18"/>
+              </w:rPr>
+            </w:r>
+            <w:r>
+              <w:rPr>
+                <w:rFonts w:ascii="Arial" w:hAnsi="Arial" w:eastAsia="Arial" w:cs="Tahoma"/>
+                <w:sz w:val="18"/>
+              </w:rPr>
+              <w:t>รหัสแบรนด์คู่แข่งจาก master 01–11 เท่านั้น (ห้าม free text)</w:t>
+            </w:r>
+          </w:p>
+        </w:tc>
+      </w:tr>
+      <w:tr>
+        <w:trPr>
+          <w:cantSplit/>
+        </w:trPr>
+        <w:tc>
+          <w:tcPr>
+            <w:tcW w:type="dxa" w:w="2520"/>
+            <w:vAlign w:val="center"/>
+          </w:tcPr>
+          <w:p>
+            <w:pPr>
+              <w:keepLines/>
+              <w:spacing w:after="0"/>
+            </w:pPr>
+            <w:r>
+              <w:rPr>
+                <w:rFonts w:ascii="Arial" w:hAnsi="Arial" w:eastAsia="Arial" w:cs="Tahoma"/>
+                <w:sz w:val="18"/>
+              </w:rPr>
+            </w:r>
+            <w:r>
+              <w:rPr>
+                <w:rFonts w:ascii="Arial" w:hAnsi="Arial" w:eastAsia="Arial" w:cs="Tahoma"/>
+                <w:sz w:val="18"/>
+              </w:rPr>
+              <w:t>updated</w:t>
+            </w:r>
+          </w:p>
+        </w:tc>
+        <w:tc>
+          <w:tcPr>
+            <w:tcW w:type="dxa" w:w="2520"/>
+            <w:vAlign w:val="center"/>
+          </w:tcPr>
+          <w:p>
+            <w:pPr>
+              <w:keepLines/>
+              <w:spacing w:after="0"/>
+            </w:pPr>
+            <w:r>
+              <w:rPr>
+                <w:rFonts w:ascii="Arial" w:hAnsi="Arial" w:eastAsia="Arial" w:cs="Tahoma"/>
+                <w:sz w:val="18"/>
+              </w:rPr>
+            </w:r>
+            <w:r>
+              <w:rPr>
+                <w:rFonts w:ascii="Arial" w:hAnsi="Arial" w:eastAsia="Arial" w:cs="Tahoma"/>
+                <w:sz w:val="18"/>
+              </w:rPr>
+              <w:t>boolean</w:t>
+            </w:r>
+          </w:p>
+        </w:tc>
+        <w:tc>
+          <w:tcPr>
+            <w:tcW w:type="dxa" w:w="2520"/>
+            <w:vAlign w:val="center"/>
+          </w:tcPr>
+          <w:p>
+            <w:pPr>
+              <w:keepLines/>
+              <w:spacing w:after="0"/>
+            </w:pPr>
+            <w:r>
+              <w:rPr>
+                <w:rFonts w:ascii="Arial" w:hAnsi="Arial" w:eastAsia="Arial" w:cs="Tahoma"/>
+                <w:sz w:val="18"/>
+              </w:rPr>
+            </w:r>
+            <w:r>
+              <w:rPr>
+                <w:rFonts w:ascii="Arial" w:hAnsi="Arial" w:eastAsia="Arial" w:cs="Tahoma"/>
+                <w:sz w:val="18"/>
+              </w:rPr>
+              <w:t>Yes</w:t>
+            </w:r>
+          </w:p>
+        </w:tc>
+        <w:tc>
+          <w:tcPr>
+            <w:tcW w:type="dxa" w:w="2520"/>
+            <w:vAlign w:val="center"/>
+          </w:tcPr>
+          <w:p>
+            <w:pPr>
+              <w:keepLines/>
+              <w:spacing w:after="0"/>
+            </w:pPr>
+            <w:r>
+              <w:rPr>
+                <w:rFonts w:ascii="Arial" w:hAnsi="Arial" w:eastAsia="Arial" w:cs="Tahoma"/>
+                <w:sz w:val="18"/>
+              </w:rPr>
+            </w:r>
+            <w:r>
+              <w:rPr>
+                <w:rFonts w:ascii="Arial" w:hAnsi="Arial" w:eastAsia="Arial" w:cs="Tahoma"/>
+                <w:sz w:val="18"/>
+              </w:rPr>
+              <w:t>UTF-8; use value domain described by endpoint purpose</w:t>
             </w:r>
           </w:p>
         </w:tc>
@@ -15917,6 +20217,10 @@
               </w:rPr>
               <w:t>{</w:t>
               <w:br/>
+              <w:t xml:space="preserve">  "competitorCode": "12",</w:t>
+              <w:br/>
+              <w:t xml:space="preserve">  "deleted": true,</w:t>
+              <w:br/>
               <w:t xml:space="preserve">  "message": "deleted"</w:t>
               <w:br/>
               <w:t>}</w:t>
@@ -16039,6 +20343,216 @@
                 <w:sz w:val="18"/>
               </w:rPr>
               <w:t>Constraint / Meaning</w:t>
+            </w:r>
+          </w:p>
+        </w:tc>
+      </w:tr>
+      <w:tr>
+        <w:trPr>
+          <w:cantSplit/>
+        </w:trPr>
+        <w:tc>
+          <w:tcPr>
+            <w:tcW w:type="dxa" w:w="2520"/>
+            <w:vAlign w:val="center"/>
+          </w:tcPr>
+          <w:p>
+            <w:pPr>
+              <w:keepLines/>
+              <w:spacing w:after="0"/>
+            </w:pPr>
+            <w:r>
+              <w:rPr>
+                <w:rFonts w:ascii="Arial" w:hAnsi="Arial" w:eastAsia="Arial" w:cs="Tahoma"/>
+                <w:sz w:val="18"/>
+              </w:rPr>
+            </w:r>
+            <w:r>
+              <w:rPr>
+                <w:rFonts w:ascii="Arial" w:hAnsi="Arial" w:eastAsia="Arial" w:cs="Tahoma"/>
+                <w:sz w:val="18"/>
+              </w:rPr>
+              <w:t>competitorCode</w:t>
+            </w:r>
+          </w:p>
+        </w:tc>
+        <w:tc>
+          <w:tcPr>
+            <w:tcW w:type="dxa" w:w="2520"/>
+            <w:vAlign w:val="center"/>
+          </w:tcPr>
+          <w:p>
+            <w:pPr>
+              <w:keepLines/>
+              <w:spacing w:after="0"/>
+            </w:pPr>
+            <w:r>
+              <w:rPr>
+                <w:rFonts w:ascii="Arial" w:hAnsi="Arial" w:eastAsia="Arial" w:cs="Tahoma"/>
+                <w:sz w:val="18"/>
+              </w:rPr>
+            </w:r>
+            <w:r>
+              <w:rPr>
+                <w:rFonts w:ascii="Arial" w:hAnsi="Arial" w:eastAsia="Arial" w:cs="Tahoma"/>
+                <w:sz w:val="18"/>
+              </w:rPr>
+              <w:t>string</w:t>
+            </w:r>
+          </w:p>
+        </w:tc>
+        <w:tc>
+          <w:tcPr>
+            <w:tcW w:type="dxa" w:w="2520"/>
+            <w:vAlign w:val="center"/>
+          </w:tcPr>
+          <w:p>
+            <w:pPr>
+              <w:keepLines/>
+              <w:spacing w:after="0"/>
+            </w:pPr>
+            <w:r>
+              <w:rPr>
+                <w:rFonts w:ascii="Arial" w:hAnsi="Arial" w:eastAsia="Arial" w:cs="Tahoma"/>
+                <w:sz w:val="18"/>
+              </w:rPr>
+            </w:r>
+            <w:r>
+              <w:rPr>
+                <w:rFonts w:ascii="Arial" w:hAnsi="Arial" w:eastAsia="Arial" w:cs="Tahoma"/>
+                <w:sz w:val="18"/>
+              </w:rPr>
+              <w:t>Yes</w:t>
+            </w:r>
+          </w:p>
+        </w:tc>
+        <w:tc>
+          <w:tcPr>
+            <w:tcW w:type="dxa" w:w="2520"/>
+            <w:vAlign w:val="center"/>
+          </w:tcPr>
+          <w:p>
+            <w:pPr>
+              <w:keepLines/>
+              <w:spacing w:after="0"/>
+            </w:pPr>
+            <w:r>
+              <w:rPr>
+                <w:rFonts w:ascii="Arial" w:hAnsi="Arial" w:eastAsia="Arial" w:cs="Tahoma"/>
+                <w:sz w:val="18"/>
+              </w:rPr>
+            </w:r>
+            <w:r>
+              <w:rPr>
+                <w:rFonts w:ascii="Arial" w:hAnsi="Arial" w:eastAsia="Arial" w:cs="Tahoma"/>
+                <w:sz w:val="18"/>
+              </w:rPr>
+              <w:t>รหัสแบรนด์คู่แข่งจาก master 01–11 เท่านั้น (ห้าม free text)</w:t>
+            </w:r>
+          </w:p>
+        </w:tc>
+      </w:tr>
+      <w:tr>
+        <w:trPr>
+          <w:cantSplit/>
+        </w:trPr>
+        <w:tc>
+          <w:tcPr>
+            <w:tcW w:type="dxa" w:w="2520"/>
+            <w:vAlign w:val="center"/>
+          </w:tcPr>
+          <w:p>
+            <w:pPr>
+              <w:keepLines/>
+              <w:spacing w:after="0"/>
+            </w:pPr>
+            <w:r>
+              <w:rPr>
+                <w:rFonts w:ascii="Arial" w:hAnsi="Arial" w:eastAsia="Arial" w:cs="Tahoma"/>
+                <w:sz w:val="18"/>
+              </w:rPr>
+            </w:r>
+            <w:r>
+              <w:rPr>
+                <w:rFonts w:ascii="Arial" w:hAnsi="Arial" w:eastAsia="Arial" w:cs="Tahoma"/>
+                <w:sz w:val="18"/>
+              </w:rPr>
+              <w:t>deleted</w:t>
+            </w:r>
+          </w:p>
+        </w:tc>
+        <w:tc>
+          <w:tcPr>
+            <w:tcW w:type="dxa" w:w="2520"/>
+            <w:vAlign w:val="center"/>
+          </w:tcPr>
+          <w:p>
+            <w:pPr>
+              <w:keepLines/>
+              <w:spacing w:after="0"/>
+            </w:pPr>
+            <w:r>
+              <w:rPr>
+                <w:rFonts w:ascii="Arial" w:hAnsi="Arial" w:eastAsia="Arial" w:cs="Tahoma"/>
+                <w:sz w:val="18"/>
+              </w:rPr>
+            </w:r>
+            <w:r>
+              <w:rPr>
+                <w:rFonts w:ascii="Arial" w:hAnsi="Arial" w:eastAsia="Arial" w:cs="Tahoma"/>
+                <w:sz w:val="18"/>
+              </w:rPr>
+              <w:t>boolean</w:t>
+            </w:r>
+          </w:p>
+        </w:tc>
+        <w:tc>
+          <w:tcPr>
+            <w:tcW w:type="dxa" w:w="2520"/>
+            <w:vAlign w:val="center"/>
+          </w:tcPr>
+          <w:p>
+            <w:pPr>
+              <w:keepLines/>
+              <w:spacing w:after="0"/>
+            </w:pPr>
+            <w:r>
+              <w:rPr>
+                <w:rFonts w:ascii="Arial" w:hAnsi="Arial" w:eastAsia="Arial" w:cs="Tahoma"/>
+                <w:sz w:val="18"/>
+              </w:rPr>
+            </w:r>
+            <w:r>
+              <w:rPr>
+                <w:rFonts w:ascii="Arial" w:hAnsi="Arial" w:eastAsia="Arial" w:cs="Tahoma"/>
+                <w:sz w:val="18"/>
+              </w:rPr>
+              <w:t>Yes</w:t>
+            </w:r>
+          </w:p>
+        </w:tc>
+        <w:tc>
+          <w:tcPr>
+            <w:tcW w:type="dxa" w:w="2520"/>
+            <w:vAlign w:val="center"/>
+          </w:tcPr>
+          <w:p>
+            <w:pPr>
+              <w:keepLines/>
+              <w:spacing w:after="0"/>
+            </w:pPr>
+            <w:r>
+              <w:rPr>
+                <w:rFonts w:ascii="Arial" w:hAnsi="Arial" w:eastAsia="Arial" w:cs="Tahoma"/>
+                <w:sz w:val="18"/>
+              </w:rPr>
+            </w:r>
+            <w:r>
+              <w:rPr>
+                <w:rFonts w:ascii="Arial" w:hAnsi="Arial" w:eastAsia="Arial" w:cs="Tahoma"/>
+                <w:sz w:val="18"/>
+              </w:rPr>
+              <w:t>UTF-8; use value domain described by endpoint purpose</w:t>
             </w:r>
           </w:p>
         </w:tc>
@@ -16520,7 +21034,7 @@
               </w:rPr>
               <w:t>{</w:t>
               <w:br/>
-              <w:t xml:space="preserve">  "factorCode": "ROAD",</w:t>
+              <w:t xml:space="preserve">  "factorCode": "F001",</w:t>
               <w:br/>
               <w:t xml:space="preserve">  "deleted": true</w:t>
               <w:br/>
@@ -16748,7 +21262,7 @@
                 <w:rFonts w:ascii="Arial" w:hAnsi="Arial" w:eastAsia="Arial" w:cs="Tahoma"/>
                 <w:sz w:val="18"/>
               </w:rPr>
-              <w:t>UTF-8; use value domain described by endpoint purpose</w:t>
+              <w:t>รหัสปัจจัยภายนอกจาก master (sgi_external_factors.factor_code)</w:t>
             </w:r>
           </w:p>
         </w:tc>
@@ -17518,6 +22032,246 @@
                 <w:sz w:val="18"/>
               </w:rPr>
               <w:t>ตรวจว่าแบรนด์ถูกอ้างในเอกสารก่อนลบ (409)</w:t>
+            </w:r>
+          </w:p>
+        </w:tc>
+      </w:tr>
+      <w:tr>
+        <w:trPr>
+          <w:cantSplit/>
+        </w:trPr>
+        <w:tc>
+          <w:tcPr>
+            <w:tcW w:type="dxa" w:w="3360"/>
+            <w:vAlign w:val="center"/>
+          </w:tcPr>
+          <w:p>
+            <w:pPr>
+              <w:keepLines/>
+              <w:spacing w:after="0"/>
+            </w:pPr>
+            <w:r>
+              <w:rPr>
+                <w:rFonts w:ascii="Arial" w:hAnsi="Arial" w:eastAsia="Arial" w:cs="Tahoma"/>
+                <w:sz w:val="18"/>
+              </w:rPr>
+            </w:r>
+            <w:r>
+              <w:rPr>
+                <w:rFonts w:ascii="Arial" w:hAnsi="Arial" w:eastAsia="Arial" w:cs="Tahoma"/>
+                <w:sz w:val="18"/>
+              </w:rPr>
+              <w:t>sgi_document_external_factors</w:t>
+            </w:r>
+          </w:p>
+        </w:tc>
+        <w:tc>
+          <w:tcPr>
+            <w:tcW w:type="dxa" w:w="3360"/>
+            <w:vAlign w:val="center"/>
+          </w:tcPr>
+          <w:p>
+            <w:pPr>
+              <w:keepLines/>
+              <w:spacing w:after="0"/>
+            </w:pPr>
+            <w:r>
+              <w:rPr>
+                <w:rFonts w:ascii="Arial" w:hAnsi="Arial" w:eastAsia="Arial" w:cs="Tahoma"/>
+                <w:sz w:val="18"/>
+              </w:rPr>
+            </w:r>
+            <w:r>
+              <w:rPr>
+                <w:rFonts w:ascii="Arial" w:hAnsi="Arial" w:eastAsia="Arial" w:cs="Tahoma"/>
+                <w:sz w:val="18"/>
+              </w:rPr>
+              <w:t>R</w:t>
+            </w:r>
+          </w:p>
+        </w:tc>
+        <w:tc>
+          <w:tcPr>
+            <w:tcW w:type="dxa" w:w="3360"/>
+            <w:vAlign w:val="center"/>
+          </w:tcPr>
+          <w:p>
+            <w:pPr>
+              <w:keepLines/>
+              <w:spacing w:after="0"/>
+            </w:pPr>
+            <w:r>
+              <w:rPr>
+                <w:rFonts w:ascii="Arial" w:hAnsi="Arial" w:eastAsia="Arial" w:cs="Tahoma"/>
+                <w:sz w:val="18"/>
+              </w:rPr>
+            </w:r>
+            <w:r>
+              <w:rPr>
+                <w:rFonts w:ascii="Arial" w:hAnsi="Arial" w:eastAsia="Arial" w:cs="Tahoma"/>
+                <w:sz w:val="18"/>
+              </w:rPr>
+              <w:t>ตรวจว่าปัจจัยภายนอกถูกอ้างในเอกสารก่อนลบ (409) (เพิ่ม 2026-09-02 — SQL แตะอยู่แล้วแต่ไม่ได้ประกาศไว้)</w:t>
+            </w:r>
+          </w:p>
+        </w:tc>
+      </w:tr>
+      <w:tr>
+        <w:trPr>
+          <w:cantSplit/>
+        </w:trPr>
+        <w:tc>
+          <w:tcPr>
+            <w:tcW w:type="dxa" w:w="3360"/>
+            <w:vAlign w:val="center"/>
+          </w:tcPr>
+          <w:p>
+            <w:pPr>
+              <w:keepLines/>
+              <w:spacing w:after="0"/>
+            </w:pPr>
+            <w:r>
+              <w:rPr>
+                <w:rFonts w:ascii="Arial" w:hAnsi="Arial" w:eastAsia="Arial" w:cs="Tahoma"/>
+                <w:sz w:val="18"/>
+              </w:rPr>
+            </w:r>
+            <w:r>
+              <w:rPr>
+                <w:rFonts w:ascii="Arial" w:hAnsi="Arial" w:eastAsia="Arial" w:cs="Tahoma"/>
+                <w:sz w:val="18"/>
+              </w:rPr>
+              <w:t>sgi_document_new_stores</w:t>
+            </w:r>
+          </w:p>
+        </w:tc>
+        <w:tc>
+          <w:tcPr>
+            <w:tcW w:type="dxa" w:w="3360"/>
+            <w:vAlign w:val="center"/>
+          </w:tcPr>
+          <w:p>
+            <w:pPr>
+              <w:keepLines/>
+              <w:spacing w:after="0"/>
+            </w:pPr>
+            <w:r>
+              <w:rPr>
+                <w:rFonts w:ascii="Arial" w:hAnsi="Arial" w:eastAsia="Arial" w:cs="Tahoma"/>
+                <w:sz w:val="18"/>
+              </w:rPr>
+            </w:r>
+            <w:r>
+              <w:rPr>
+                <w:rFonts w:ascii="Arial" w:hAnsi="Arial" w:eastAsia="Arial" w:cs="Tahoma"/>
+                <w:sz w:val="18"/>
+              </w:rPr>
+              <w:t>R</w:t>
+            </w:r>
+          </w:p>
+        </w:tc>
+        <w:tc>
+          <w:tcPr>
+            <w:tcW w:type="dxa" w:w="3360"/>
+            <w:vAlign w:val="center"/>
+          </w:tcPr>
+          <w:p>
+            <w:pPr>
+              <w:keepLines/>
+              <w:spacing w:after="0"/>
+            </w:pPr>
+            <w:r>
+              <w:rPr>
+                <w:rFonts w:ascii="Arial" w:hAnsi="Arial" w:eastAsia="Arial" w:cs="Tahoma"/>
+                <w:sz w:val="18"/>
+              </w:rPr>
+            </w:r>
+            <w:r>
+              <w:rPr>
+                <w:rFonts w:ascii="Arial" w:hAnsi="Arial" w:eastAsia="Arial" w:cs="Tahoma"/>
+                <w:sz w:val="18"/>
+              </w:rPr>
+              <w:t>ยอด/%ชดเชยต่อร้านเปิดใหม่ในรายงาน (เพิ่ม 2026-09-02 — SQL แตะอยู่แล้วแต่ไม่ได้ประกาศไว้)</w:t>
+            </w:r>
+          </w:p>
+        </w:tc>
+      </w:tr>
+      <w:tr>
+        <w:trPr>
+          <w:cantSplit/>
+        </w:trPr>
+        <w:tc>
+          <w:tcPr>
+            <w:tcW w:type="dxa" w:w="3360"/>
+            <w:vAlign w:val="center"/>
+          </w:tcPr>
+          <w:p>
+            <w:pPr>
+              <w:keepLines/>
+              <w:spacing w:after="0"/>
+            </w:pPr>
+            <w:r>
+              <w:rPr>
+                <w:rFonts w:ascii="Arial" w:hAnsi="Arial" w:eastAsia="Arial" w:cs="Tahoma"/>
+                <w:sz w:val="18"/>
+              </w:rPr>
+            </w:r>
+            <w:r>
+              <w:rPr>
+                <w:rFonts w:ascii="Arial" w:hAnsi="Arial" w:eastAsia="Arial" w:cs="Tahoma"/>
+                <w:sz w:val="18"/>
+              </w:rPr>
+              <w:t>sgi_fgi_impact_processes</w:t>
+            </w:r>
+          </w:p>
+        </w:tc>
+        <w:tc>
+          <w:tcPr>
+            <w:tcW w:type="dxa" w:w="3360"/>
+            <w:vAlign w:val="center"/>
+          </w:tcPr>
+          <w:p>
+            <w:pPr>
+              <w:keepLines/>
+              <w:spacing w:after="0"/>
+            </w:pPr>
+            <w:r>
+              <w:rPr>
+                <w:rFonts w:ascii="Arial" w:hAnsi="Arial" w:eastAsia="Arial" w:cs="Tahoma"/>
+                <w:sz w:val="18"/>
+              </w:rPr>
+            </w:r>
+            <w:r>
+              <w:rPr>
+                <w:rFonts w:ascii="Arial" w:hAnsi="Arial" w:eastAsia="Arial" w:cs="Tahoma"/>
+                <w:sz w:val="18"/>
+              </w:rPr>
+              <w:t>R</w:t>
+            </w:r>
+          </w:p>
+        </w:tc>
+        <w:tc>
+          <w:tcPr>
+            <w:tcW w:type="dxa" w:w="3360"/>
+            <w:vAlign w:val="center"/>
+          </w:tcPr>
+          <w:p>
+            <w:pPr>
+              <w:keepLines/>
+              <w:spacing w:after="0"/>
+            </w:pPr>
+            <w:r>
+              <w:rPr>
+                <w:rFonts w:ascii="Arial" w:hAnsi="Arial" w:eastAsia="Arial" w:cs="Tahoma"/>
+                <w:sz w:val="18"/>
+              </w:rPr>
+            </w:r>
+            <w:r>
+              <w:rPr>
+                <w:rFonts w:ascii="Arial" w:hAnsi="Arial" w:eastAsia="Arial" w:cs="Tahoma"/>
+                <w:sz w:val="18"/>
+              </w:rPr>
+              <w:t>รอบชดเชย (roundNo) และงวดในรายงาน (เพิ่ม 2026-09-02 — SQL แตะอยู่แล้วแต่ไม่ได้ประกาศไว้)</w:t>
             </w:r>
           </w:p>
         </w:tc>
@@ -17694,7 +22448,7 @@
     </w:p>
     <w:p>
       <w:pPr>
-        <w:pStyle w:val="Heading3"/>
+        <w:pStyle w:val="Heading2"/>
         <w:keepNext/>
         <w:keepLines/>
         <w:pageBreakBefore w:val="0"/>
@@ -17958,7 +22712,64 @@
                 <w:rFonts w:ascii="Arial" w:hAnsi="Arial" w:eastAsia="Arial" w:cs="Tahoma"/>
                 <w:sz w:val="18"/>
               </w:rPr>
-              <w:t>เก็บ SQL ต่อ endpoint (คัดจากหัวข้อ 10) แยกออกจาก service ให้ทดสอบ/รีวิวง่าย</w:t>
+              <w:t xml:space="preserve">เก็บ SQL ต่อ endpoint (คัดจากหัวข้อ 10) แยกออกจาก service ให้ทดสอบ/รีวิวง่าย · </w:t>
+            </w:r>
+            <w:r>
+              <w:rPr>
+                <w:rFonts w:ascii="Arial" w:hAnsi="Arial" w:eastAsia="Arial" w:cs="Tahoma"/>
+                <w:b/>
+                <w:sz w:val="18"/>
+              </w:rPr>
+              <w:t>คีย์ = ชื่อ handler</w:t>
+            </w:r>
+            <w:r>
+              <w:rPr>
+                <w:rFonts w:ascii="Arial" w:hAnsi="Arial" w:eastAsia="Arial" w:cs="Tahoma"/>
+                <w:sz w:val="18"/>
+              </w:rPr>
+              <w:t xml:space="preserve"> เช่น </w:t>
+            </w:r>
+            <w:r>
+              <w:rPr>
+                <w:rFonts w:ascii="Courier New" w:hAnsi="Courier New" w:eastAsia="Courier New" w:cs="Tahoma"/>
+                <w:sz w:val="18"/>
+              </w:rPr>
+              <w:t>getSgiMasterFactors</w:t>
+            </w:r>
+            <w:r>
+              <w:rPr>
+                <w:rFonts w:ascii="Arial" w:hAnsi="Arial" w:eastAsia="Arial" w:cs="Tahoma"/>
+                <w:sz w:val="18"/>
+              </w:rPr>
+              <w:t xml:space="preserve"> · บล็อกที่มีหลาย statement ให้แยกเป็นหลายคีย์ โดยเติมท้ายชื่อให้สื่อความ เช่น DELETE master ที่มี 2 statement → </w:t>
+            </w:r>
+            <w:r>
+              <w:rPr>
+                <w:rFonts w:ascii="Courier New" w:hAnsi="Courier New" w:eastAsia="Courier New" w:cs="Tahoma"/>
+                <w:sz w:val="18"/>
+              </w:rPr>
+              <w:t>removeSgiMasterFactorsByCodeInUse</w:t>
+            </w:r>
+            <w:r>
+              <w:rPr>
+                <w:rFonts w:ascii="Arial" w:hAnsi="Arial" w:eastAsia="Arial" w:cs="Tahoma"/>
+                <w:sz w:val="18"/>
+              </w:rPr>
+              <w:t xml:space="preserve"> (SELECT ตรวจการใช้งาน) + </w:t>
+            </w:r>
+            <w:r>
+              <w:rPr>
+                <w:rFonts w:ascii="Courier New" w:hAnsi="Courier New" w:eastAsia="Courier New" w:cs="Tahoma"/>
+                <w:sz w:val="18"/>
+              </w:rPr>
+              <w:t>removeSgiMasterFactorsByCode</w:t>
+            </w:r>
+            <w:r>
+              <w:rPr>
+                <w:rFonts w:ascii="Arial" w:hAnsi="Arial" w:eastAsia="Arial" w:cs="Tahoma"/>
+                <w:sz w:val="18"/>
+              </w:rPr>
+              <w:t xml:space="preserve"> (DELETE)</w:t>
             </w:r>
           </w:p>
         </w:tc>
@@ -18745,7 +23556,7 @@
     <w:p/>
     <w:p>
       <w:pPr>
-        <w:pStyle w:val="Heading3"/>
+        <w:pStyle w:val="Heading2"/>
         <w:keepNext/>
         <w:keepLines/>
         <w:pageBreakBefore w:val="0"/>
@@ -18781,7 +23592,7 @@
         <w:br/>
         <w:t>// BFF เรียกด้วย x-api-key และแนบ x-user-id / x-user-group-id / x-user-permissions มาให้</w:t>
         <w:br/>
-        <w:t>@Controller('sgi/sgi')</w:t>
+        <w:t>@Controller('')</w:t>
         <w:br/>
         <w:t>@UseGuards(HttpHeaderGuard)</w:t>
         <w:br/>
@@ -18792,7 +23603,7 @@
         <w:br/>
         <w:t xml:space="preserve">  // GET /api/v1/sgi/report/status-summary — รายงานตรวจสอบประกันรายได้</w:t>
         <w:br/>
-        <w:t xml:space="preserve">  @Get('sgi/report/status-summary')</w:t>
+        <w:t xml:space="preserve">  @Get('report/status-summary')</w:t>
         <w:br/>
         <w:t xml:space="preserve">  getSgiReportStatusSummary(@Query() query: ReportAndMasterDataQueryDto, @UserId() userId: string) {</w:t>
         <w:br/>
@@ -18805,7 +23616,7 @@
         <w:br/>
         <w:t xml:space="preserve">  // GET /api/v1/sgi/report/status-summary/export — Export Excel</w:t>
         <w:br/>
-        <w:t xml:space="preserve">  @Get('sgi/report/status-summary/export')</w:t>
+        <w:t xml:space="preserve">  @Get('report/status-summary/export')</w:t>
         <w:br/>
         <w:t xml:space="preserve">  exportStatusSummary(@Query() query: ReportAndMasterDataQueryDto, @UserId() userId: string) {</w:t>
         <w:br/>
@@ -18818,7 +23629,7 @@
         <w:br/>
         <w:t xml:space="preserve">  // GET /api/v1/sgi/master/factors — อ่านปัจจัยภายนอก</w:t>
         <w:br/>
-        <w:t xml:space="preserve">  @Get('sgi/master/factors')</w:t>
+        <w:t xml:space="preserve">  @Get('master/factors')</w:t>
         <w:br/>
         <w:t xml:space="preserve">  getSgiMasterFactors(@Query() query: ReportAndMasterDataQueryDto, @UserId() userId: string) {</w:t>
         <w:br/>
@@ -18831,7 +23642,7 @@
         <w:br/>
         <w:t xml:space="preserve">  // POST /api/v1/sgi/master/factors — สร้างปัจจัยภายนอก</w:t>
         <w:br/>
-        <w:t xml:space="preserve">  @Post('sgi/master/factors')</w:t>
+        <w:t xml:space="preserve">  @Post('master/factors')</w:t>
         <w:br/>
         <w:t xml:space="preserve">  createSgiMasterFactors(@Body() body: CreateSgiMasterFactorsBodyDto, @UserId() userId: string) {</w:t>
         <w:br/>
@@ -18861,7 +23672,7 @@
         <w:br/>
         <w:t xml:space="preserve">  // PUT /api/v1/sgi/master/factors/{code} — แก้ปัจจัยภายนอก</w:t>
         <w:br/>
-        <w:t xml:space="preserve">  @Put('sgi/master/factors/:code')</w:t>
+        <w:t xml:space="preserve">  @Put('master/factors/:code')</w:t>
         <w:br/>
         <w:t xml:space="preserve">  updateSgiMasterFactorsByCode(</w:t>
         <w:br/>
@@ -18882,7 +23693,7 @@
         <w:br/>
         <w:t xml:space="preserve">  // GET /api/v1/sgi/master/competitors — master แบรนด์คู่แข่ง 11 รายการ (รหัส 01-11) — เป็นแหล่งของ dropdown ร…</w:t>
         <w:br/>
-        <w:t xml:space="preserve">  @Get('sgi/master/competitors')</w:t>
+        <w:t xml:space="preserve">  @Get('master/competitors')</w:t>
         <w:br/>
         <w:t xml:space="preserve">  getSgiMasterCompetitors(@Query() query: ReportAndMasterDataQueryDto, @UserId() userId: string) {</w:t>
         <w:br/>
@@ -18895,7 +23706,7 @@
         <w:br/>
         <w:t xml:space="preserve">  // POST /api/v1/sgi/master/competitors — เพิ่มแบรนด์คู่แข่ง — code/nameTh/nameEn บังคับ · รหัสซ้ำตอบ 409</w:t>
         <w:br/>
-        <w:t xml:space="preserve">  @Post('sgi/master/competitors')</w:t>
+        <w:t xml:space="preserve">  @Post('master/competitors')</w:t>
         <w:br/>
         <w:t xml:space="preserve">  createSgiMasterCompetitors(</w:t>
         <w:br/>
@@ -18914,7 +23725,7 @@
         <w:br/>
         <w:t xml:space="preserve">  // PUT /api/v1/sgi/master/competitors/{code} — แก้ชื่อ/สถานะ — ห้ามแก้ code เพราะถูกอ้างจาก sgi_document_competitors</w:t>
         <w:br/>
-        <w:t xml:space="preserve">  @Put('sgi/master/competitors/:code')</w:t>
+        <w:t xml:space="preserve">  @Put('master/competitors/:code')</w:t>
         <w:br/>
         <w:t xml:space="preserve">  updateSgiMasterCompetitorsByCode(</w:t>
         <w:br/>
@@ -18950,7 +23761,7 @@
         <w:br/>
         <w:t xml:space="preserve">  // DELETE /api/v1/sgi/master/competitors/{code} — ลบแบรนด์คู่แข่ง — ถูกอ้างในเอกสารแล้วตอบ 409</w:t>
         <w:br/>
-        <w:t xml:space="preserve">  @Delete('sgi/master/competitors/:code')</w:t>
+        <w:t xml:space="preserve">  @Delete('master/competitors/:code')</w:t>
         <w:br/>
         <w:t xml:space="preserve">  removeSgiMasterCompetitorsByCode(@Param('code') code: string, @UserId() userId: string) {</w:t>
         <w:br/>
@@ -18963,7 +23774,7 @@
         <w:br/>
         <w:t xml:space="preserve">  // DELETE /api/v1/sgi/master/factors/{code} — ลบปัจจัยภายนอกที่ไม่ถูกใช้งาน</w:t>
         <w:br/>
-        <w:t xml:space="preserve">  @Delete('sgi/master/factors/:code')</w:t>
+        <w:t xml:space="preserve">  @Delete('master/factors/:code')</w:t>
         <w:br/>
         <w:t xml:space="preserve">  removeSgiMasterFactorsByCode(</w:t>
         <w:br/>
@@ -18986,7 +23797,7 @@
     </w:p>
     <w:p>
       <w:pPr>
-        <w:pStyle w:val="Heading3"/>
+        <w:pStyle w:val="Heading2"/>
         <w:keepNext/>
         <w:keepLines/>
         <w:pageBreakBefore w:val="0"/>
@@ -19013,7 +23824,7 @@
         <w:br/>
         <w:t xml:space="preserve">  IsArray, IsBoolean, IsIn, IsInt, IsNotEmpty, IsNumber, IsObject, IsOptional,</w:t>
         <w:br/>
-        <w:t xml:space="preserve">  IsString, Matches, Max, MaxLength, Min,</w:t>
+        <w:t xml:space="preserve">  IsString, Matches, Max, MaxLength, Min, ValidateNested,</w:t>
         <w:br/>
         <w:t>} from 'class-validator';</w:t>
         <w:br/>
@@ -19027,68 +23838,64 @@
         <w:br/>
         <w:t>export class ReportAndMasterDataQueryDto {</w:t>
         <w:br/>
-        <w:t xml:space="preserve">  /** return 400 if missing · BE ผ่าน toAD() เผื่อ client ส่ง พ.ศ. · required เฉพาะบาง endpoint… */</w:t>
+        <w:t xml:space="preserve">  /** 6 สถานะเอกสาร; verbatim จาก sps_store.workflow_status ของ @srm/glb-workflow · required เฉ… */</w:t>
         <w:br/>
         <w:t xml:space="preserve">  @IsOptional()</w:t>
         <w:br/>
-        <w:t xml:space="preserve">  @Type(() =&gt; Number)</w:t>
-        <w:br/>
-        <w:t xml:space="preserve">  @IsInt()</w:t>
-        <w:br/>
-        <w:t xml:space="preserve">  year?: number;</w:t>
-        <w:br/>
-        <w:br/>
-        <w:t xml:space="preserve">  /** 6 สถานะเอกสาร; verbatim จาก sps_store.workflow_status ของ @srm/glb-workflow · required เฉ… */</w:t>
+        <w:t xml:space="preserve">  @IsString()</w:t>
+        <w:br/>
+        <w:t xml:space="preserve">  status?: string;</w:t>
+        <w:br/>
+        <w:br/>
+        <w:t xml:space="preserve">  /** คง leading zero */</w:t>
         <w:br/>
         <w:t xml:space="preserve">  @IsOptional()</w:t>
         <w:br/>
         <w:t xml:space="preserve">  @IsString()</w:t>
         <w:br/>
-        <w:t xml:space="preserve">  status?: string;</w:t>
-        <w:br/>
-        <w:br/>
-        <w:t xml:space="preserve">  /** maps to sgi_consideration_logs.result_category ล่าสุด · CANCELLED = ยกเลิกโดยระบบ (เพิ่ม … */</w:t>
+        <w:t xml:space="preserve">  @Matches(/^\d{5}$/, { message: 'รหัสร้านต้องเป็นตัวเลข 5 หลัก และคงเลขศูนย์นำหน้า' })</w:t>
+        <w:br/>
+        <w:t xml:space="preserve">  impactedStoreCode?: string;</w:t>
+        <w:br/>
+        <w:br/>
+        <w:t xml:space="preserve">  /** คง leading zero */</w:t>
         <w:br/>
         <w:t xml:space="preserve">  @IsOptional()</w:t>
         <w:br/>
         <w:t xml:space="preserve">  @IsString()</w:t>
         <w:br/>
-        <w:t xml:space="preserve">  @IsIn(['APPROVE', 'REJECT', 'CANCELLED', 'PENDING'])</w:t>
-        <w:br/>
-        <w:t xml:space="preserve">  result?: string;</w:t>
-        <w:br/>
-        <w:br/>
-        <w:t xml:space="preserve">  /** 13 region codes; multi-select */</w:t>
+        <w:t xml:space="preserve">  @Matches(/^\d{5}$/, { message: 'รหัสร้านต้องเป็นตัวเลข 5 หลัก และคงเลขศูนย์นำหน้า' })</w:t>
+        <w:br/>
+        <w:t xml:space="preserve">  newStoreCode?: string;</w:t>
+        <w:br/>
+        <w:br/>
+        <w:t xml:space="preserve">  /** required เฉพาะบาง endpoint — ตรวจซ้ำใน service */</w:t>
         <w:br/>
         <w:t xml:space="preserve">  @IsOptional()</w:t>
         <w:br/>
+        <w:t xml:space="preserve">  @IsString()</w:t>
+        <w:br/>
+        <w:t xml:space="preserve">  periodStatementFrom?: string;</w:t>
+        <w:br/>
+        <w:br/>
+        <w:t xml:space="preserve">  /** required เฉพาะบาง endpoint — ตรวจซ้ำใน service */</w:t>
+        <w:br/>
+        <w:t xml:space="preserve">  @IsOptional()</w:t>
+        <w:br/>
+        <w:t xml:space="preserve">  @IsString()</w:t>
+        <w:br/>
+        <w:t xml:space="preserve">  periodStatementTo?: string;</w:t>
+        <w:br/>
+        <w:br/>
+        <w:t xml:space="preserve">  /** required เฉพาะบาง endpoint — ตรวจซ้ำใน service */</w:t>
+        <w:br/>
+        <w:t xml:space="preserve">  @IsOptional()</w:t>
+        <w:br/>
         <w:t xml:space="preserve">  @IsArray()</w:t>
         <w:br/>
         <w:t xml:space="preserve">  @IsString({ each: true })</w:t>
         <w:br/>
-        <w:t xml:space="preserve">  region?: string[];</w:t>
-        <w:br/>
-        <w:br/>
-        <w:t xml:space="preserve">  /** **7 ค่า** `A B C D E PTT บริษัท` (ยืนยันจาก master `BranchTypeProfile` ของ `CPA_FRN_FGI` … */</w:t>
-        <w:br/>
-        <w:t xml:space="preserve">  @IsOptional()</w:t>
-        <w:br/>
-        <w:t xml:space="preserve">  @IsArray()</w:t>
-        <w:br/>
-        <w:t xml:space="preserve">  @IsString({ each: true })</w:t>
-        <w:br/>
-        <w:t xml:space="preserve">  storeType?: string[];</w:t>
-        <w:br/>
-        <w:br/>
-        <w:t xml:space="preserve">  /** คง leading zero */</w:t>
-        <w:br/>
-        <w:t xml:space="preserve">  @IsOptional()</w:t>
-        <w:br/>
-        <w:t xml:space="preserve">  @IsString()</w:t>
-        <w:br/>
-        <w:t xml:space="preserve">  @Matches(/^\d{5}$/, { message: 'รหัสร้านต้องเป็นตัวเลข 5 หลัก และคงเลขศูนย์นำหน้า' })</w:t>
-        <w:br/>
-        <w:t xml:space="preserve">  impactedStoreCode?: string;</w:t>
+        <w:t xml:space="preserve">  storeTypes?: string[];</w:t>
         <w:br/>
         <w:br/>
         <w:t xml:space="preserve">  // TODO: เพิ่ม property ที่เหลือของ payload นี้ให้ครบตามหัวข้อฟิลด์ของเอกสารนี้</w:t>
@@ -19221,28 +24028,44 @@
         <w:br/>
         <w:t xml:space="preserve">  @IsString()</w:t>
         <w:br/>
+        <w:t xml:space="preserve">  competitorCode: string;</w:t>
+        <w:br/>
+        <w:br/>
+        <w:t xml:space="preserve">  @IsNotEmpty()</w:t>
+        <w:br/>
+        <w:t xml:space="preserve">  @IsString()</w:t>
+        <w:br/>
+        <w:t xml:space="preserve">  nameTh: string;</w:t>
+        <w:br/>
+        <w:br/>
+        <w:t xml:space="preserve">  @IsNotEmpty()</w:t>
+        <w:br/>
+        <w:t xml:space="preserve">  @IsString()</w:t>
+        <w:br/>
+        <w:t xml:space="preserve">  nameEn: string;</w:t>
+        <w:br/>
+        <w:br/>
+        <w:t xml:space="preserve">  @IsNotEmpty()</w:t>
+        <w:br/>
+        <w:t xml:space="preserve">  @IsString()</w:t>
+        <w:br/>
+        <w:t xml:space="preserve">  remark: string;</w:t>
+        <w:br/>
+        <w:br/>
+        <w:t xml:space="preserve">  @IsNotEmpty()</w:t>
+        <w:br/>
+        <w:t xml:space="preserve">  @Type(() =&gt; Boolean)</w:t>
+        <w:br/>
+        <w:t xml:space="preserve">  @IsBoolean()</w:t>
+        <w:br/>
+        <w:t xml:space="preserve">  active: boolean;</w:t>
+        <w:br/>
+        <w:br/>
+        <w:t xml:space="preserve">  @IsNotEmpty()</w:t>
+        <w:br/>
+        <w:t xml:space="preserve">  @IsString()</w:t>
+        <w:br/>
         <w:t xml:space="preserve">  code: string;</w:t>
-        <w:br/>
-        <w:br/>
-        <w:t xml:space="preserve">  @IsNotEmpty()</w:t>
-        <w:br/>
-        <w:t xml:space="preserve">  @IsString()</w:t>
-        <w:br/>
-        <w:t xml:space="preserve">  nameTh: string;</w:t>
-        <w:br/>
-        <w:br/>
-        <w:t xml:space="preserve">  @IsNotEmpty()</w:t>
-        <w:br/>
-        <w:t xml:space="preserve">  @IsString()</w:t>
-        <w:br/>
-        <w:t xml:space="preserve">  nameEn: string;</w:t>
-        <w:br/>
-        <w:br/>
-        <w:t xml:space="preserve">  @IsNotEmpty()</w:t>
-        <w:br/>
-        <w:t xml:space="preserve">  @IsString()</w:t>
-        <w:br/>
-        <w:t xml:space="preserve">  remark: string;</w:t>
         <w:br/>
         <w:t>}</w:t>
         <w:br/>
@@ -19252,7 +24075,7 @@
     </w:p>
     <w:p>
       <w:pPr>
-        <w:pStyle w:val="Heading3"/>
+        <w:pStyle w:val="Heading2"/>
         <w:keepNext/>
         <w:keepLines/>
         <w:pageBreakBefore w:val="0"/>
@@ -19299,7 +24122,7 @@
         </w:rPr>
         <w:t>// src/modules/sgi-report-and-master-data/sgi-report-and-master-data.service.ts</w:t>
         <w:br/>
-        <w:t>import { Inject, Injectable, Logger, NotFoundException, NotImplementedException } from '@nestjs/common';</w:t>
+        <w:t>import { BadRequestException, ConflictException, Inject, Injectable, Logger, NotFoundException, NotImplementedException } from '@nestjs/common';</w:t>
         <w:br/>
         <w:t>import { DataSource } from 'typeorm';</w:t>
         <w:br/>
@@ -19332,13 +24155,13 @@
         <w:br/>
         <w:t xml:space="preserve">    // SQL เต็มอยู่ในหัวข้อ Database SQL ของเอกสารนี้ (คีย์ 'GET /api/v1/sgi/report/status-summary')</w:t>
         <w:br/>
-        <w:t xml:space="preserve">    // ⚠️ SQL ตัวอย่างบางเส้นเขียนด้วย named parameter (:size/:offset) แต่ dataSource.query()</w:t>
-        <w:br/>
-        <w:t xml:space="preserve">    //    รับเฉพาะ positional $1..$n — ต้องแปลงชื่อเป็นลำดับก่อน หรือใช้ QueryBuilder แทน</w:t>
+        <w:t xml:space="preserve">    // SQL ในเอกสารเป็น positional $1..$n อยู่แล้ว (ตัวสร้างแปลงให้ตั้งแต่ 2026-09-04)</w:t>
+        <w:br/>
+        <w:t xml:space="preserve">    //   บรรทัดแรกของบล็อก SQL คือ `-- bind ตามลำดับ: $1=... · $2=...` ให้เรียงอาร์กิวเมนต์ตามนั้น</w:t>
         <w:br/>
         <w:t xml:space="preserve">    const rows = await this.dataSource.query(SGI_SQL.getSgiReportStatusSummary, [</w:t>
         <w:br/>
-        <w:t xml:space="preserve">      // TODO: เรียงพารามิเตอร์ให้ตรงกับ $1..$n ของ SQL จริง</w:t>
+        <w:t xml:space="preserve">      // เรียงให้ตรงกับบรรทัด `-- bind ตามลำดับ:` ของ SQL เส้นนี้</w:t>
         <w:br/>
         <w:t xml:space="preserve">      userId, (page - 1) * size, size,</w:t>
         <w:br/>
@@ -19355,11 +24178,35 @@
         <w:br/>
         <w:t xml:space="preserve">  async exportStatusSummary(query: ReportAndMasterDataQueryDto, userId: string) {</w:t>
         <w:br/>
-        <w:t xml:space="preserve">    // TODO: implement ตาม business rule ของ GET /api/v1/sgi/report/status-summary/export</w:t>
-        <w:br/>
-        <w:t xml:space="preserve">    //       (SQL อยู่ในหัวข้อ Database SQL คีย์ 'GET /api/v1/sgi/report/status-summary/export')</w:t>
-        <w:br/>
-        <w:t xml:space="preserve">    throw new NotImplementedException('exportStatusSummary ยังไม่ implement');</w:t>
+        <w:t xml:space="preserve">    // ใช้ SELECT ชุดเดียวกับ status-summary แต่ **ไม่ตัดหน้า** (ไม่มี LIMIT/OFFSET) ตาม SQL ในเอกสาร</w:t>
+        <w:br/>
+        <w:t xml:space="preserve">    // สถานะเป็น filter บังคับตัวเดียว (SDD สไลด์ 60) — ไม่ส่งมาให้ 400 REPORT_STATUS_REQUIRED</w:t>
+        <w:br/>
+        <w:t xml:space="preserve">    if (!query.status) {</w:t>
+        <w:br/>
+        <w:t xml:space="preserve">      throw new BadRequestException({ code: 'REPORT_STATUS_REQUIRED', message: 'กรุณาเลือกสถานะก่อนค้นหา' });</w:t>
+        <w:br/>
+        <w:t xml:space="preserve">    }</w:t>
+        <w:br/>
+        <w:t xml:space="preserve">    // bind ตามลำดับของ SQL: $1=year $2=status $3=impactedStoreCode $4=newStoreCode $5=psFrom $6=psTo $7=storeTypes</w:t>
+        <w:br/>
+        <w:t xml:space="preserve">    // year แยกจาก Period Statement (ค.ศ.) — DTO ส่งเป็นช่วง `periodStatementFrom/To` รูปแบบ YYYY-MM</w:t>
+        <w:br/>
+        <w:t xml:space="preserve">    const year = Number((query.periodStatementFrom ?? '').slice(0, 4)) || undefined;</w:t>
+        <w:br/>
+        <w:t xml:space="preserve">    const rows = await this.dataSource.query(SGI_SQL.exportStatusSummary, [</w:t>
+        <w:br/>
+        <w:t xml:space="preserve">      year, query.status, query.impactedStoreCode ?? null, query.newStoreCode ?? null,</w:t>
+        <w:br/>
+        <w:t xml:space="preserve">      query.periodStatementFrom ?? null, query.periodStatementTo ?? null, query.storeTypes ?? null,</w:t>
+        <w:br/>
+        <w:t xml:space="preserve">    ]);</w:t>
+        <w:br/>
+        <w:t xml:space="preserve">    // 14 คอลัมน์ตาม SDD สไลด์ 60 — หัวคอลัมน์ใช้ชื่อบนหน้าจอรายงาน ไม่ใช่ชื่อคอลัมน์ DB</w:t>
+        <w:br/>
+        <w:t xml:space="preserve">    // ไฟล์ .xlsx สร้างที่ชั้น controller (StreamableFile) — service คืนข้อมูลดิบเท่านั้น</w:t>
+        <w:br/>
+        <w:t xml:space="preserve">    return { fileName: `sgi-report-${year ?? 'all'}-${query.status}.xlsx`, rows };</w:t>
         <w:br/>
         <w:t xml:space="preserve">  }</w:t>
         <w:br/>
@@ -19368,11 +24215,15 @@
         <w:br/>
         <w:t xml:space="preserve">  async getSgiMasterFactors(query: ReportAndMasterDataQueryDto, userId: string) {</w:t>
         <w:br/>
-        <w:t xml:space="preserve">    // TODO: implement ตาม business rule ของ GET /api/v1/sgi/master/factors</w:t>
-        <w:br/>
-        <w:t xml:space="preserve">    //       (SQL อยู่ในหัวข้อ Database SQL คีย์ 'GET /api/v1/sgi/master/factors')</w:t>
-        <w:br/>
-        <w:t xml:space="preserve">    throw new NotImplementedException('getSgiMasterFactors ยังไม่ implement');</w:t>
+        <w:t xml:space="preserve">    // master ปัจจัยภายนอก — ไม่แบ่งหน้าเพราะเป็น master ขนาดเล็ก</w:t>
+        <w:br/>
+        <w:t xml:space="preserve">    // SQL รับ $1=q (คำค้นชื่อ) · สัญญาปัจจุบันยังไม่มีช่องค้นหาในหน้าจอ จึงส่ง null = เอาทั้งหมด</w:t>
+        <w:br/>
+        <w:t xml:space="preserve">    // ถ้าเพิ่มช่องค้นหาเมื่อไร ให้เพิ่มฟิลด์ใน DTO ก่อน แล้วค่อยส่ง `%${query.q}%` ที่นี่</w:t>
+        <w:br/>
+        <w:t xml:space="preserve">    const items = await this.dataSource.query(SGI_SQL.getSgiMasterFactors, [null]);</w:t>
+        <w:br/>
+        <w:t xml:space="preserve">    return { items, total: items.length };</w:t>
         <w:br/>
         <w:t xml:space="preserve">  }</w:t>
         <w:br/>
@@ -19393,7 +24244,7 @@
         <w:br/>
         <w:t xml:space="preserve">      // TODO: lock แถวเป้าหมายของ sgi_external_factors ด้วย SELECT ... FOR UPDATE ก่อนเขียน</w:t>
         <w:br/>
-        <w:t xml:space="preserve">      const [current] = await runner.query(SGI_SQL.createSgiMasterFactorsLock, [body.docNo]);</w:t>
+        <w:t xml:space="preserve">      const [current] = await runner.query(SGI_SQL.createSgiMasterFactorsLock, [body.nameEn]);</w:t>
         <w:br/>
         <w:t xml:space="preserve">      if (!current) {</w:t>
         <w:br/>
@@ -19428,11 +24279,27 @@
         <w:br/>
         <w:t xml:space="preserve">  async updateSgiMasterFactorsByCode(code: string, body: UpdateSgiMasterFactorsByCodeBodyDto, userId: string) {</w:t>
         <w:br/>
-        <w:t xml:space="preserve">    // TODO: implement ตาม business rule ของ PUT /api/v1/sgi/master/factors/{code}</w:t>
-        <w:br/>
-        <w:t xml:space="preserve">    //       (SQL อยู่ในหัวข้อ Database SQL คีย์ 'PUT /api/v1/sgi/master/factors/{code}')</w:t>
-        <w:br/>
-        <w:t xml:space="preserve">    throw new NotImplementedException('updateSgiMasterFactorsByCode ยังไม่ implement');</w:t>
+        <w:t xml:space="preserve">    // ห้ามแก้ factor_code (เป็น PK และถูกอ้างจาก sgi_document_external_factors)</w:t>
+        <w:br/>
+        <w:t xml:space="preserve">    // bind: $1=factorName $2=factorRemark $3=code</w:t>
+        <w:br/>
+        <w:t xml:space="preserve">    //   ⚠️ ชื่อฟิลด์ต่างกันสองฝั่ง — DTO ใช้ `description` ส่วนคอลัมน์/พารามิเตอร์ SQL คือ factor_remark</w:t>
+        <w:br/>
+        <w:t xml:space="preserve">    const result = await this.dataSource.query(SGI_SQL.updateSgiMasterFactorsByCode, [</w:t>
+        <w:br/>
+        <w:t xml:space="preserve">      body.factorName, body.description ?? null, code,</w:t>
+        <w:br/>
+        <w:t xml:space="preserve">    ]);</w:t>
+        <w:br/>
+        <w:t xml:space="preserve">    // pg คืน [rows, affectedRows] สำหรับ UPDATE ที่ไม่มี RETURNING</w:t>
+        <w:br/>
+        <w:t xml:space="preserve">    if (Number(result?.[1] ?? 0) === 0) {</w:t>
+        <w:br/>
+        <w:t xml:space="preserve">      throw new NotFoundException('ไม่พบปัจจัยภายนอกรหัสนี้');</w:t>
+        <w:br/>
+        <w:t xml:space="preserve">    }</w:t>
+        <w:br/>
+        <w:t xml:space="preserve">    return { message: 'saved' };</w:t>
         <w:br/>
         <w:t xml:space="preserve">  }</w:t>
         <w:br/>
@@ -19441,11 +24308,11 @@
         <w:br/>
         <w:t xml:space="preserve">  async getSgiMasterCompetitors(query: ReportAndMasterDataQueryDto, userId: string) {</w:t>
         <w:br/>
-        <w:t xml:space="preserve">    // TODO: implement ตาม business rule ของ GET /api/v1/sgi/master/competitors</w:t>
-        <w:br/>
-        <w:t xml:space="preserve">    //       (SQL อยู่ในหัวข้อ Database SQL คีย์ 'GET /api/v1/sgi/master/competitors')</w:t>
-        <w:br/>
-        <w:t xml:space="preserve">    throw new NotImplementedException('getSgiMasterCompetitors ยังไม่ implement');</w:t>
+        <w:t xml:space="preserve">    // master แบรนด์คู่แข่ง 11 รายการ (รหัส 01-11) — SQL รับ $1=q เช่นเดียวกับฝั่งปัจจัย</w:t>
+        <w:br/>
+        <w:t xml:space="preserve">    const items = await this.dataSource.query(SGI_SQL.getSgiMasterCompetitors, [null]);</w:t>
+        <w:br/>
+        <w:t xml:space="preserve">    return { items, total: items.length };</w:t>
         <w:br/>
         <w:t xml:space="preserve">  }</w:t>
         <w:br/>
@@ -19454,11 +24321,31 @@
         <w:br/>
         <w:t xml:space="preserve">  async createSgiMasterCompetitors(body: CreateSgiMasterCompetitorsBodyDto, userId: string) {</w:t>
         <w:br/>
-        <w:t xml:space="preserve">    // TODO: implement ตาม business rule ของ POST /api/v1/sgi/master/competitors</w:t>
-        <w:br/>
-        <w:t xml:space="preserve">    //       (SQL อยู่ในหัวข้อ Database SQL คีย์ 'POST /api/v1/sgi/master/competitors')</w:t>
-        <w:br/>
-        <w:t xml:space="preserve">    throw new NotImplementedException('createSgiMasterCompetitors ยังไม่ implement');</w:t>
+        <w:t xml:space="preserve">    // bind: $1=code $2=nameTh $3=nameEn $4=remark · ชื่อไทย/อังกฤษบังคับทั้งคู่ (DTO ตรวจแล้วอีกชั้น)</w:t>
+        <w:br/>
+        <w:t xml:space="preserve">    try {</w:t>
+        <w:br/>
+        <w:t xml:space="preserve">      await this.dataSource.query(SGI_SQL.createSgiMasterCompetitors, [</w:t>
+        <w:br/>
+        <w:t xml:space="preserve">        body.competitorCode, body.nameTh, body.nameEn, body.remark ?? null,</w:t>
+        <w:br/>
+        <w:t xml:space="preserve">      ]);</w:t>
+        <w:br/>
+        <w:t xml:space="preserve">    } catch (error: any) {</w:t>
+        <w:br/>
+        <w:t xml:space="preserve">      // 23505 = unique_violation ของ PostgreSQL — รหัสซ้ำต้องเป็น 409 ไม่ใช่ 500</w:t>
+        <w:br/>
+        <w:t xml:space="preserve">      if (error?.code === '23505') {</w:t>
+        <w:br/>
+        <w:t xml:space="preserve">        throw new ConflictException({ code: 'CODE_DUPLICATE', message: 'รหัสคู่แข่งนี้มีอยู่แล้ว' });</w:t>
+        <w:br/>
+        <w:t xml:space="preserve">      }</w:t>
+        <w:br/>
+        <w:t xml:space="preserve">      throw error;</w:t>
+        <w:br/>
+        <w:t xml:space="preserve">    }</w:t>
+        <w:br/>
+        <w:t xml:space="preserve">    return { message: 'created', code: body.competitorCode };</w:t>
         <w:br/>
         <w:t xml:space="preserve">  }</w:t>
         <w:br/>
@@ -19467,11 +24354,23 @@
         <w:br/>
         <w:t xml:space="preserve">  async updateSgiMasterCompetitorsByCode(code: string, body: Record&lt;string, unknown&gt;, userId: string) {</w:t>
         <w:br/>
-        <w:t xml:space="preserve">    // TODO: implement ตาม business rule ของ PUT /api/v1/sgi/master/competitors/{code}</w:t>
-        <w:br/>
-        <w:t xml:space="preserve">    //       (SQL อยู่ในหัวข้อ Database SQL คีย์ 'PUT /api/v1/sgi/master/competitors/{code}')</w:t>
-        <w:br/>
-        <w:t xml:space="preserve">    throw new NotImplementedException('updateSgiMasterCompetitorsByCode ยังไม่ implement');</w:t>
+        <w:t xml:space="preserve">    // ห้ามแก้ competitor_code (เป็น PK และถูกอ้างจาก sgi_document_competitors)</w:t>
+        <w:br/>
+        <w:t xml:space="preserve">    // bind: $1=nameTh $2=nameEn $3=remark $4=isActive $5=code</w:t>
+        <w:br/>
+        <w:t xml:space="preserve">    const result = await this.dataSource.query(SGI_SQL.updateSgiMasterCompetitorsByCode, [</w:t>
+        <w:br/>
+        <w:t xml:space="preserve">      body.nameTh, body.nameEn, body.remark ?? null, body.active ?? true, code,</w:t>
+        <w:br/>
+        <w:t xml:space="preserve">    ]);</w:t>
+        <w:br/>
+        <w:t xml:space="preserve">    if (Number(result?.[1] ?? 0) === 0) {</w:t>
+        <w:br/>
+        <w:t xml:space="preserve">      throw new NotFoundException('ไม่พบคู่แข่งรหัสนี้');</w:t>
+        <w:br/>
+        <w:t xml:space="preserve">    }</w:t>
+        <w:br/>
+        <w:t xml:space="preserve">    return { message: 'saved' };</w:t>
         <w:br/>
         <w:t xml:space="preserve">  }</w:t>
         <w:br/>
@@ -19480,11 +24379,47 @@
         <w:br/>
         <w:t xml:space="preserve">  async removeSgiMasterCompetitorsByCode(code: string, userId: string) {</w:t>
         <w:br/>
-        <w:t xml:space="preserve">    // TODO: implement ตาม business rule ของ DELETE /api/v1/sgi/master/competitors/{code}</w:t>
-        <w:br/>
-        <w:t xml:space="preserve">    //       (SQL อยู่ในหัวข้อ Database SQL คีย์ 'DELETE /api/v1/sgi/master/competitors/{code}')</w:t>
-        <w:br/>
-        <w:t xml:space="preserve">    throw new NotImplementedException('removeSgiMasterCompetitorsByCode ยังไม่ implement');</w:t>
+        <w:t xml:space="preserve">    // เหมือนฝั่งปัจจัย — ถูกอ้างในเอกสารแล้วต้อง 409</w:t>
+        <w:br/>
+        <w:t xml:space="preserve">    const runner = this.dataSource.createQueryRunner();</w:t>
+        <w:br/>
+        <w:t xml:space="preserve">    await runner.connect();</w:t>
+        <w:br/>
+        <w:t xml:space="preserve">    await runner.startTransaction();</w:t>
+        <w:br/>
+        <w:t xml:space="preserve">    try {</w:t>
+        <w:br/>
+        <w:t xml:space="preserve">      const used = await runner.query(SGI_SQL.removeSgiMasterCompetitorsByCodeInUse, [code]);</w:t>
+        <w:br/>
+        <w:t xml:space="preserve">      if (used.length &gt; 0) {</w:t>
+        <w:br/>
+        <w:t xml:space="preserve">        throw new ConflictException({ code: 'MASTER_IN_USE', message: 'คู่แข่งรายนี้ถูกใช้ในเอกสารแล้ว ลบไม่ได้' });</w:t>
+        <w:br/>
+        <w:t xml:space="preserve">      }</w:t>
+        <w:br/>
+        <w:t xml:space="preserve">      const result = await runner.query(SGI_SQL.removeSgiMasterCompetitorsByCode, [code]);</w:t>
+        <w:br/>
+        <w:t xml:space="preserve">      if (Number(result?.[1] ?? 0) === 0) {</w:t>
+        <w:br/>
+        <w:t xml:space="preserve">        throw new NotFoundException('ไม่พบคู่แข่งรหัสนี้');</w:t>
+        <w:br/>
+        <w:t xml:space="preserve">      }</w:t>
+        <w:br/>
+        <w:t xml:space="preserve">      await runner.commitTransaction();</w:t>
+        <w:br/>
+        <w:t xml:space="preserve">      return { message: 'deleted' };</w:t>
+        <w:br/>
+        <w:t xml:space="preserve">    } catch (error) {</w:t>
+        <w:br/>
+        <w:t xml:space="preserve">      await runner.rollbackTransaction();</w:t>
+        <w:br/>
+        <w:t xml:space="preserve">      throw error;</w:t>
+        <w:br/>
+        <w:t xml:space="preserve">    } finally {</w:t>
+        <w:br/>
+        <w:t xml:space="preserve">      await runner.release();</w:t>
+        <w:br/>
+        <w:t xml:space="preserve">    }</w:t>
         <w:br/>
         <w:t xml:space="preserve">  }</w:t>
         <w:br/>
@@ -19493,11 +24428,49 @@
         <w:br/>
         <w:t xml:space="preserve">  async removeSgiMasterFactorsByCode(code: string, body: Record&lt;string, unknown&gt;, userId: string) {</w:t>
         <w:br/>
-        <w:t xml:space="preserve">    // TODO: implement ตาม business rule ของ DELETE /api/v1/sgi/master/factors/{code}</w:t>
-        <w:br/>
-        <w:t xml:space="preserve">    //       (SQL อยู่ในหัวข้อ Database SQL คีย์ 'DELETE /api/v1/sgi/master/factors/{code}')</w:t>
-        <w:br/>
-        <w:t xml:space="preserve">    throw new NotImplementedException('removeSgiMasterFactorsByCode ยังไม่ implement');</w:t>
+        <w:t xml:space="preserve">    // SQL ของเส้นนี้มี 2 statement → แยกเป็น 2 คีย์: ...InUse (SELECT ตรวจ) และตัวลบ</w:t>
+        <w:br/>
+        <w:t xml:space="preserve">    // ถูกอ้างในเอกสารแล้วต้อง 409 ไม่ใช่ลบทิ้ง</w:t>
+        <w:br/>
+        <w:t xml:space="preserve">    const runner = this.dataSource.createQueryRunner();</w:t>
+        <w:br/>
+        <w:t xml:space="preserve">    await runner.connect();</w:t>
+        <w:br/>
+        <w:t xml:space="preserve">    await runner.startTransaction();</w:t>
+        <w:br/>
+        <w:t xml:space="preserve">    try {</w:t>
+        <w:br/>
+        <w:t xml:space="preserve">      const used = await runner.query(SGI_SQL.removeSgiMasterFactorsByCodeInUse, [code]);</w:t>
+        <w:br/>
+        <w:t xml:space="preserve">      if (used.length &gt; 0) {</w:t>
+        <w:br/>
+        <w:t xml:space="preserve">        throw new ConflictException({ code: 'MASTER_IN_USE', message: 'ปัจจัยนี้ถูกใช้ในเอกสารแล้ว ลบไม่ได้' });</w:t>
+        <w:br/>
+        <w:t xml:space="preserve">      }</w:t>
+        <w:br/>
+        <w:t xml:space="preserve">      const result = await runner.query(SGI_SQL.removeSgiMasterFactorsByCode, [code]);</w:t>
+        <w:br/>
+        <w:t xml:space="preserve">      if (Number(result?.[1] ?? 0) === 0) {</w:t>
+        <w:br/>
+        <w:t xml:space="preserve">        throw new NotFoundException('ไม่พบปัจจัยภายนอกรหัสนี้');</w:t>
+        <w:br/>
+        <w:t xml:space="preserve">      }</w:t>
+        <w:br/>
+        <w:t xml:space="preserve">      await runner.commitTransaction();</w:t>
+        <w:br/>
+        <w:t xml:space="preserve">      return { message: 'deleted' };</w:t>
+        <w:br/>
+        <w:t xml:space="preserve">    } catch (error) {</w:t>
+        <w:br/>
+        <w:t xml:space="preserve">      await runner.rollbackTransaction();</w:t>
+        <w:br/>
+        <w:t xml:space="preserve">      throw error;</w:t>
+        <w:br/>
+        <w:t xml:space="preserve">    } finally {</w:t>
+        <w:br/>
+        <w:t xml:space="preserve">      await runner.release();</w:t>
+        <w:br/>
+        <w:t xml:space="preserve">    }</w:t>
         <w:br/>
         <w:t xml:space="preserve">  }</w:t>
         <w:br/>
@@ -19506,7 +24479,7 @@
     </w:p>
     <w:p>
       <w:pPr>
-        <w:pStyle w:val="Heading3"/>
+        <w:pStyle w:val="Heading2"/>
         <w:keepNext/>
         <w:keepLines/>
         <w:pageBreakBefore w:val="0"/>
@@ -19534,42 +24507,82 @@
         <w:br/>
         <w:t>export class CompensationDocument {</w:t>
         <w:br/>
-        <w:t xml:space="preserve">  @PrimaryColumn({ name: 'doc_no', type: 'varchar', length: 12 })</w:t>
-        <w:br/>
-        <w:t xml:space="preserve">  docNo: string;</w:t>
-        <w:br/>
-        <w:br/>
-        <w:t xml:space="preserve">  @Column({ name: 'impact_process_id', type: 'bigint', nullable: true })</w:t>
-        <w:br/>
-        <w:t xml:space="preserve">  impactProcessId?: number;</w:t>
-        <w:br/>
-        <w:br/>
-        <w:t xml:space="preserve">  @Column({ name: 'impacted_store_code', type: 'char', length: 5 })</w:t>
+        <w:t xml:space="preserve">  @PrimaryColumn({ name: 'id', type: 'bigint' })</w:t>
+        <w:br/>
+        <w:t xml:space="preserve">  id: number;</w:t>
+        <w:br/>
+        <w:br/>
+        <w:t xml:space="preserve">  @Column({ name: 'doc_no', type: 'varchar', length: 10, nullable: true })</w:t>
+        <w:br/>
+        <w:t xml:space="preserve">  docNo?: string;</w:t>
+        <w:br/>
+        <w:br/>
+        <w:t xml:space="preserve">  @Column({ name: 'year', type: 'int', nullable: true })</w:t>
+        <w:br/>
+        <w:t xml:space="preserve">  year?: number;</w:t>
+        <w:br/>
+        <w:br/>
+        <w:t xml:space="preserve">  @Column({ name: 'running_no', type: 'int', nullable: true })</w:t>
+        <w:br/>
+        <w:t xml:space="preserve">  runningNo?: number;</w:t>
+        <w:br/>
+        <w:br/>
+        <w:t xml:space="preserve">  @Column({ name: 'impact_process_id', type: 'bigint' })</w:t>
+        <w:br/>
+        <w:t xml:space="preserve">  impactProcessId: number;</w:t>
+        <w:br/>
+        <w:br/>
+        <w:t xml:space="preserve">  @Column({ name: 'impacted_store_code', type: 'varchar', length: 5 })</w:t>
         <w:br/>
         <w:t xml:space="preserve">  impactedStoreCode: string;</w:t>
         <w:br/>
         <w:br/>
+        <w:t xml:space="preserve">  @Column({ name: 'impact_month', type: 'char', length: 7, nullable: true })</w:t>
+        <w:br/>
+        <w:t xml:space="preserve">  impactMonth?: string;</w:t>
+        <w:br/>
+        <w:br/>
+        <w:t xml:space="preserve">  @Column({ name: 'new_store_code', type: 'varchar', length: 5, nullable: true })</w:t>
+        <w:br/>
+        <w:t xml:space="preserve">  newStoreCode?: string;</w:t>
+        <w:br/>
+        <w:br/>
+        <w:t xml:space="preserve">  @Column({ name: 'round_no', type: 'int', nullable: true })</w:t>
+        <w:br/>
+        <w:t xml:space="preserve">  roundNo?: number;</w:t>
+        <w:br/>
+        <w:br/>
+        <w:t xml:space="preserve">  @Column({ name: 'loop_no', type: 'int', nullable: true })</w:t>
+        <w:br/>
+        <w:t xml:space="preserve">  loopNo?: number;</w:t>
+        <w:br/>
+        <w:br/>
+        <w:t xml:space="preserve">  @Column({ name: 'source', type: 'varchar', length: 20, default: 'FS' })</w:t>
+        <w:br/>
+        <w:t xml:space="preserve">  source: string;</w:t>
+        <w:br/>
+        <w:br/>
         <w:t xml:space="preserve">  @Column({ name: 'status_code', type: 'varchar', length: 2 })</w:t>
         <w:br/>
         <w:t xml:space="preserve">  statusCode: string;</w:t>
         <w:br/>
         <w:br/>
-        <w:t xml:space="preserve">  @Column({ name: 'current_section_code', type: 'varchar', length: 2 })</w:t>
-        <w:br/>
-        <w:t xml:space="preserve">  currentSectionCode: string;</w:t>
-        <w:br/>
-        <w:br/>
-        <w:t xml:space="preserve">  @Column({ name: 'round_no', type: 'int', nullable: true })</w:t>
-        <w:br/>
-        <w:t xml:space="preserve">  roundNo?: number;</w:t>
-        <w:br/>
-        <w:br/>
-        <w:t xml:space="preserve">  @Column({ name: 'loop_no', type: 'int', nullable: true })</w:t>
-        <w:br/>
-        <w:t xml:space="preserve">  loopNo?: number;</w:t>
-        <w:br/>
-        <w:br/>
-        <w:t xml:space="preserve">  @Column({ name: 'statement_id', type: 'varchar', length: 30, nullable: true })</w:t>
+        <w:t xml:space="preserve">  @Column({ name: 'current_section_code', type: 'varchar', length: 2, nullable: true })</w:t>
+        <w:br/>
+        <w:t xml:space="preserve">  currentSectionCode?: string;</w:t>
+        <w:br/>
+        <w:br/>
+        <w:t xml:space="preserve">  @Column({ name: 'total_compensation_amount', type: 'numeric', precision: 14, scale: 2, default: 0 })</w:t>
+        <w:br/>
+        <w:t xml:space="preserve">  totalCompensationAmount: string;</w:t>
+        <w:br/>
+        <w:br/>
+        <w:t xml:space="preserve">  @Column({ name: 'allmap_url', type: 'varchar', length: 500, nullable: true })</w:t>
+        <w:br/>
+        <w:t xml:space="preserve">  allmapUrl?: string;</w:t>
+        <w:br/>
+        <w:br/>
+        <w:t xml:space="preserve">  @Column({ name: 'statement_id', type: 'varchar', length: 50, nullable: true })</w:t>
         <w:br/>
         <w:t xml:space="preserve">  statementId?: string;</w:t>
         <w:br/>
@@ -19589,34 +24602,39 @@
         <w:t xml:space="preserve">  accountMonth?: number;</w:t>
         <w:br/>
         <w:br/>
-        <w:t xml:space="preserve">  @Column({ name: 'compensate_amount', type: 'numeric', precision: 15, scale: 2, nullable: true })</w:t>
-        <w:br/>
-        <w:t xml:space="preserve">  compensateAmount?: string;</w:t>
-        <w:br/>
-        <w:br/>
-        <w:t xml:space="preserve">  @Column({ name: 'allmap_url', type: 'text', nullable: true })</w:t>
-        <w:br/>
-        <w:t xml:space="preserve">  allmapUrl?: string;</w:t>
-        <w:br/>
-        <w:br/>
         <w:t xml:space="preserve">  @Column({ name: 'approver_snapshot', type: 'jsonb', nullable: true })</w:t>
         <w:br/>
         <w:t xml:space="preserve">  approverSnapshot?: Record&lt;string, unknown&gt;;</w:t>
         <w:br/>
         <w:br/>
-        <w:t xml:space="preserve">  @Column({ name: 'created_at', type: 'timestamptz', nullable: true })</w:t>
-        <w:br/>
-        <w:t xml:space="preserve">  createdAt?: Date;</w:t>
-        <w:br/>
-        <w:br/>
-        <w:t xml:space="preserve">  @Column({ name: 'updated_at', type: 'timestamptz', nullable: true })</w:t>
+        <w:t xml:space="preserve">  @Column({ name: 'version_no', type: 'int', default: 1 })</w:t>
+        <w:br/>
+        <w:t xml:space="preserve">  versionNo: number;</w:t>
+        <w:br/>
+        <w:br/>
+        <w:t xml:space="preserve">  @Column({ name: 'created_by', type: 'varchar', length: 30 })</w:t>
+        <w:br/>
+        <w:t xml:space="preserve">  createdBy: string;</w:t>
+        <w:br/>
+        <w:br/>
+        <w:t xml:space="preserve">  @Column({ name: 'created_at', type: 'timestamp' })</w:t>
+        <w:br/>
+        <w:t xml:space="preserve">  createdAt: Date;</w:t>
+        <w:br/>
+        <w:br/>
+        <w:t xml:space="preserve">  @Column({ name: 'updated_by', type: 'varchar', length: 30, nullable: true })</w:t>
+        <w:br/>
+        <w:t xml:space="preserve">  updatedBy?: string;</w:t>
+        <w:br/>
+        <w:br/>
+        <w:t xml:space="preserve">  @Column({ name: 'updated_at', type: 'timestamp', nullable: true })</w:t>
         <w:br/>
         <w:t xml:space="preserve">  updatedAt?: Date;</w:t>
         <w:br/>
         <w:br/>
-        <w:t xml:space="preserve">  // TODO: ตรวจความยาว/precision กับ DDL จริงใน sql/deploy-sgi-*.sql ก่อน merge</w:t>
-        <w:br/>
-        <w:t xml:space="preserve">  //       entity ชุดนี้ไม่ประกาศ relation ตาม convention (join ด้วย raw SQL)</w:t>
+        <w:t xml:space="preserve">  // entity ชุดนี้ generate จาก DDL ใน LLDD-Database.pdf §5.2–5.4 โดยตรง — คอลัมน์/ชนิด/nullable ตรงกันเสมอ</w:t>
+        <w:br/>
+        <w:t xml:space="preserve">  // ไม่ประกาศ relation ตาม convention ของทีม (join ด้วย raw SQL)</w:t>
         <w:br/>
         <w:t>}</w:t>
       </w:r>
@@ -19645,44 +24663,44 @@
         <w:t xml:space="preserve">  id: number;</w:t>
         <w:br/>
         <w:br/>
-        <w:t xml:space="preserve">  @Column({ name: 'store_code', type: 'char', length: 5 })</w:t>
+        <w:t xml:space="preserve">  @Column({ name: 'store_code', type: 'varchar', length: 5 })</w:t>
         <w:br/>
         <w:t xml:space="preserve">  storeCode: string;</w:t>
         <w:br/>
         <w:br/>
-        <w:t xml:space="preserve">  @Column({ name: 'ref_doc_no', type: 'varchar', length: 12, nullable: true })</w:t>
+        <w:t xml:space="preserve">  @Column({ name: 'ref_doc_no', type: 'varchar', length: 10, nullable: true })</w:t>
         <w:br/>
         <w:t xml:space="preserve">  refDocNo?: string;</w:t>
         <w:br/>
         <w:br/>
-        <w:t xml:space="preserve">  @Column({ name: 'compensate_year', type: 'int' })</w:t>
-        <w:br/>
-        <w:t xml:space="preserve">  compensateYear: number;</w:t>
-        <w:br/>
-        <w:br/>
-        <w:t xml:space="preserve">  @Column({ name: 'compensate_month', type: 'int' })</w:t>
-        <w:br/>
-        <w:t xml:space="preserve">  compensateMonth: number;</w:t>
-        <w:br/>
-        <w:br/>
-        <w:t xml:space="preserve">  @Column({ name: 'compensate_amount', type: 'numeric', precision: 15, scale: 2 })</w:t>
+        <w:t xml:space="preserve">  @Column({ name: 'submit_account_month', type: 'char', length: 7 })</w:t>
+        <w:br/>
+        <w:t xml:space="preserve">  submitAccountMonth: string;</w:t>
+        <w:br/>
+        <w:br/>
+        <w:t xml:space="preserve">  @Column({ name: 'compensate_amount', type: 'numeric', precision: 14, scale: 2 })</w:t>
         <w:br/>
         <w:t xml:space="preserve">  compensateAmount: string;</w:t>
         <w:br/>
         <w:br/>
-        <w:t xml:space="preserve">  @Column({ name: 'submit_account_month', type: 'varchar', length: 7, nullable: true })</w:t>
-        <w:br/>
-        <w:t xml:space="preserve">  submitAccountMonth?: string;</w:t>
-        <w:br/>
-        <w:br/>
-        <w:t xml:space="preserve">  @Column({ name: 'submit_status', type: 'char', length: 1, nullable: true })</w:t>
-        <w:br/>
-        <w:t xml:space="preserve">  submitStatus?: string;</w:t>
-        <w:br/>
-        <w:br/>
-        <w:t xml:space="preserve">  // TODO: ตรวจความยาว/precision กับ DDL จริงใน sql/deploy-sgi-*.sql ก่อน merge</w:t>
-        <w:br/>
-        <w:t xml:space="preserve">  //       entity ชุดนี้ไม่ประกาศ relation ตาม convention (join ด้วย raw SQL)</w:t>
+        <w:t xml:space="preserve">  @Column({ name: 'accounting_status', type: 'varchar', length: 30, nullable: true })</w:t>
+        <w:br/>
+        <w:t xml:space="preserve">  accountingStatus?: string;</w:t>
+        <w:br/>
+        <w:br/>
+        <w:t xml:space="preserve">  @Column({ name: 'external_ref', type: 'varchar', length: 100, nullable: true })</w:t>
+        <w:br/>
+        <w:t xml:space="preserve">  externalRef?: string;</w:t>
+        <w:br/>
+        <w:br/>
+        <w:t xml:space="preserve">  @Column({ name: 'created_at', type: 'timestamp' })</w:t>
+        <w:br/>
+        <w:t xml:space="preserve">  createdAt: Date;</w:t>
+        <w:br/>
+        <w:br/>
+        <w:t xml:space="preserve">  // entity ชุดนี้ generate จาก DDL ใน LLDD-Database.pdf §5.2–5.4 โดยตรง — คอลัมน์/ชนิด/nullable ตรงกันเสมอ</w:t>
+        <w:br/>
+        <w:t xml:space="preserve">  // ไม่ประกาศ relation ตาม convention ของทีม (join ด้วย raw SQL)</w:t>
         <w:br/>
         <w:t>}</w:t>
       </w:r>
@@ -19734,6 +24752,33 @@
         <w:t>sgi_document_competitors</w:t>
       </w:r>
       <w:r>
+        <w:t xml:space="preserve">, </w:t>
+      </w:r>
+      <w:r>
+        <w:rPr>
+          <w:rFonts w:ascii="Courier New" w:hAnsi="Courier New" w:eastAsia="Courier New" w:cs="Tahoma"/>
+        </w:rPr>
+        <w:t>sgi_document_external_factors</w:t>
+      </w:r>
+      <w:r>
+        <w:t xml:space="preserve">, </w:t>
+      </w:r>
+      <w:r>
+        <w:rPr>
+          <w:rFonts w:ascii="Courier New" w:hAnsi="Courier New" w:eastAsia="Courier New" w:cs="Tahoma"/>
+        </w:rPr>
+        <w:t>sgi_document_new_stores</w:t>
+      </w:r>
+      <w:r>
+        <w:t xml:space="preserve">, </w:t>
+      </w:r>
+      <w:r>
+        <w:rPr>
+          <w:rFonts w:ascii="Courier New" w:hAnsi="Courier New" w:eastAsia="Courier New" w:cs="Tahoma"/>
+        </w:rPr>
+        <w:t>sgi_fgi_impact_processes</w:t>
+      </w:r>
+      <w:r>
         <w:t xml:space="preserve">) ใช้รูปแบบ entity เดียวกัน — คอลัมน์อ้างจาก </w:t>
       </w:r>
       <w:r>
@@ -19924,7 +24969,7 @@
     <w:p/>
     <w:p>
       <w:pPr>
-        <w:pStyle w:val="Heading3"/>
+        <w:pStyle w:val="Heading2"/>
         <w:keepNext/>
         <w:keepLines/>
         <w:pageBreakBefore w:val="0"/>
@@ -20049,7 +25094,7 @@
     </w:p>
     <w:p>
       <w:pPr>
-        <w:pStyle w:val="Heading3"/>
+        <w:pStyle w:val="Heading2"/>
         <w:keepNext/>
         <w:keepLines/>
         <w:pageBreakBefore w:val="0"/>
@@ -20153,6 +25198,12 @@
         <w:br/>
         <w:t xml:space="preserve">  // BFF ไม่มี DB — หน้าที่เดียวคือแนบ user context แล้ว forward</w:t>
         <w:br/>
+        <w:t xml:space="preserve">  // ⚠️ ต้อง unwrap envelope ของ store-backend 1 ชั้นก่อนคืน (ยืนยันจากโค้ดจริง 2026-09-04):</w:t>
+        <w:br/>
+        <w:t xml:space="preserve">  //    ResponseInterceptor ระดับ global ของ BFF ห่อผลลัพธ์เป็น { success, data, requestId } อีกที</w:t>
+        <w:br/>
+        <w:t xml:space="preserve">  //    ถ้าคืน { success, data } ดิบมา FE จะได้ data.data.data — SgiClientService จึงต้องคืน .data.data</w:t>
+        <w:br/>
         <w:t xml:space="preserve">  private userHeaders(user: any) {</w:t>
         <w:br/>
         <w:t xml:space="preserve">    return {</w:t>
@@ -20198,9 +25249,9 @@
         <w:t>import { AuthGuard } from '@nestjs/passport';</w:t>
         <w:br/>
         <w:br/>
-        <w:t>// เลือก prefix แบบเดียวทั้งโมดูล: ใช้ '/bff/sgi/...' (ห้ามปนกับแบบไม่มี /bff)</w:t>
-        <w:br/>
-        <w:t>@Controller('bff/sgi/report-and-master-data')</w:t>
+        <w:t>// path เดียวกับที่ FE เรียก (apiClient baseURL รวม /api/v1 แล้ว) — ห้ามตั้งตามชื่อเอกสาร LLDD</w:t>
+        <w:br/>
+        <w:t>@Controller('sgi')</w:t>
         <w:br/>
         <w:t>@UseGuards(AuthGuard('jwt'))</w:t>
         <w:br/>
@@ -20211,7 +25262,7 @@
         <w:br/>
         <w:t xml:space="preserve">  // proxy ของ GET /api/v1/sgi/report/status-summary</w:t>
         <w:br/>
-        <w:t xml:space="preserve">  @Get('sgi/report/status-summary')</w:t>
+        <w:t xml:space="preserve">  @Get('report/status-summary')</w:t>
         <w:br/>
         <w:t xml:space="preserve">  getSgiReportStatusSummary(@Query() query: any, @Req() req: any) {</w:t>
         <w:br/>
@@ -20222,7 +25273,7 @@
         <w:br/>
         <w:t xml:space="preserve">  // proxy ของ GET /api/v1/sgi/report/status-summary/export</w:t>
         <w:br/>
-        <w:t xml:space="preserve">  @Get('sgi/report/status-summary/export')</w:t>
+        <w:t xml:space="preserve">  @Get('report/status-summary/export')</w:t>
         <w:br/>
         <w:t xml:space="preserve">  exportStatusSummary(@Query() query: any, @Req() req: any) {</w:t>
         <w:br/>
@@ -20248,7 +25299,7 @@
     </w:p>
     <w:p>
       <w:pPr>
-        <w:pStyle w:val="Heading3"/>
+        <w:pStyle w:val="Heading2"/>
         <w:keepNext/>
         <w:keepLines/>
         <w:pageBreakBefore w:val="0"/>
@@ -20925,6 +25976,246 @@
                 <w:rFonts w:ascii="Arial" w:hAnsi="Arial" w:eastAsia="Arial" w:cs="Tahoma"/>
                 <w:sz w:val="18"/>
               </w:rPr>
+              <w:t>sgi_document_external_factors</w:t>
+            </w:r>
+          </w:p>
+        </w:tc>
+        <w:tc>
+          <w:tcPr>
+            <w:tcW w:type="dxa" w:w="3360"/>
+            <w:vAlign w:val="center"/>
+          </w:tcPr>
+          <w:p>
+            <w:pPr>
+              <w:keepLines/>
+              <w:spacing w:after="0"/>
+            </w:pPr>
+            <w:r>
+              <w:rPr>
+                <w:rFonts w:ascii="Arial" w:hAnsi="Arial" w:eastAsia="Arial" w:cs="Tahoma"/>
+                <w:sz w:val="18"/>
+              </w:rPr>
+            </w:r>
+            <w:r>
+              <w:rPr>
+                <w:rFonts w:ascii="Arial" w:hAnsi="Arial" w:eastAsia="Arial" w:cs="Tahoma"/>
+                <w:sz w:val="18"/>
+              </w:rPr>
+              <w:t>R</w:t>
+            </w:r>
+          </w:p>
+        </w:tc>
+        <w:tc>
+          <w:tcPr>
+            <w:tcW w:type="dxa" w:w="3360"/>
+            <w:vAlign w:val="center"/>
+          </w:tcPr>
+          <w:p>
+            <w:pPr>
+              <w:keepLines/>
+              <w:spacing w:after="0"/>
+            </w:pPr>
+            <w:r>
+              <w:rPr>
+                <w:rFonts w:ascii="Arial" w:hAnsi="Arial" w:eastAsia="Arial" w:cs="Tahoma"/>
+                <w:sz w:val="18"/>
+              </w:rPr>
+            </w:r>
+            <w:r>
+              <w:rPr>
+                <w:rFonts w:ascii="Arial" w:hAnsi="Arial" w:eastAsia="Arial" w:cs="Tahoma"/>
+                <w:sz w:val="18"/>
+              </w:rPr>
+              <w:t>ตรวจว่าปัจจัยภายนอกถูกอ้างในเอกสารก่อนลบ (409) (เพิ่ม 2026-09-02 — SQL แตะอยู่แล้วแต่ไม่ได้ประกาศไว้)</w:t>
+            </w:r>
+          </w:p>
+        </w:tc>
+      </w:tr>
+      <w:tr>
+        <w:trPr>
+          <w:cantSplit/>
+        </w:trPr>
+        <w:tc>
+          <w:tcPr>
+            <w:tcW w:type="dxa" w:w="3360"/>
+            <w:vAlign w:val="center"/>
+          </w:tcPr>
+          <w:p>
+            <w:pPr>
+              <w:keepLines/>
+              <w:spacing w:after="0"/>
+            </w:pPr>
+            <w:r>
+              <w:rPr>
+                <w:rFonts w:ascii="Arial" w:hAnsi="Arial" w:eastAsia="Arial" w:cs="Tahoma"/>
+                <w:sz w:val="18"/>
+              </w:rPr>
+            </w:r>
+            <w:r>
+              <w:rPr>
+                <w:rFonts w:ascii="Arial" w:hAnsi="Arial" w:eastAsia="Arial" w:cs="Tahoma"/>
+                <w:sz w:val="18"/>
+              </w:rPr>
+              <w:t>sgi_document_new_stores</w:t>
+            </w:r>
+          </w:p>
+        </w:tc>
+        <w:tc>
+          <w:tcPr>
+            <w:tcW w:type="dxa" w:w="3360"/>
+            <w:vAlign w:val="center"/>
+          </w:tcPr>
+          <w:p>
+            <w:pPr>
+              <w:keepLines/>
+              <w:spacing w:after="0"/>
+            </w:pPr>
+            <w:r>
+              <w:rPr>
+                <w:rFonts w:ascii="Arial" w:hAnsi="Arial" w:eastAsia="Arial" w:cs="Tahoma"/>
+                <w:sz w:val="18"/>
+              </w:rPr>
+            </w:r>
+            <w:r>
+              <w:rPr>
+                <w:rFonts w:ascii="Arial" w:hAnsi="Arial" w:eastAsia="Arial" w:cs="Tahoma"/>
+                <w:sz w:val="18"/>
+              </w:rPr>
+              <w:t>R</w:t>
+            </w:r>
+          </w:p>
+        </w:tc>
+        <w:tc>
+          <w:tcPr>
+            <w:tcW w:type="dxa" w:w="3360"/>
+            <w:vAlign w:val="center"/>
+          </w:tcPr>
+          <w:p>
+            <w:pPr>
+              <w:keepLines/>
+              <w:spacing w:after="0"/>
+            </w:pPr>
+            <w:r>
+              <w:rPr>
+                <w:rFonts w:ascii="Arial" w:hAnsi="Arial" w:eastAsia="Arial" w:cs="Tahoma"/>
+                <w:sz w:val="18"/>
+              </w:rPr>
+            </w:r>
+            <w:r>
+              <w:rPr>
+                <w:rFonts w:ascii="Arial" w:hAnsi="Arial" w:eastAsia="Arial" w:cs="Tahoma"/>
+                <w:sz w:val="18"/>
+              </w:rPr>
+              <w:t>ยอด/%ชดเชยต่อร้านเปิดใหม่ในรายงาน (เพิ่ม 2026-09-02 — SQL แตะอยู่แล้วแต่ไม่ได้ประกาศไว้)</w:t>
+            </w:r>
+          </w:p>
+        </w:tc>
+      </w:tr>
+      <w:tr>
+        <w:trPr>
+          <w:cantSplit/>
+        </w:trPr>
+        <w:tc>
+          <w:tcPr>
+            <w:tcW w:type="dxa" w:w="3360"/>
+            <w:vAlign w:val="center"/>
+          </w:tcPr>
+          <w:p>
+            <w:pPr>
+              <w:keepLines/>
+              <w:spacing w:after="0"/>
+            </w:pPr>
+            <w:r>
+              <w:rPr>
+                <w:rFonts w:ascii="Arial" w:hAnsi="Arial" w:eastAsia="Arial" w:cs="Tahoma"/>
+                <w:sz w:val="18"/>
+              </w:rPr>
+            </w:r>
+            <w:r>
+              <w:rPr>
+                <w:rFonts w:ascii="Arial" w:hAnsi="Arial" w:eastAsia="Arial" w:cs="Tahoma"/>
+                <w:sz w:val="18"/>
+              </w:rPr>
+              <w:t>sgi_fgi_impact_processes</w:t>
+            </w:r>
+          </w:p>
+        </w:tc>
+        <w:tc>
+          <w:tcPr>
+            <w:tcW w:type="dxa" w:w="3360"/>
+            <w:vAlign w:val="center"/>
+          </w:tcPr>
+          <w:p>
+            <w:pPr>
+              <w:keepLines/>
+              <w:spacing w:after="0"/>
+            </w:pPr>
+            <w:r>
+              <w:rPr>
+                <w:rFonts w:ascii="Arial" w:hAnsi="Arial" w:eastAsia="Arial" w:cs="Tahoma"/>
+                <w:sz w:val="18"/>
+              </w:rPr>
+            </w:r>
+            <w:r>
+              <w:rPr>
+                <w:rFonts w:ascii="Arial" w:hAnsi="Arial" w:eastAsia="Arial" w:cs="Tahoma"/>
+                <w:sz w:val="18"/>
+              </w:rPr>
+              <w:t>R</w:t>
+            </w:r>
+          </w:p>
+        </w:tc>
+        <w:tc>
+          <w:tcPr>
+            <w:tcW w:type="dxa" w:w="3360"/>
+            <w:vAlign w:val="center"/>
+          </w:tcPr>
+          <w:p>
+            <w:pPr>
+              <w:keepLines/>
+              <w:spacing w:after="0"/>
+            </w:pPr>
+            <w:r>
+              <w:rPr>
+                <w:rFonts w:ascii="Arial" w:hAnsi="Arial" w:eastAsia="Arial" w:cs="Tahoma"/>
+                <w:sz w:val="18"/>
+              </w:rPr>
+            </w:r>
+            <w:r>
+              <w:rPr>
+                <w:rFonts w:ascii="Arial" w:hAnsi="Arial" w:eastAsia="Arial" w:cs="Tahoma"/>
+                <w:sz w:val="18"/>
+              </w:rPr>
+              <w:t>รอบชดเชย (roundNo) และงวดในรายงาน (เพิ่ม 2026-09-02 — SQL แตะอยู่แล้วแต่ไม่ได้ประกาศไว้)</w:t>
+            </w:r>
+          </w:p>
+        </w:tc>
+      </w:tr>
+      <w:tr>
+        <w:trPr>
+          <w:cantSplit/>
+        </w:trPr>
+        <w:tc>
+          <w:tcPr>
+            <w:tcW w:type="dxa" w:w="3360"/>
+            <w:vAlign w:val="center"/>
+          </w:tcPr>
+          <w:p>
+            <w:pPr>
+              <w:keepLines/>
+              <w:spacing w:after="0"/>
+            </w:pPr>
+            <w:r>
+              <w:rPr>
+                <w:rFonts w:ascii="Arial" w:hAnsi="Arial" w:eastAsia="Arial" w:cs="Tahoma"/>
+                <w:sz w:val="18"/>
+              </w:rPr>
+            </w:r>
+            <w:r>
+              <w:rPr>
+                <w:rFonts w:ascii="Arial" w:hAnsi="Arial" w:eastAsia="Arial" w:cs="Tahoma"/>
+                <w:sz w:val="18"/>
+              </w:rPr>
               <w:t>mas_param</w:t>
             </w:r>
           </w:p>
@@ -20984,7 +26275,7 @@
     <w:p/>
     <w:p>
       <w:pPr>
-        <w:pStyle w:val="Heading3"/>
+        <w:pStyle w:val="Heading2"/>
         <w:keepNext/>
         <w:keepLines/>
         <w:pageBreakBefore w:val="0"/>
@@ -21017,13 +26308,7 @@
           <w:rFonts w:ascii="Courier New" w:hAnsi="Courier New" w:eastAsia="Courier New" w:cs="Tahoma"/>
           <w:sz w:val="16"/>
         </w:rPr>
-        <w:t>-- ⚠️ ชื่อคอลัมน์ต่อไปนี้ไม่ตรงกับ entity ที่หัวข้อ Entity ของเอกสารนี้ประกาศไว้:</w:t>
-        <w:br/>
-        <w:t>--      d.year  -&gt;  d.account_year</w:t>
-        <w:br/>
-        <w:t>-- ⚠️ SQL นี้ใช้ named parameter (:name) แต่ `dataSource.query()` ของ store-backend</w:t>
-        <w:br/>
-        <w:t>--    รับเฉพาะ positional $1..$n — ต้องแปลงเป็นลำดับ หรือรันผ่าน QueryBuilder</w:t>
+        <w:t>-- bind ตามลำดับ: $1=year · $2=status · $3=impactedStoreCode · $4=newStoreCode · $5=psFrom · $6=psTo · $7=storeTypes · $8=regions · $9=result · $10=size · $11=offset</w:t>
         <w:br/>
         <w:t>-- 14 คอลัมน์ตาม SDD สไลด์ 60 ; ต้องระบุ :year และ :status เสมอ ; เอาเฉพาะเอกสารที่มีเลขที่แล้ว</w:t>
         <w:br/>
@@ -21061,25 +26346,25 @@
         <w:br/>
         <w:t>) cl ON TRUE</w:t>
         <w:br/>
-        <w:t>WHERE d.year = :year</w:t>
-        <w:br/>
-        <w:t xml:space="preserve">  AND d.status_code = :status                                   -- Drop-down บังคับ (SDD สไลด์ 60)</w:t>
-        <w:br/>
-        <w:t xml:space="preserve">  AND (:impactedStoreCode IS NULL OR d.impacted_store_code = :impactedStoreCode)</w:t>
-        <w:br/>
-        <w:t xml:space="preserve">  AND (:newStoreCode      IS NULL OR dns.new_store_code    = :newStoreCode)</w:t>
-        <w:br/>
-        <w:t xml:space="preserve">  AND (:psFrom IS NULL OR d.statement_date BETWEEN :psFrom AND :psTo)  -- ค.ศ. ; บังคับเมื่อ status = เสร็จสิ้นดำเนินการ</w:t>
-        <w:br/>
-        <w:t xml:space="preserve">  AND (:storeTypes IS NULL OR si.store_type  = ANY(:storeTypes))       -- 7 ค่า `A B C D E PTT บริษัท` (BranchTypeProfile.BranchTypeFGIName · ห้าม hardcode)</w:t>
-        <w:br/>
-        <w:t xml:space="preserve">  AND (:regions    IS NULL OR si.zone_cd = ANY(:regions))          -- 13 ภาค + ภาคใหม่อัตโนมัติ</w:t>
-        <w:br/>
-        <w:t xml:space="preserve">  AND (:result     IS NULL OR cl.result_category = :result)            -- APPROVE / REJECT (ไม่บังคับ)</w:t>
+        <w:t>WHERE d.year = $1 /* year */</w:t>
+        <w:br/>
+        <w:t xml:space="preserve">  AND d.status_code = $2 /* status */                                   -- Drop-down บังคับ (SDD สไลด์ 60)</w:t>
+        <w:br/>
+        <w:t xml:space="preserve">  AND ($3 /* impactedStoreCode */ IS NULL OR d.impacted_store_code = $3 /* impactedStoreCode */)</w:t>
+        <w:br/>
+        <w:t xml:space="preserve">  AND ($4 /* newStoreCode */      IS NULL OR dns.new_store_code    = $4 /* newStoreCode */)</w:t>
+        <w:br/>
+        <w:t xml:space="preserve">  AND ($5 /* psFrom */ IS NULL OR d.statement_date BETWEEN $5 /* psFrom */ AND $6 /* psTo */)  -- ค.ศ. ; บังคับเมื่อ status = เสร็จสิ้นดำเนินการ</w:t>
+        <w:br/>
+        <w:t xml:space="preserve">  AND ($7 /* storeTypes */ IS NULL OR si.store_type  = ANY($7 /* storeTypes */))       -- 7 ค่า `A B C D E PTT บริษัท` (BranchTypeProfile.BranchTypeFGIName · ห้าม hardcode)</w:t>
+        <w:br/>
+        <w:t xml:space="preserve">  AND ($8 /* regions */    IS NULL OR si.zone_cd = ANY($8 /* regions */))          -- 13 ภาค + ภาคใหม่อัตโนมัติ</w:t>
+        <w:br/>
+        <w:t xml:space="preserve">  AND ($9 /* result */     IS NULL OR cl.result_category = $9 /* result */)            -- APPROVE / REJECT (ไม่บังคับ)</w:t>
         <w:br/>
         <w:t>ORDER BY d.doc_no</w:t>
         <w:br/>
-        <w:t>LIMIT :size OFFSET :offset;</w:t>
+        <w:t>LIMIT $10 /* size */ OFFSET $11 /* offset */;</w:t>
       </w:r>
     </w:p>
     <w:p>
@@ -21131,15 +26416,13 @@
           <w:rFonts w:ascii="Courier New" w:hAnsi="Courier New" w:eastAsia="Courier New" w:cs="Tahoma"/>
           <w:sz w:val="16"/>
         </w:rPr>
-        <w:t>-- ⚠️ SQL นี้ใช้ named parameter (:name) แต่ `dataSource.query()` ของ store-backend</w:t>
-        <w:br/>
-        <w:t>--    รับเฉพาะ positional $1..$n — ต้องแปลงเป็นลำดับ หรือรันผ่าน QueryBuilder</w:t>
+        <w:t>-- bind ตามลำดับ: $1=q</w:t>
         <w:br/>
         <w:t>SELECT factor_code, factor_name, factor_remark</w:t>
         <w:br/>
         <w:t>FROM sgi_external_factors</w:t>
         <w:br/>
-        <w:t>WHERE :q IS NULL OR factor_name LIKE :q</w:t>
+        <w:t>WHERE $1 /* q */ IS NULL OR factor_name LIKE $1 /* q */</w:t>
         <w:br/>
         <w:t>ORDER BY factor_code;</w:t>
       </w:r>
@@ -21165,15 +26448,13 @@
           <w:rFonts w:ascii="Courier New" w:hAnsi="Courier New" w:eastAsia="Courier New" w:cs="Tahoma"/>
           <w:sz w:val="16"/>
         </w:rPr>
-        <w:t>-- ⚠️ SQL นี้ใช้ named parameter (:name) แต่ `dataSource.query()` ของ store-backend</w:t>
-        <w:br/>
-        <w:t>--    รับเฉพาะ positional $1..$n — ต้องแปลงเป็นลำดับ หรือรันผ่าน QueryBuilder</w:t>
+        <w:t>-- bind ตามลำดับ: $1=factorCode · $2=factorName · $3=factorRemark</w:t>
         <w:br/>
         <w:t>-- factor_code ห้ามซ้ำ (ไม่งั้น 409)</w:t>
         <w:br/>
         <w:t>INSERT INTO sgi_external_factors (factor_code, factor_name, factor_remark)</w:t>
         <w:br/>
-        <w:t>VALUES (:factorCode, :factorName, :factorRemark);</w:t>
+        <w:t>VALUES ($1 /* factorCode */, $2 /* factorName */, $3 /* factorRemark */);</w:t>
       </w:r>
     </w:p>
     <w:p>
@@ -21197,15 +26478,13 @@
           <w:rFonts w:ascii="Courier New" w:hAnsi="Courier New" w:eastAsia="Courier New" w:cs="Tahoma"/>
           <w:sz w:val="16"/>
         </w:rPr>
-        <w:t>-- ⚠️ SQL นี้ใช้ named parameter (:name) แต่ `dataSource.query()` ของ store-backend</w:t>
-        <w:br/>
-        <w:t>--    รับเฉพาะ positional $1..$n — ต้องแปลงเป็นลำดับ หรือรันผ่าน QueryBuilder</w:t>
+        <w:t>-- bind ตามลำดับ: $1=factorName · $2=factorRemark · $3=code</w:t>
         <w:br/>
         <w:t>-- ไม่มี audit/เหตุผลแล้ว (ยกเลิก audit_logs 2026-08-07)</w:t>
         <w:br/>
-        <w:t>UPDATE sgi_external_factors SET factor_name = :factorName, factor_remark = :factorRemark</w:t>
-        <w:br/>
-        <w:t>WHERE factor_code = :code;</w:t>
+        <w:t>UPDATE sgi_external_factors SET factor_name = $1 /* factorName */, factor_remark = $2 /* factorRemark */</w:t>
+        <w:br/>
+        <w:t>WHERE factor_code = $3 /* code */;</w:t>
       </w:r>
     </w:p>
     <w:p>
@@ -21229,9 +26508,7 @@
           <w:rFonts w:ascii="Courier New" w:hAnsi="Courier New" w:eastAsia="Courier New" w:cs="Tahoma"/>
           <w:sz w:val="16"/>
         </w:rPr>
-        <w:t>-- ⚠️ SQL นี้ใช้ named parameter (:name) แต่ `dataSource.query()` ของ store-backend</w:t>
-        <w:br/>
-        <w:t>--    รับเฉพาะ positional $1..$n — ต้องแปลงเป็นลำดับ หรือรันผ่าน QueryBuilder</w:t>
+        <w:t>-- bind ตามลำดับ: $1=q</w:t>
         <w:br/>
         <w:t>-- master แบรนด์คู่แข่ง 11 รายการ (รหัส 01-11) · ระบบเดิมเก็บชื่อไทยและอังกฤษ</w:t>
         <w:br/>
@@ -21239,7 +26516,7 @@
         <w:br/>
         <w:t>FROM sgi_competitors</w:t>
         <w:br/>
-        <w:t>WHERE (:q IS NULL OR name_th LIKE :q OR name_en LIKE :q)</w:t>
+        <w:t>WHERE ($1 /* q */ IS NULL OR name_th LIKE $1 /* q */ OR name_en LIKE $1 /* q */)</w:t>
         <w:br/>
         <w:t>ORDER BY competitor_code;</w:t>
       </w:r>
@@ -21265,15 +26542,13 @@
           <w:rFonts w:ascii="Courier New" w:hAnsi="Courier New" w:eastAsia="Courier New" w:cs="Tahoma"/>
           <w:sz w:val="16"/>
         </w:rPr>
-        <w:t>-- ⚠️ SQL นี้ใช้ named parameter (:name) แต่ `dataSource.query()` ของ store-backend</w:t>
-        <w:br/>
-        <w:t>--    รับเฉพาะ positional $1..$n — ต้องแปลงเป็นลำดับ หรือรันผ่าน QueryBuilder</w:t>
+        <w:t>-- bind ตามลำดับ: $1=code · $2=nameTh · $3=nameEn · $4=remark</w:t>
         <w:br/>
         <w:t>-- competitor_code ห้ามซ้ำ (ไม่งั้น 409) · ชื่อไทยและอังกฤษบังคับทั้งคู่</w:t>
         <w:br/>
         <w:t>INSERT INTO sgi_competitors (competitor_code, name_th, name_en, remark, is_active)</w:t>
         <w:br/>
-        <w:t>VALUES (:code, :nameTh, :nameEn, :remark, TRUE);</w:t>
+        <w:t>VALUES ($1 /* code */, $2 /* nameTh */, $3 /* nameEn */, $4 /* remark */, TRUE);</w:t>
       </w:r>
     </w:p>
     <w:p>
@@ -21297,19 +26572,17 @@
           <w:rFonts w:ascii="Courier New" w:hAnsi="Courier New" w:eastAsia="Courier New" w:cs="Tahoma"/>
           <w:sz w:val="16"/>
         </w:rPr>
-        <w:t>-- ⚠️ SQL นี้ใช้ named parameter (:name) แต่ `dataSource.query()` ของ store-backend</w:t>
-        <w:br/>
-        <w:t>--    รับเฉพาะ positional $1..$n — ต้องแปลงเป็นลำดับ หรือรันผ่าน QueryBuilder</w:t>
+        <w:t>-- bind ตามลำดับ: $1=nameTh · $2=nameEn · $3=remark · $4=isActive · $5=code</w:t>
         <w:br/>
         <w:t>-- ห้ามแก้ competitor_code (เป็น PK และถูกอ้างจาก sgi_document_competitors)</w:t>
         <w:br/>
         <w:t>UPDATE sgi_competitors</w:t>
         <w:br/>
-        <w:t xml:space="preserve">   SET name_th = :nameTh, name_en = :nameEn, remark = :remark, is_active = :isActive,</w:t>
+        <w:t xml:space="preserve">   SET name_th = $1 /* nameTh */, name_en = $2 /* nameEn */, remark = $3 /* remark */, is_active = $4 /* isActive */,</w:t>
         <w:br/>
         <w:t xml:space="preserve">       updated_at = CURRENT_TIMESTAMP</w:t>
         <w:br/>
-        <w:t xml:space="preserve"> WHERE competitor_code = :code;</w:t>
+        <w:t xml:space="preserve"> WHERE competitor_code = $5 /* code */;</w:t>
       </w:r>
     </w:p>
     <w:p>
@@ -21333,16 +26606,14 @@
           <w:rFonts w:ascii="Courier New" w:hAnsi="Courier New" w:eastAsia="Courier New" w:cs="Tahoma"/>
           <w:sz w:val="16"/>
         </w:rPr>
-        <w:t>-- ⚠️ SQL นี้ใช้ named parameter (:name) แต่ `dataSource.query()` ของ store-backend</w:t>
-        <w:br/>
-        <w:t>--    รับเฉพาะ positional $1..$n — ต้องแปลงเป็นลำดับ หรือรันผ่าน QueryBuilder</w:t>
+        <w:t>-- bind ตามลำดับ: $1=code</w:t>
         <w:br/>
         <w:t>-- ตรวจไม่ถูกอ้างในเอกสารก่อนลบ (ไม่งั้น 409)</w:t>
         <w:br/>
-        <w:t>SELECT 1 FROM sgi_document_competitors WHERE competitor_code = :code;</w:t>
-        <w:br/>
-        <w:br/>
-        <w:t>DELETE FROM sgi_competitors WHERE competitor_code = :code;</w:t>
+        <w:t>SELECT 1 FROM sgi_document_competitors WHERE competitor_code = $1 /* code */;</w:t>
+        <w:br/>
+        <w:br/>
+        <w:t>DELETE FROM sgi_competitors WHERE competitor_code = $1 /* code */;</w:t>
       </w:r>
     </w:p>
     <w:p>
@@ -21366,21 +26637,19 @@
           <w:rFonts w:ascii="Courier New" w:hAnsi="Courier New" w:eastAsia="Courier New" w:cs="Tahoma"/>
           <w:sz w:val="16"/>
         </w:rPr>
-        <w:t>-- ⚠️ SQL นี้ใช้ named parameter (:name) แต่ `dataSource.query()` ของ store-backend</w:t>
-        <w:br/>
-        <w:t>--    รับเฉพาะ positional $1..$n — ต้องแปลงเป็นลำดับ หรือรันผ่าน QueryBuilder</w:t>
+        <w:t>-- bind ตามลำดับ: $1=code</w:t>
         <w:br/>
         <w:t>-- ตรวจไม่ถูกอ้างในเอกสารก่อนลบ (ไม่งั้น 409)</w:t>
         <w:br/>
-        <w:t>SELECT 1 FROM sgi_document_external_factors WHERE factor_code = :code;</w:t>
-        <w:br/>
-        <w:br/>
-        <w:t>DELETE FROM sgi_external_factors WHERE factor_code = :code;</w:t>
+        <w:t>SELECT 1 FROM sgi_document_external_factors WHERE factor_code = $1 /* code */;</w:t>
+        <w:br/>
+        <w:br/>
+        <w:t>DELETE FROM sgi_external_factors WHERE factor_code = $1 /* code */;</w:t>
       </w:r>
     </w:p>
     <w:p>
       <w:pPr>
-        <w:pStyle w:val="Heading3"/>
+        <w:pStyle w:val="Heading2"/>
         <w:keepNext/>
         <w:keepLines/>
         <w:pageBreakBefore w:val="0"/>
@@ -21523,6 +26792,86 @@
                 <w:sz w:val="18"/>
               </w:rPr>
               <w:t>CREATE INDEX idx_sgi_compensation_histories_ref_doc_no ON sgi_compensation_histories (ref_doc_no);</w:t>
+            </w:r>
+          </w:p>
+        </w:tc>
+        <w:tc>
+          <w:tcPr>
+            <w:tcW w:type="dxa" w:w="3360"/>
+            <w:vAlign w:val="center"/>
+          </w:tcPr>
+          <w:p>
+            <w:pPr>
+              <w:keepLines/>
+              <w:spacing w:after="0"/>
+            </w:pPr>
+            <w:r>
+              <w:rPr>
+                <w:rFonts w:ascii="Arial" w:hAnsi="Arial" w:eastAsia="Arial" w:cs="Tahoma"/>
+                <w:sz w:val="18"/>
+              </w:rPr>
+            </w:r>
+            <w:r>
+              <w:rPr>
+                <w:rFonts w:ascii="Arial" w:hAnsi="Arial" w:eastAsia="Arial" w:cs="Tahoma"/>
+                <w:sz w:val="18"/>
+              </w:rPr>
+              <w:t>ข้อเสนอ — อนุมานจากคอลัมน์ที่ปรากฏใน WHERE/JOIN ของ SQL ด้านบน ต้องวัด EXPLAIN ก่อนใช้จริง</w:t>
+            </w:r>
+          </w:p>
+        </w:tc>
+      </w:tr>
+      <w:tr>
+        <w:trPr>
+          <w:cantSplit/>
+        </w:trPr>
+        <w:tc>
+          <w:tcPr>
+            <w:tcW w:type="dxa" w:w="3360"/>
+            <w:vAlign w:val="center"/>
+          </w:tcPr>
+          <w:p>
+            <w:pPr>
+              <w:keepLines/>
+              <w:spacing w:after="0"/>
+            </w:pPr>
+            <w:r>
+              <w:rPr>
+                <w:rFonts w:ascii="Arial" w:hAnsi="Arial" w:eastAsia="Arial" w:cs="Tahoma"/>
+                <w:sz w:val="18"/>
+              </w:rPr>
+            </w:r>
+            <w:r>
+              <w:rPr>
+                <w:rFonts w:ascii="Arial" w:hAnsi="Arial" w:eastAsia="Arial" w:cs="Tahoma"/>
+                <w:sz w:val="18"/>
+              </w:rPr>
+              <w:t>sgi_document_new_stores</w:t>
+            </w:r>
+          </w:p>
+        </w:tc>
+        <w:tc>
+          <w:tcPr>
+            <w:tcW w:type="dxa" w:w="3360"/>
+            <w:vAlign w:val="center"/>
+          </w:tcPr>
+          <w:p>
+            <w:pPr>
+              <w:keepLines/>
+              <w:spacing w:after="0"/>
+            </w:pPr>
+            <w:r>
+              <w:rPr>
+                <w:rFonts w:ascii="Arial" w:hAnsi="Arial" w:eastAsia="Arial" w:cs="Tahoma"/>
+                <w:sz w:val="18"/>
+              </w:rPr>
+            </w:r>
+            <w:r>
+              <w:rPr>
+                <w:rFonts w:ascii="Arial" w:hAnsi="Arial" w:eastAsia="Arial" w:cs="Tahoma"/>
+                <w:sz w:val="18"/>
+              </w:rPr>
+              <w:t>CREATE INDEX idx_sgi_document_new_stores_doc_no_new_store_code ON sgi_document_new_stores (doc_no, new_store_code);</w:t>
             </w:r>
           </w:p>
         </w:tc>

--- a/LLDD/word/BE/LLDD-BE-API-Report-and-Master-Data.docx
+++ b/LLDD/word/BE/LLDD-BE-API-Report-and-Master-Data.docx
@@ -24244,7 +24244,7 @@
         <w:br/>
         <w:t xml:space="preserve">      // TODO: lock แถวเป้าหมายของ sgi_external_factors ด้วย SELECT ... FOR UPDATE ก่อนเขียน</w:t>
         <w:br/>
-        <w:t xml:space="preserve">      const [current] = await runner.query(SGI_SQL.createSgiMasterFactorsLock, [body.nameEn]);</w:t>
+        <w:t xml:space="preserve">      const [current] = await runner.query(SGI_SQL.createSgiMasterFactorsLock, [body.reason]);</w:t>
         <w:br/>
         <w:t xml:space="preserve">      if (!current) {</w:t>
         <w:br/>

--- a/LLDD/word/BE/LLDD-BE-API-Report-and-Master-Data.docx
+++ b/LLDD/word/BE/LLDD-BE-API-Report-and-Master-Data.docx
@@ -2074,7 +2074,37 @@
                 <w:rFonts w:ascii="Arial" w:hAnsi="Arial" w:eastAsia="Arial" w:cs="Tahoma"/>
                 <w:sz w:val="18"/>
               </w:rPr>
-              <w:t>return 400 if missing · BE ผ่าน toAD() เผื่อ client ส่ง พ.ศ.</w:t>
+              <w:t xml:space="preserve">⚠️ </w:t>
+            </w:r>
+            <w:r>
+              <w:rPr>
+                <w:rFonts w:ascii="Arial" w:hAnsi="Arial" w:eastAsia="Arial" w:cs="Tahoma"/>
+                <w:b/>
+                <w:sz w:val="18"/>
+              </w:rPr>
+              <w:t>หน้าจอรายงานไม่มีช่อง "ปี"</w:t>
+            </w:r>
+            <w:r>
+              <w:rPr>
+                <w:rFonts w:ascii="Arial" w:hAnsi="Arial" w:eastAsia="Arial" w:cs="Tahoma"/>
+                <w:sz w:val="18"/>
+              </w:rPr>
+              <w:t xml:space="preserve"> (SDD สไลด์ 60 มี 7 ตัวกรอง ไม่รวมปี) — </w:t>
+            </w:r>
+            <w:r>
+              <w:rPr>
+                <w:rFonts w:ascii="Arial" w:hAnsi="Arial" w:eastAsia="Arial" w:cs="Tahoma"/>
+                <w:b/>
+                <w:sz w:val="18"/>
+              </w:rPr>
+              <w:t>FE เป็นผู้ใส่ให้เสมอ: ปีของ `periodStatementFrom` ถ้าระบุ · ไม่ระบุใช้ปีปัจจุบัน (ค.ศ.)</w:t>
+            </w:r>
+            <w:r>
+              <w:rPr>
+                <w:rFonts w:ascii="Arial" w:hAnsi="Arial" w:eastAsia="Arial" w:cs="Tahoma"/>
+                <w:sz w:val="18"/>
+              </w:rPr>
+              <w:t xml:space="preserve"> · BE ยังคง return 400 ถ้าไม่มี (กติกา ข้อกำหนดทางธุรกิจ) และผ่าน toAD() เผื่อ client ส่ง พ.ศ.</w:t>
             </w:r>
           </w:p>
         </w:tc>
@@ -5427,51 +5457,35 @@
               </w:rPr>
               <w:t>{</w:t>
               <w:br/>
+              <w:t xml:space="preserve">  "year": 2026,</w:t>
+              <w:br/>
               <w:t xml:space="preserve">  "status": "06",</w:t>
+              <w:br/>
+              <w:t xml:space="preserve">  "result": "APPROVE",</w:t>
+              <w:br/>
+              <w:t xml:space="preserve">  "regions": [</w:t>
+              <w:br/>
+              <w:t xml:space="preserve">    "RSU"</w:t>
+              <w:br/>
+              <w:t xml:space="preserve">  ],</w:t>
+              <w:br/>
+              <w:t xml:space="preserve">  "storeTypes": [</w:t>
+              <w:br/>
+              <w:t xml:space="preserve">    "A"</w:t>
+              <w:br/>
+              <w:t xml:space="preserve">  ],</w:t>
+              <w:br/>
+              <w:t xml:space="preserve">  "periodStatementFrom": "2026-06-01",</w:t>
+              <w:br/>
+              <w:t xml:space="preserve">  "periodStatementTo": "2026-06-30",</w:t>
               <w:br/>
               <w:t xml:space="preserve">  "impactedStoreCode": "00788",</w:t>
               <w:br/>
               <w:t xml:space="preserve">  "newStoreCode": "00990",</w:t>
               <w:br/>
-              <w:t xml:space="preserve">  "periodStatementFrom": "2026-06-01",</w:t>
-              <w:br/>
-              <w:t xml:space="preserve">  "periodStatementTo": "2026-06-30",</w:t>
-              <w:br/>
-              <w:t xml:space="preserve">  "storeTypes": [</w:t>
-              <w:br/>
-              <w:t xml:space="preserve">    "A",</w:t>
-              <w:br/>
-              <w:t xml:space="preserve">    "B"</w:t>
-              <w:br/>
-              <w:t xml:space="preserve">  ],</w:t>
-              <w:br/>
-              <w:t xml:space="preserve">  "regions": [</w:t>
-              <w:br/>
-              <w:t xml:space="preserve">    "RSU",</w:t>
-              <w:br/>
-              <w:t xml:space="preserve">    "BN"</w:t>
-              <w:br/>
-              <w:t xml:space="preserve">  ],</w:t>
-              <w:br/>
-              <w:t xml:space="preserve">  "result": "APPROVE",</w:t>
-              <w:br/>
               <w:t xml:space="preserve">  "page": 1,</w:t>
               <w:br/>
-              <w:t xml:space="preserve">  "size": 20,</w:t>
-              <w:br/>
-              <w:t xml:space="preserve">  "year": 2026,</w:t>
-              <w:br/>
-              <w:t xml:space="preserve">  "region": [</w:t>
-              <w:br/>
-              <w:t xml:space="preserve">    "RSU"</w:t>
-              <w:br/>
-              <w:t xml:space="preserve">  ],</w:t>
-              <w:br/>
-              <w:t xml:space="preserve">  "storeType": [</w:t>
-              <w:br/>
-              <w:t xml:space="preserve">    "A"</w:t>
-              <w:br/>
-              <w:t xml:space="preserve">  ]</w:t>
+              <w:t xml:space="preserve">  "size": 20</w:t>
               <w:br/>
               <w:t>}</w:t>
             </w:r>
@@ -5622,32 +5636,32 @@
                 <w:rFonts w:ascii="Arial" w:hAnsi="Arial" w:eastAsia="Arial" w:cs="Tahoma"/>
                 <w:sz w:val="18"/>
               </w:rPr>
-              <w:t>status</w:t>
-            </w:r>
-          </w:p>
-        </w:tc>
-        <w:tc>
-          <w:tcPr>
-            <w:tcW w:type="dxa" w:w="2520"/>
-            <w:vAlign w:val="center"/>
-          </w:tcPr>
-          <w:p>
-            <w:pPr>
-              <w:keepLines/>
-              <w:spacing w:after="0"/>
-            </w:pPr>
-            <w:r>
-              <w:rPr>
-                <w:rFonts w:ascii="Arial" w:hAnsi="Arial" w:eastAsia="Arial" w:cs="Tahoma"/>
-                <w:sz w:val="18"/>
-              </w:rPr>
-            </w:r>
-            <w:r>
-              <w:rPr>
-                <w:rFonts w:ascii="Arial" w:hAnsi="Arial" w:eastAsia="Arial" w:cs="Tahoma"/>
-                <w:sz w:val="18"/>
-              </w:rPr>
-              <w:t>string</w:t>
+              <w:t>year</w:t>
+            </w:r>
+          </w:p>
+        </w:tc>
+        <w:tc>
+          <w:tcPr>
+            <w:tcW w:type="dxa" w:w="2520"/>
+            <w:vAlign w:val="center"/>
+          </w:tcPr>
+          <w:p>
+            <w:pPr>
+              <w:keepLines/>
+              <w:spacing w:after="0"/>
+            </w:pPr>
+            <w:r>
+              <w:rPr>
+                <w:rFonts w:ascii="Arial" w:hAnsi="Arial" w:eastAsia="Arial" w:cs="Tahoma"/>
+                <w:sz w:val="18"/>
+              </w:rPr>
+            </w:r>
+            <w:r>
+              <w:rPr>
+                <w:rFonts w:ascii="Arial" w:hAnsi="Arial" w:eastAsia="Arial" w:cs="Tahoma"/>
+                <w:sz w:val="18"/>
+              </w:rPr>
+              <w:t>integer</w:t>
             </w:r>
           </w:p>
         </w:tc>
@@ -5727,7 +5741,7 @@
                 <w:rFonts w:ascii="Arial" w:hAnsi="Arial" w:eastAsia="Arial" w:cs="Tahoma"/>
                 <w:sz w:val="18"/>
               </w:rPr>
-              <w:t>impactedStoreCode</w:t>
+              <w:t>status</w:t>
             </w:r>
           </w:p>
         </w:tc>
@@ -5777,32 +5791,32 @@
                 <w:rFonts w:ascii="Arial" w:hAnsi="Arial" w:eastAsia="Arial" w:cs="Tahoma"/>
                 <w:sz w:val="18"/>
               </w:rPr>
-              <w:t>No</w:t>
-            </w:r>
-          </w:p>
-        </w:tc>
-        <w:tc>
-          <w:tcPr>
-            <w:tcW w:type="dxa" w:w="2520"/>
-            <w:vAlign w:val="center"/>
-          </w:tcPr>
-          <w:p>
-            <w:pPr>
-              <w:keepLines/>
-              <w:spacing w:after="0"/>
-            </w:pPr>
-            <w:r>
-              <w:rPr>
-                <w:rFonts w:ascii="Arial" w:hAnsi="Arial" w:eastAsia="Arial" w:cs="Tahoma"/>
-                <w:sz w:val="18"/>
-              </w:rPr>
-            </w:r>
-            <w:r>
-              <w:rPr>
-                <w:rFonts w:ascii="Arial" w:hAnsi="Arial" w:eastAsia="Arial" w:cs="Tahoma"/>
-                <w:sz w:val="18"/>
-              </w:rPr>
-              <w:t>exactly 5 digits; preserve leading zero</w:t>
+              <w:t>Yes</w:t>
+            </w:r>
+          </w:p>
+        </w:tc>
+        <w:tc>
+          <w:tcPr>
+            <w:tcW w:type="dxa" w:w="2520"/>
+            <w:vAlign w:val="center"/>
+          </w:tcPr>
+          <w:p>
+            <w:pPr>
+              <w:keepLines/>
+              <w:spacing w:after="0"/>
+            </w:pPr>
+            <w:r>
+              <w:rPr>
+                <w:rFonts w:ascii="Arial" w:hAnsi="Arial" w:eastAsia="Arial" w:cs="Tahoma"/>
+                <w:sz w:val="18"/>
+              </w:rPr>
+            </w:r>
+            <w:r>
+              <w:rPr>
+                <w:rFonts w:ascii="Arial" w:hAnsi="Arial" w:eastAsia="Arial" w:cs="Tahoma"/>
+                <w:sz w:val="18"/>
+              </w:rPr>
+              <w:t>UTF-8; use value domain described by endpoint purpose</w:t>
             </w:r>
           </w:p>
         </w:tc>
@@ -5832,7 +5846,7 @@
                 <w:rFonts w:ascii="Arial" w:hAnsi="Arial" w:eastAsia="Arial" w:cs="Tahoma"/>
                 <w:sz w:val="18"/>
               </w:rPr>
-              <w:t>newStoreCode</w:t>
+              <w:t>result</w:t>
             </w:r>
           </w:p>
         </w:tc>
@@ -5907,7 +5921,107 @@
                 <w:rFonts w:ascii="Arial" w:hAnsi="Arial" w:eastAsia="Arial" w:cs="Tahoma"/>
                 <w:sz w:val="18"/>
               </w:rPr>
-              <w:t>exactly 5 digits; preserve leading zero</w:t>
+              <w:t xml:space="preserve">ช่อง </w:t>
+            </w:r>
+            <w:r>
+              <w:rPr>
+                <w:rFonts w:ascii="Arial" w:hAnsi="Arial" w:eastAsia="Arial" w:cs="Tahoma"/>
+                <w:b/>
+                <w:sz w:val="18"/>
+              </w:rPr>
+              <w:t>ผลการพิจารณา</w:t>
+            </w:r>
+            <w:r>
+              <w:rPr>
+                <w:rFonts w:ascii="Arial" w:hAnsi="Arial" w:eastAsia="Arial" w:cs="Tahoma"/>
+                <w:sz w:val="18"/>
+              </w:rPr>
+              <w:t xml:space="preserve"> (มีเฉพาะหน้า *ที่เกี่ยวข้อง*) — </w:t>
+            </w:r>
+            <w:r>
+              <w:rPr>
+                <w:rFonts w:ascii="Courier New" w:hAnsi="Courier New" w:eastAsia="Courier New" w:cs="Tahoma"/>
+                <w:sz w:val="18"/>
+              </w:rPr>
+              <w:t>APPROVE</w:t>
+            </w:r>
+            <w:r>
+              <w:rPr>
+                <w:rFonts w:ascii="Arial" w:hAnsi="Arial" w:eastAsia="Arial" w:cs="Tahoma"/>
+                <w:sz w:val="18"/>
+              </w:rPr>
+              <w:t xml:space="preserve"> / </w:t>
+            </w:r>
+            <w:r>
+              <w:rPr>
+                <w:rFonts w:ascii="Courier New" w:hAnsi="Courier New" w:eastAsia="Courier New" w:cs="Tahoma"/>
+                <w:sz w:val="18"/>
+              </w:rPr>
+              <w:t>REJECT</w:t>
+            </w:r>
+            <w:r>
+              <w:rPr>
+                <w:rFonts w:ascii="Arial" w:hAnsi="Arial" w:eastAsia="Arial" w:cs="Tahoma"/>
+                <w:sz w:val="18"/>
+              </w:rPr>
+              <w:t xml:space="preserve"> / </w:t>
+            </w:r>
+            <w:r>
+              <w:rPr>
+                <w:rFonts w:ascii="Courier New" w:hAnsi="Courier New" w:eastAsia="Courier New" w:cs="Tahoma"/>
+                <w:sz w:val="18"/>
+              </w:rPr>
+              <w:t>CANCELLED</w:t>
+            </w:r>
+            <w:r>
+              <w:rPr>
+                <w:rFonts w:ascii="Arial" w:hAnsi="Arial" w:eastAsia="Arial" w:cs="Tahoma"/>
+                <w:sz w:val="18"/>
+              </w:rPr>
+              <w:t xml:space="preserve"> / </w:t>
+            </w:r>
+            <w:r>
+              <w:rPr>
+                <w:rFonts w:ascii="Courier New" w:hAnsi="Courier New" w:eastAsia="Courier New" w:cs="Tahoma"/>
+                <w:sz w:val="18"/>
+              </w:rPr>
+              <w:t>NONE</w:t>
+            </w:r>
+            <w:r>
+              <w:rPr>
+                <w:rFonts w:ascii="Arial" w:hAnsi="Arial" w:eastAsia="Arial" w:cs="Tahoma"/>
+                <w:sz w:val="18"/>
+              </w:rPr>
+              <w:t xml:space="preserve"> · ดูจากผลพิจารณา </w:t>
+            </w:r>
+            <w:r>
+              <w:rPr>
+                <w:rFonts w:ascii="Arial" w:hAnsi="Arial" w:eastAsia="Arial" w:cs="Tahoma"/>
+                <w:b/>
+                <w:sz w:val="18"/>
+              </w:rPr>
+              <w:t>ล่าสุด</w:t>
+            </w:r>
+            <w:r>
+              <w:rPr>
+                <w:rFonts w:ascii="Arial" w:hAnsi="Arial" w:eastAsia="Arial" w:cs="Tahoma"/>
+                <w:sz w:val="18"/>
+              </w:rPr>
+              <w:t xml:space="preserve"> ของเอกสารใน </w:t>
+            </w:r>
+            <w:r>
+              <w:rPr>
+                <w:rFonts w:ascii="Courier New" w:hAnsi="Courier New" w:eastAsia="Courier New" w:cs="Tahoma"/>
+                <w:sz w:val="18"/>
+              </w:rPr>
+              <w:t>sgi_consideration_logs</w:t>
+            </w:r>
+            <w:r>
+              <w:rPr>
+                <w:rFonts w:ascii="Arial" w:hAnsi="Arial" w:eastAsia="Arial" w:cs="Tahoma"/>
+                <w:sz w:val="18"/>
+              </w:rPr>
+              <w:t xml:space="preserve"> ไม่ได้อยู่ที่หัวเอกสาร</w:t>
             </w:r>
           </w:p>
         </w:tc>
@@ -5937,32 +6051,32 @@
                 <w:rFonts w:ascii="Arial" w:hAnsi="Arial" w:eastAsia="Arial" w:cs="Tahoma"/>
                 <w:sz w:val="18"/>
               </w:rPr>
-              <w:t>periodStatementFrom</w:t>
-            </w:r>
-          </w:p>
-        </w:tc>
-        <w:tc>
-          <w:tcPr>
-            <w:tcW w:type="dxa" w:w="2520"/>
-            <w:vAlign w:val="center"/>
-          </w:tcPr>
-          <w:p>
-            <w:pPr>
-              <w:keepLines/>
-              <w:spacing w:after="0"/>
-            </w:pPr>
-            <w:r>
-              <w:rPr>
-                <w:rFonts w:ascii="Arial" w:hAnsi="Arial" w:eastAsia="Arial" w:cs="Tahoma"/>
-                <w:sz w:val="18"/>
-              </w:rPr>
-            </w:r>
-            <w:r>
-              <w:rPr>
-                <w:rFonts w:ascii="Arial" w:hAnsi="Arial" w:eastAsia="Arial" w:cs="Tahoma"/>
-                <w:sz w:val="18"/>
-              </w:rPr>
-              <w:t>string</w:t>
+              <w:t>regions</w:t>
+            </w:r>
+          </w:p>
+        </w:tc>
+        <w:tc>
+          <w:tcPr>
+            <w:tcW w:type="dxa" w:w="2520"/>
+            <w:vAlign w:val="center"/>
+          </w:tcPr>
+          <w:p>
+            <w:pPr>
+              <w:keepLines/>
+              <w:spacing w:after="0"/>
+            </w:pPr>
+            <w:r>
+              <w:rPr>
+                <w:rFonts w:ascii="Arial" w:hAnsi="Arial" w:eastAsia="Arial" w:cs="Tahoma"/>
+                <w:sz w:val="18"/>
+              </w:rPr>
+            </w:r>
+            <w:r>
+              <w:rPr>
+                <w:rFonts w:ascii="Arial" w:hAnsi="Arial" w:eastAsia="Arial" w:cs="Tahoma"/>
+                <w:sz w:val="18"/>
+              </w:rPr>
+              <w:t>array&lt;string&gt;</w:t>
             </w:r>
           </w:p>
         </w:tc>
@@ -6012,7 +6126,7 @@
                 <w:rFonts w:ascii="Arial" w:hAnsi="Arial" w:eastAsia="Arial" w:cs="Tahoma"/>
                 <w:sz w:val="18"/>
               </w:rPr>
-              <w:t>UTF-8; use value domain described by endpoint purpose</w:t>
+              <w:t>JSON array; element type shown in Type column</w:t>
             </w:r>
           </w:p>
         </w:tc>
@@ -6042,32 +6156,32 @@
                 <w:rFonts w:ascii="Arial" w:hAnsi="Arial" w:eastAsia="Arial" w:cs="Tahoma"/>
                 <w:sz w:val="18"/>
               </w:rPr>
-              <w:t>periodStatementTo</w:t>
-            </w:r>
-          </w:p>
-        </w:tc>
-        <w:tc>
-          <w:tcPr>
-            <w:tcW w:type="dxa" w:w="2520"/>
-            <w:vAlign w:val="center"/>
-          </w:tcPr>
-          <w:p>
-            <w:pPr>
-              <w:keepLines/>
-              <w:spacing w:after="0"/>
-            </w:pPr>
-            <w:r>
-              <w:rPr>
-                <w:rFonts w:ascii="Arial" w:hAnsi="Arial" w:eastAsia="Arial" w:cs="Tahoma"/>
-                <w:sz w:val="18"/>
-              </w:rPr>
-            </w:r>
-            <w:r>
-              <w:rPr>
-                <w:rFonts w:ascii="Arial" w:hAnsi="Arial" w:eastAsia="Arial" w:cs="Tahoma"/>
-                <w:sz w:val="18"/>
-              </w:rPr>
-              <w:t>string</w:t>
+              <w:t>storeTypes</w:t>
+            </w:r>
+          </w:p>
+        </w:tc>
+        <w:tc>
+          <w:tcPr>
+            <w:tcW w:type="dxa" w:w="2520"/>
+            <w:vAlign w:val="center"/>
+          </w:tcPr>
+          <w:p>
+            <w:pPr>
+              <w:keepLines/>
+              <w:spacing w:after="0"/>
+            </w:pPr>
+            <w:r>
+              <w:rPr>
+                <w:rFonts w:ascii="Arial" w:hAnsi="Arial" w:eastAsia="Arial" w:cs="Tahoma"/>
+                <w:sz w:val="18"/>
+              </w:rPr>
+            </w:r>
+            <w:r>
+              <w:rPr>
+                <w:rFonts w:ascii="Arial" w:hAnsi="Arial" w:eastAsia="Arial" w:cs="Tahoma"/>
+                <w:sz w:val="18"/>
+              </w:rPr>
+              <w:t>array&lt;string&gt;</w:t>
             </w:r>
           </w:p>
         </w:tc>
@@ -6117,7 +6231,7 @@
                 <w:rFonts w:ascii="Arial" w:hAnsi="Arial" w:eastAsia="Arial" w:cs="Tahoma"/>
                 <w:sz w:val="18"/>
               </w:rPr>
-              <w:t>UTF-8; use value domain described by endpoint purpose</w:t>
+              <w:t>JSON array; element type shown in Type column</w:t>
             </w:r>
           </w:p>
         </w:tc>
@@ -6147,32 +6261,32 @@
                 <w:rFonts w:ascii="Arial" w:hAnsi="Arial" w:eastAsia="Arial" w:cs="Tahoma"/>
                 <w:sz w:val="18"/>
               </w:rPr>
-              <w:t>storeTypes</w:t>
-            </w:r>
-          </w:p>
-        </w:tc>
-        <w:tc>
-          <w:tcPr>
-            <w:tcW w:type="dxa" w:w="2520"/>
-            <w:vAlign w:val="center"/>
-          </w:tcPr>
-          <w:p>
-            <w:pPr>
-              <w:keepLines/>
-              <w:spacing w:after="0"/>
-            </w:pPr>
-            <w:r>
-              <w:rPr>
-                <w:rFonts w:ascii="Arial" w:hAnsi="Arial" w:eastAsia="Arial" w:cs="Tahoma"/>
-                <w:sz w:val="18"/>
-              </w:rPr>
-            </w:r>
-            <w:r>
-              <w:rPr>
-                <w:rFonts w:ascii="Arial" w:hAnsi="Arial" w:eastAsia="Arial" w:cs="Tahoma"/>
-                <w:sz w:val="18"/>
-              </w:rPr>
-              <w:t>array&lt;string&gt;</w:t>
+              <w:t>periodStatementFrom</w:t>
+            </w:r>
+          </w:p>
+        </w:tc>
+        <w:tc>
+          <w:tcPr>
+            <w:tcW w:type="dxa" w:w="2520"/>
+            <w:vAlign w:val="center"/>
+          </w:tcPr>
+          <w:p>
+            <w:pPr>
+              <w:keepLines/>
+              <w:spacing w:after="0"/>
+            </w:pPr>
+            <w:r>
+              <w:rPr>
+                <w:rFonts w:ascii="Arial" w:hAnsi="Arial" w:eastAsia="Arial" w:cs="Tahoma"/>
+                <w:sz w:val="18"/>
+              </w:rPr>
+            </w:r>
+            <w:r>
+              <w:rPr>
+                <w:rFonts w:ascii="Arial" w:hAnsi="Arial" w:eastAsia="Arial" w:cs="Tahoma"/>
+                <w:sz w:val="18"/>
+              </w:rPr>
+              <w:t>string</w:t>
             </w:r>
           </w:p>
         </w:tc>
@@ -6222,7 +6336,7 @@
                 <w:rFonts w:ascii="Arial" w:hAnsi="Arial" w:eastAsia="Arial" w:cs="Tahoma"/>
                 <w:sz w:val="18"/>
               </w:rPr>
-              <w:t>JSON array; element type shown in Type column</w:t>
+              <w:t>UTF-8; use value domain described by endpoint purpose</w:t>
             </w:r>
           </w:p>
         </w:tc>
@@ -6252,32 +6366,32 @@
                 <w:rFonts w:ascii="Arial" w:hAnsi="Arial" w:eastAsia="Arial" w:cs="Tahoma"/>
                 <w:sz w:val="18"/>
               </w:rPr>
-              <w:t>regions</w:t>
-            </w:r>
-          </w:p>
-        </w:tc>
-        <w:tc>
-          <w:tcPr>
-            <w:tcW w:type="dxa" w:w="2520"/>
-            <w:vAlign w:val="center"/>
-          </w:tcPr>
-          <w:p>
-            <w:pPr>
-              <w:keepLines/>
-              <w:spacing w:after="0"/>
-            </w:pPr>
-            <w:r>
-              <w:rPr>
-                <w:rFonts w:ascii="Arial" w:hAnsi="Arial" w:eastAsia="Arial" w:cs="Tahoma"/>
-                <w:sz w:val="18"/>
-              </w:rPr>
-            </w:r>
-            <w:r>
-              <w:rPr>
-                <w:rFonts w:ascii="Arial" w:hAnsi="Arial" w:eastAsia="Arial" w:cs="Tahoma"/>
-                <w:sz w:val="18"/>
-              </w:rPr>
-              <w:t>array&lt;string&gt;</w:t>
+              <w:t>periodStatementTo</w:t>
+            </w:r>
+          </w:p>
+        </w:tc>
+        <w:tc>
+          <w:tcPr>
+            <w:tcW w:type="dxa" w:w="2520"/>
+            <w:vAlign w:val="center"/>
+          </w:tcPr>
+          <w:p>
+            <w:pPr>
+              <w:keepLines/>
+              <w:spacing w:after="0"/>
+            </w:pPr>
+            <w:r>
+              <w:rPr>
+                <w:rFonts w:ascii="Arial" w:hAnsi="Arial" w:eastAsia="Arial" w:cs="Tahoma"/>
+                <w:sz w:val="18"/>
+              </w:rPr>
+            </w:r>
+            <w:r>
+              <w:rPr>
+                <w:rFonts w:ascii="Arial" w:hAnsi="Arial" w:eastAsia="Arial" w:cs="Tahoma"/>
+                <w:sz w:val="18"/>
+              </w:rPr>
+              <w:t>string</w:t>
             </w:r>
           </w:p>
         </w:tc>
@@ -6327,7 +6441,7 @@
                 <w:rFonts w:ascii="Arial" w:hAnsi="Arial" w:eastAsia="Arial" w:cs="Tahoma"/>
                 <w:sz w:val="18"/>
               </w:rPr>
-              <w:t>JSON array; element type shown in Type column</w:t>
+              <w:t>UTF-8; use value domain described by endpoint purpose</w:t>
             </w:r>
           </w:p>
         </w:tc>
@@ -6357,7 +6471,7 @@
                 <w:rFonts w:ascii="Arial" w:hAnsi="Arial" w:eastAsia="Arial" w:cs="Tahoma"/>
                 <w:sz w:val="18"/>
               </w:rPr>
-              <w:t>result</w:t>
+              <w:t>impactedStoreCode</w:t>
             </w:r>
           </w:p>
         </w:tc>
@@ -6432,7 +6546,7 @@
                 <w:rFonts w:ascii="Arial" w:hAnsi="Arial" w:eastAsia="Arial" w:cs="Tahoma"/>
                 <w:sz w:val="18"/>
               </w:rPr>
-              <w:t>UTF-8; use value domain described by endpoint purpose</w:t>
+              <w:t>exactly 5 digits; preserve leading zero</w:t>
             </w:r>
           </w:p>
         </w:tc>
@@ -6462,32 +6576,32 @@
                 <w:rFonts w:ascii="Arial" w:hAnsi="Arial" w:eastAsia="Arial" w:cs="Tahoma"/>
                 <w:sz w:val="18"/>
               </w:rPr>
-              <w:t>page</w:t>
-            </w:r>
-          </w:p>
-        </w:tc>
-        <w:tc>
-          <w:tcPr>
-            <w:tcW w:type="dxa" w:w="2520"/>
-            <w:vAlign w:val="center"/>
-          </w:tcPr>
-          <w:p>
-            <w:pPr>
-              <w:keepLines/>
-              <w:spacing w:after="0"/>
-            </w:pPr>
-            <w:r>
-              <w:rPr>
-                <w:rFonts w:ascii="Arial" w:hAnsi="Arial" w:eastAsia="Arial" w:cs="Tahoma"/>
-                <w:sz w:val="18"/>
-              </w:rPr>
-            </w:r>
-            <w:r>
-              <w:rPr>
-                <w:rFonts w:ascii="Arial" w:hAnsi="Arial" w:eastAsia="Arial" w:cs="Tahoma"/>
-                <w:sz w:val="18"/>
-              </w:rPr>
-              <w:t>integer</w:t>
+              <w:t>newStoreCode</w:t>
+            </w:r>
+          </w:p>
+        </w:tc>
+        <w:tc>
+          <w:tcPr>
+            <w:tcW w:type="dxa" w:w="2520"/>
+            <w:vAlign w:val="center"/>
+          </w:tcPr>
+          <w:p>
+            <w:pPr>
+              <w:keepLines/>
+              <w:spacing w:after="0"/>
+            </w:pPr>
+            <w:r>
+              <w:rPr>
+                <w:rFonts w:ascii="Arial" w:hAnsi="Arial" w:eastAsia="Arial" w:cs="Tahoma"/>
+                <w:sz w:val="18"/>
+              </w:rPr>
+            </w:r>
+            <w:r>
+              <w:rPr>
+                <w:rFonts w:ascii="Arial" w:hAnsi="Arial" w:eastAsia="Arial" w:cs="Tahoma"/>
+                <w:sz w:val="18"/>
+              </w:rPr>
+              <w:t>string</w:t>
             </w:r>
           </w:p>
         </w:tc>
@@ -6537,7 +6651,7 @@
                 <w:rFonts w:ascii="Arial" w:hAnsi="Arial" w:eastAsia="Arial" w:cs="Tahoma"/>
                 <w:sz w:val="18"/>
               </w:rPr>
-              <w:t>&gt;= 1; default 1</w:t>
+              <w:t>exactly 5 digits; preserve leading zero</w:t>
             </w:r>
           </w:p>
         </w:tc>
@@ -6567,7 +6681,7 @@
                 <w:rFonts w:ascii="Arial" w:hAnsi="Arial" w:eastAsia="Arial" w:cs="Tahoma"/>
                 <w:sz w:val="18"/>
               </w:rPr>
-              <w:t>size</w:t>
+              <w:t>page</w:t>
             </w:r>
           </w:p>
         </w:tc>
@@ -6642,7 +6756,7 @@
                 <w:rFonts w:ascii="Arial" w:hAnsi="Arial" w:eastAsia="Arial" w:cs="Tahoma"/>
                 <w:sz w:val="18"/>
               </w:rPr>
-              <w:t>1..100; default 20</w:t>
+              <w:t>&gt;= 1; default 1</w:t>
             </w:r>
           </w:p>
         </w:tc>
@@ -6672,7 +6786,7 @@
                 <w:rFonts w:ascii="Arial" w:hAnsi="Arial" w:eastAsia="Arial" w:cs="Tahoma"/>
                 <w:sz w:val="18"/>
               </w:rPr>
-              <w:t>year</w:t>
+              <w:t>size</w:t>
             </w:r>
           </w:p>
         </w:tc>
@@ -6722,111 +6836,6 @@
                 <w:rFonts w:ascii="Arial" w:hAnsi="Arial" w:eastAsia="Arial" w:cs="Tahoma"/>
                 <w:sz w:val="18"/>
               </w:rPr>
-              <w:t>Yes</w:t>
-            </w:r>
-          </w:p>
-        </w:tc>
-        <w:tc>
-          <w:tcPr>
-            <w:tcW w:type="dxa" w:w="2520"/>
-            <w:vAlign w:val="center"/>
-          </w:tcPr>
-          <w:p>
-            <w:pPr>
-              <w:keepLines/>
-              <w:spacing w:after="0"/>
-            </w:pPr>
-            <w:r>
-              <w:rPr>
-                <w:rFonts w:ascii="Arial" w:hAnsi="Arial" w:eastAsia="Arial" w:cs="Tahoma"/>
-                <w:sz w:val="18"/>
-              </w:rPr>
-            </w:r>
-            <w:r>
-              <w:rPr>
-                <w:rFonts w:ascii="Arial" w:hAnsi="Arial" w:eastAsia="Arial" w:cs="Tahoma"/>
-                <w:sz w:val="18"/>
-              </w:rPr>
-              <w:t>UTF-8; use value domain described by endpoint purpose</w:t>
-            </w:r>
-          </w:p>
-        </w:tc>
-      </w:tr>
-      <w:tr>
-        <w:trPr>
-          <w:cantSplit/>
-        </w:trPr>
-        <w:tc>
-          <w:tcPr>
-            <w:tcW w:type="dxa" w:w="2520"/>
-            <w:vAlign w:val="center"/>
-          </w:tcPr>
-          <w:p>
-            <w:pPr>
-              <w:keepLines/>
-              <w:spacing w:after="0"/>
-            </w:pPr>
-            <w:r>
-              <w:rPr>
-                <w:rFonts w:ascii="Arial" w:hAnsi="Arial" w:eastAsia="Arial" w:cs="Tahoma"/>
-                <w:sz w:val="18"/>
-              </w:rPr>
-            </w:r>
-            <w:r>
-              <w:rPr>
-                <w:rFonts w:ascii="Arial" w:hAnsi="Arial" w:eastAsia="Arial" w:cs="Tahoma"/>
-                <w:sz w:val="18"/>
-              </w:rPr>
-              <w:t>region</w:t>
-            </w:r>
-          </w:p>
-        </w:tc>
-        <w:tc>
-          <w:tcPr>
-            <w:tcW w:type="dxa" w:w="2520"/>
-            <w:vAlign w:val="center"/>
-          </w:tcPr>
-          <w:p>
-            <w:pPr>
-              <w:keepLines/>
-              <w:spacing w:after="0"/>
-            </w:pPr>
-            <w:r>
-              <w:rPr>
-                <w:rFonts w:ascii="Arial" w:hAnsi="Arial" w:eastAsia="Arial" w:cs="Tahoma"/>
-                <w:sz w:val="18"/>
-              </w:rPr>
-            </w:r>
-            <w:r>
-              <w:rPr>
-                <w:rFonts w:ascii="Arial" w:hAnsi="Arial" w:eastAsia="Arial" w:cs="Tahoma"/>
-                <w:sz w:val="18"/>
-              </w:rPr>
-              <w:t>array&lt;string&gt;</w:t>
-            </w:r>
-          </w:p>
-        </w:tc>
-        <w:tc>
-          <w:tcPr>
-            <w:tcW w:type="dxa" w:w="2520"/>
-            <w:vAlign w:val="center"/>
-          </w:tcPr>
-          <w:p>
-            <w:pPr>
-              <w:keepLines/>
-              <w:spacing w:after="0"/>
-            </w:pPr>
-            <w:r>
-              <w:rPr>
-                <w:rFonts w:ascii="Arial" w:hAnsi="Arial" w:eastAsia="Arial" w:cs="Tahoma"/>
-                <w:sz w:val="18"/>
-              </w:rPr>
-            </w:r>
-            <w:r>
-              <w:rPr>
-                <w:rFonts w:ascii="Arial" w:hAnsi="Arial" w:eastAsia="Arial" w:cs="Tahoma"/>
-                <w:sz w:val="18"/>
-              </w:rPr>
               <w:t>No</w:t>
             </w:r>
           </w:p>
@@ -6852,112 +6861,7 @@
                 <w:rFonts w:ascii="Arial" w:hAnsi="Arial" w:eastAsia="Arial" w:cs="Tahoma"/>
                 <w:sz w:val="18"/>
               </w:rPr>
-              <w:t>JSON array; element type shown in Type column</w:t>
-            </w:r>
-          </w:p>
-        </w:tc>
-      </w:tr>
-      <w:tr>
-        <w:trPr>
-          <w:cantSplit/>
-        </w:trPr>
-        <w:tc>
-          <w:tcPr>
-            <w:tcW w:type="dxa" w:w="2520"/>
-            <w:vAlign w:val="center"/>
-          </w:tcPr>
-          <w:p>
-            <w:pPr>
-              <w:keepLines/>
-              <w:spacing w:after="0"/>
-            </w:pPr>
-            <w:r>
-              <w:rPr>
-                <w:rFonts w:ascii="Arial" w:hAnsi="Arial" w:eastAsia="Arial" w:cs="Tahoma"/>
-                <w:sz w:val="18"/>
-              </w:rPr>
-            </w:r>
-            <w:r>
-              <w:rPr>
-                <w:rFonts w:ascii="Arial" w:hAnsi="Arial" w:eastAsia="Arial" w:cs="Tahoma"/>
-                <w:sz w:val="18"/>
-              </w:rPr>
-              <w:t>storeType</w:t>
-            </w:r>
-          </w:p>
-        </w:tc>
-        <w:tc>
-          <w:tcPr>
-            <w:tcW w:type="dxa" w:w="2520"/>
-            <w:vAlign w:val="center"/>
-          </w:tcPr>
-          <w:p>
-            <w:pPr>
-              <w:keepLines/>
-              <w:spacing w:after="0"/>
-            </w:pPr>
-            <w:r>
-              <w:rPr>
-                <w:rFonts w:ascii="Arial" w:hAnsi="Arial" w:eastAsia="Arial" w:cs="Tahoma"/>
-                <w:sz w:val="18"/>
-              </w:rPr>
-            </w:r>
-            <w:r>
-              <w:rPr>
-                <w:rFonts w:ascii="Arial" w:hAnsi="Arial" w:eastAsia="Arial" w:cs="Tahoma"/>
-                <w:sz w:val="18"/>
-              </w:rPr>
-              <w:t>array&lt;string&gt;</w:t>
-            </w:r>
-          </w:p>
-        </w:tc>
-        <w:tc>
-          <w:tcPr>
-            <w:tcW w:type="dxa" w:w="2520"/>
-            <w:vAlign w:val="center"/>
-          </w:tcPr>
-          <w:p>
-            <w:pPr>
-              <w:keepLines/>
-              <w:spacing w:after="0"/>
-            </w:pPr>
-            <w:r>
-              <w:rPr>
-                <w:rFonts w:ascii="Arial" w:hAnsi="Arial" w:eastAsia="Arial" w:cs="Tahoma"/>
-                <w:sz w:val="18"/>
-              </w:rPr>
-            </w:r>
-            <w:r>
-              <w:rPr>
-                <w:rFonts w:ascii="Arial" w:hAnsi="Arial" w:eastAsia="Arial" w:cs="Tahoma"/>
-                <w:sz w:val="18"/>
-              </w:rPr>
-              <w:t>No</w:t>
-            </w:r>
-          </w:p>
-        </w:tc>
-        <w:tc>
-          <w:tcPr>
-            <w:tcW w:type="dxa" w:w="2520"/>
-            <w:vAlign w:val="center"/>
-          </w:tcPr>
-          <w:p>
-            <w:pPr>
-              <w:keepLines/>
-              <w:spacing w:after="0"/>
-            </w:pPr>
-            <w:r>
-              <w:rPr>
-                <w:rFonts w:ascii="Arial" w:hAnsi="Arial" w:eastAsia="Arial" w:cs="Tahoma"/>
-                <w:sz w:val="18"/>
-              </w:rPr>
-            </w:r>
-            <w:r>
-              <w:rPr>
-                <w:rFonts w:ascii="Arial" w:hAnsi="Arial" w:eastAsia="Arial" w:cs="Tahoma"/>
-                <w:sz w:val="18"/>
-              </w:rPr>
-              <w:t>JSON array; element type shown in Type column</w:t>
+              <w:t>1..100; default 20</w:t>
             </w:r>
           </w:p>
         </w:tc>
@@ -9296,7 +9200,56 @@
                 <w:rFonts w:ascii="Arial" w:hAnsi="Arial" w:eastAsia="Arial" w:cs="Tahoma"/>
                 <w:sz w:val="18"/>
               </w:rPr>
-              <w:t>number &gt;= 0 with 2 decimals</w:t>
+              <w:t xml:space="preserve">number &gt;= 0 with 2 decimals · ⚠️ มาจากคนละคอลัมน์ตามที่อยู่: ใน </w:t>
+            </w:r>
+            <w:r>
+              <w:rPr>
+                <w:rFonts w:ascii="Courier New" w:hAnsi="Courier New" w:eastAsia="Courier New" w:cs="Tahoma"/>
+                <w:sz w:val="18"/>
+              </w:rPr>
+              <w:t>newStores[]</w:t>
+            </w:r>
+            <w:r>
+              <w:rPr>
+                <w:rFonts w:ascii="Arial" w:hAnsi="Arial" w:eastAsia="Arial" w:cs="Tahoma"/>
+                <w:sz w:val="18"/>
+              </w:rPr>
+              <w:t xml:space="preserve"> = </w:t>
+            </w:r>
+            <w:r>
+              <w:rPr>
+                <w:rFonts w:ascii="Courier New" w:hAnsi="Courier New" w:eastAsia="Courier New" w:cs="Tahoma"/>
+                <w:sz w:val="18"/>
+              </w:rPr>
+              <w:t>sgi_document_new_stores.compensation_amount</w:t>
+            </w:r>
+            <w:r>
+              <w:rPr>
+                <w:rFonts w:ascii="Arial" w:hAnsi="Arial" w:eastAsia="Arial" w:cs="Tahoma"/>
+                <w:sz w:val="18"/>
+              </w:rPr>
+              <w:t xml:space="preserve"> · ใน </w:t>
+            </w:r>
+            <w:r>
+              <w:rPr>
+                <w:rFonts w:ascii="Courier New" w:hAnsi="Courier New" w:eastAsia="Courier New" w:cs="Tahoma"/>
+                <w:sz w:val="18"/>
+              </w:rPr>
+              <w:t>compensationHistories[]</w:t>
+            </w:r>
+            <w:r>
+              <w:rPr>
+                <w:rFonts w:ascii="Arial" w:hAnsi="Arial" w:eastAsia="Arial" w:cs="Tahoma"/>
+                <w:sz w:val="18"/>
+              </w:rPr>
+              <w:t xml:space="preserve"> = </w:t>
+            </w:r>
+            <w:r>
+              <w:rPr>
+                <w:rFonts w:ascii="Courier New" w:hAnsi="Courier New" w:eastAsia="Courier New" w:cs="Tahoma"/>
+                <w:sz w:val="18"/>
+              </w:rPr>
+              <w:t>sgi_compensation_histories.compensate_amount</w:t>
             </w:r>
           </w:p>
         </w:tc>
@@ -10156,7 +10109,107 @@
                 <w:rFonts w:ascii="Arial" w:hAnsi="Arial" w:eastAsia="Arial" w:cs="Tahoma"/>
                 <w:sz w:val="18"/>
               </w:rPr>
-              <w:t>UTF-8; use value domain described by endpoint purpose</w:t>
+              <w:t xml:space="preserve">ช่อง </w:t>
+            </w:r>
+            <w:r>
+              <w:rPr>
+                <w:rFonts w:ascii="Arial" w:hAnsi="Arial" w:eastAsia="Arial" w:cs="Tahoma"/>
+                <w:b/>
+                <w:sz w:val="18"/>
+              </w:rPr>
+              <w:t>ผลการพิจารณา</w:t>
+            </w:r>
+            <w:r>
+              <w:rPr>
+                <w:rFonts w:ascii="Arial" w:hAnsi="Arial" w:eastAsia="Arial" w:cs="Tahoma"/>
+                <w:sz w:val="18"/>
+              </w:rPr>
+              <w:t xml:space="preserve"> (มีเฉพาะหน้า *ที่เกี่ยวข้อง*) — </w:t>
+            </w:r>
+            <w:r>
+              <w:rPr>
+                <w:rFonts w:ascii="Courier New" w:hAnsi="Courier New" w:eastAsia="Courier New" w:cs="Tahoma"/>
+                <w:sz w:val="18"/>
+              </w:rPr>
+              <w:t>APPROVE</w:t>
+            </w:r>
+            <w:r>
+              <w:rPr>
+                <w:rFonts w:ascii="Arial" w:hAnsi="Arial" w:eastAsia="Arial" w:cs="Tahoma"/>
+                <w:sz w:val="18"/>
+              </w:rPr>
+              <w:t xml:space="preserve"> / </w:t>
+            </w:r>
+            <w:r>
+              <w:rPr>
+                <w:rFonts w:ascii="Courier New" w:hAnsi="Courier New" w:eastAsia="Courier New" w:cs="Tahoma"/>
+                <w:sz w:val="18"/>
+              </w:rPr>
+              <w:t>REJECT</w:t>
+            </w:r>
+            <w:r>
+              <w:rPr>
+                <w:rFonts w:ascii="Arial" w:hAnsi="Arial" w:eastAsia="Arial" w:cs="Tahoma"/>
+                <w:sz w:val="18"/>
+              </w:rPr>
+              <w:t xml:space="preserve"> / </w:t>
+            </w:r>
+            <w:r>
+              <w:rPr>
+                <w:rFonts w:ascii="Courier New" w:hAnsi="Courier New" w:eastAsia="Courier New" w:cs="Tahoma"/>
+                <w:sz w:val="18"/>
+              </w:rPr>
+              <w:t>CANCELLED</w:t>
+            </w:r>
+            <w:r>
+              <w:rPr>
+                <w:rFonts w:ascii="Arial" w:hAnsi="Arial" w:eastAsia="Arial" w:cs="Tahoma"/>
+                <w:sz w:val="18"/>
+              </w:rPr>
+              <w:t xml:space="preserve"> / </w:t>
+            </w:r>
+            <w:r>
+              <w:rPr>
+                <w:rFonts w:ascii="Courier New" w:hAnsi="Courier New" w:eastAsia="Courier New" w:cs="Tahoma"/>
+                <w:sz w:val="18"/>
+              </w:rPr>
+              <w:t>NONE</w:t>
+            </w:r>
+            <w:r>
+              <w:rPr>
+                <w:rFonts w:ascii="Arial" w:hAnsi="Arial" w:eastAsia="Arial" w:cs="Tahoma"/>
+                <w:sz w:val="18"/>
+              </w:rPr>
+              <w:t xml:space="preserve"> · ดูจากผลพิจารณา </w:t>
+            </w:r>
+            <w:r>
+              <w:rPr>
+                <w:rFonts w:ascii="Arial" w:hAnsi="Arial" w:eastAsia="Arial" w:cs="Tahoma"/>
+                <w:b/>
+                <w:sz w:val="18"/>
+              </w:rPr>
+              <w:t>ล่าสุด</w:t>
+            </w:r>
+            <w:r>
+              <w:rPr>
+                <w:rFonts w:ascii="Arial" w:hAnsi="Arial" w:eastAsia="Arial" w:cs="Tahoma"/>
+                <w:sz w:val="18"/>
+              </w:rPr>
+              <w:t xml:space="preserve"> ของเอกสารใน </w:t>
+            </w:r>
+            <w:r>
+              <w:rPr>
+                <w:rFonts w:ascii="Courier New" w:hAnsi="Courier New" w:eastAsia="Courier New" w:cs="Tahoma"/>
+                <w:sz w:val="18"/>
+              </w:rPr>
+              <w:t>sgi_consideration_logs</w:t>
+            </w:r>
+            <w:r>
+              <w:rPr>
+                <w:rFonts w:ascii="Arial" w:hAnsi="Arial" w:eastAsia="Arial" w:cs="Tahoma"/>
+                <w:sz w:val="18"/>
+              </w:rPr>
+              <w:t xml:space="preserve"> ไม่ได้อยู่ที่หัวเอกสาร</w:t>
             </w:r>
           </w:p>
         </w:tc>
@@ -10366,7 +10419,51 @@
                 <w:rFonts w:ascii="Arial" w:hAnsi="Arial" w:eastAsia="Arial" w:cs="Tahoma"/>
                 <w:sz w:val="18"/>
               </w:rPr>
-              <w:t>JSON array; element type shown in Type column</w:t>
+              <w:t xml:space="preserve">ช่อง </w:t>
+            </w:r>
+            <w:r>
+              <w:rPr>
+                <w:rFonts w:ascii="Arial" w:hAnsi="Arial" w:eastAsia="Arial" w:cs="Tahoma"/>
+                <w:b/>
+                <w:sz w:val="18"/>
+              </w:rPr>
+              <w:t>ประเภทร้าน</w:t>
+            </w:r>
+            <w:r>
+              <w:rPr>
+                <w:rFonts w:ascii="Arial" w:hAnsi="Arial" w:eastAsia="Arial" w:cs="Tahoma"/>
+                <w:sz w:val="18"/>
+              </w:rPr>
+              <w:t xml:space="preserve"> — 7 ค่า </w:t>
+            </w:r>
+            <w:r>
+              <w:rPr>
+                <w:rFonts w:ascii="Arial" w:hAnsi="Arial" w:eastAsia="Arial" w:cs="Tahoma"/>
+                <w:color w:val="8A3324"/>
+                <w:sz w:val="18"/>
+              </w:rPr>
+              <w:t>A B C D E PTT บริษัท</w:t>
+            </w:r>
+            <w:r>
+              <w:rPr>
+                <w:rFonts w:ascii="Arial" w:hAnsi="Arial" w:eastAsia="Arial" w:cs="Tahoma"/>
+                <w:sz w:val="18"/>
+              </w:rPr>
+              <w:t xml:space="preserve"> (</w:t>
+            </w:r>
+            <w:r>
+              <w:rPr>
+                <w:rFonts w:ascii="Courier New" w:hAnsi="Courier New" w:eastAsia="Courier New" w:cs="Tahoma"/>
+                <w:sz w:val="18"/>
+              </w:rPr>
+              <w:t>store.store_type</w:t>
+            </w:r>
+            <w:r>
+              <w:rPr>
+                <w:rFonts w:ascii="Arial" w:hAnsi="Arial" w:eastAsia="Arial" w:cs="Tahoma"/>
+                <w:sz w:val="18"/>
+              </w:rPr>
+              <w:t>) ชุดเดียวกับตัวกรองในรายงาน</w:t>
             </w:r>
           </w:p>
         </w:tc>
@@ -23838,6 +23935,17 @@
         <w:br/>
         <w:t>export class ReportAndMasterDataQueryDto {</w:t>
         <w:br/>
+        <w:t xml:space="preserve">  /** ⚠️ **หน้าจอรายงานไม่มีช่อง "ปี"** (SDD สไลด์ 60 มี 7 ตัวกรอง ไม่รวมปี) — **FE เป็นผู้ใส่ใ… */</w:t>
+        <w:br/>
+        <w:t xml:space="preserve">  @IsOptional()</w:t>
+        <w:br/>
+        <w:t xml:space="preserve">  @Type(() =&gt; Number)</w:t>
+        <w:br/>
+        <w:t xml:space="preserve">  @IsInt()</w:t>
+        <w:br/>
+        <w:t xml:space="preserve">  year?: number;</w:t>
+        <w:br/>
+        <w:br/>
         <w:t xml:space="preserve">  /** 6 สถานะเอกสาร; verbatim จาก sps_store.workflow_status ของ @srm/glb-workflow · required เฉ… */</w:t>
         <w:br/>
         <w:t xml:space="preserve">  @IsOptional()</w:t>
@@ -23847,55 +23955,46 @@
         <w:t xml:space="preserve">  status?: string;</w:t>
         <w:br/>
         <w:br/>
-        <w:t xml:space="preserve">  /** คง leading zero */</w:t>
+        <w:t xml:space="preserve">  /** maps to sgi_consideration_logs.result_category ล่าสุด · CANCELLED = ยกเลิกโดยระบบ (เพิ่ม … */</w:t>
         <w:br/>
         <w:t xml:space="preserve">  @IsOptional()</w:t>
         <w:br/>
         <w:t xml:space="preserve">  @IsString()</w:t>
         <w:br/>
-        <w:t xml:space="preserve">  @Matches(/^\d{5}$/, { message: 'รหัสร้านต้องเป็นตัวเลข 5 หลัก และคงเลขศูนย์นำหน้า' })</w:t>
-        <w:br/>
-        <w:t xml:space="preserve">  impactedStoreCode?: string;</w:t>
-        <w:br/>
-        <w:br/>
-        <w:t xml:space="preserve">  /** คง leading zero */</w:t>
+        <w:t xml:space="preserve">  @IsIn(['APPROVE', 'REJECT', 'CANCELLED', 'PENDING'])</w:t>
+        <w:br/>
+        <w:t xml:space="preserve">  result?: string;</w:t>
+        <w:br/>
+        <w:br/>
+        <w:t xml:space="preserve">  /** required เฉพาะบาง endpoint — ตรวจซ้ำใน service */</w:t>
         <w:br/>
         <w:t xml:space="preserve">  @IsOptional()</w:t>
         <w:br/>
+        <w:t xml:space="preserve">  @IsArray()</w:t>
+        <w:br/>
+        <w:t xml:space="preserve">  @IsString({ each: true })</w:t>
+        <w:br/>
+        <w:t xml:space="preserve">  regions?: string[];</w:t>
+        <w:br/>
+        <w:br/>
+        <w:t xml:space="preserve">  /** required เฉพาะบาง endpoint — ตรวจซ้ำใน service */</w:t>
+        <w:br/>
+        <w:t xml:space="preserve">  @IsOptional()</w:t>
+        <w:br/>
+        <w:t xml:space="preserve">  @IsArray()</w:t>
+        <w:br/>
+        <w:t xml:space="preserve">  @IsString({ each: true })</w:t>
+        <w:br/>
+        <w:t xml:space="preserve">  storeTypes?: string[];</w:t>
+        <w:br/>
+        <w:br/>
+        <w:t xml:space="preserve">  /** required เฉพาะบาง endpoint — ตรวจซ้ำใน service */</w:t>
+        <w:br/>
+        <w:t xml:space="preserve">  @IsOptional()</w:t>
+        <w:br/>
         <w:t xml:space="preserve">  @IsString()</w:t>
         <w:br/>
-        <w:t xml:space="preserve">  @Matches(/^\d{5}$/, { message: 'รหัสร้านต้องเป็นตัวเลข 5 หลัก และคงเลขศูนย์นำหน้า' })</w:t>
-        <w:br/>
-        <w:t xml:space="preserve">  newStoreCode?: string;</w:t>
-        <w:br/>
-        <w:br/>
-        <w:t xml:space="preserve">  /** required เฉพาะบาง endpoint — ตรวจซ้ำใน service */</w:t>
-        <w:br/>
-        <w:t xml:space="preserve">  @IsOptional()</w:t>
-        <w:br/>
-        <w:t xml:space="preserve">  @IsString()</w:t>
-        <w:br/>
         <w:t xml:space="preserve">  periodStatementFrom?: string;</w:t>
-        <w:br/>
-        <w:br/>
-        <w:t xml:space="preserve">  /** required เฉพาะบาง endpoint — ตรวจซ้ำใน service */</w:t>
-        <w:br/>
-        <w:t xml:space="preserve">  @IsOptional()</w:t>
-        <w:br/>
-        <w:t xml:space="preserve">  @IsString()</w:t>
-        <w:br/>
-        <w:t xml:space="preserve">  periodStatementTo?: string;</w:t>
-        <w:br/>
-        <w:br/>
-        <w:t xml:space="preserve">  /** required เฉพาะบาง endpoint — ตรวจซ้ำใน service */</w:t>
-        <w:br/>
-        <w:t xml:space="preserve">  @IsOptional()</w:t>
-        <w:br/>
-        <w:t xml:space="preserve">  @IsArray()</w:t>
-        <w:br/>
-        <w:t xml:space="preserve">  @IsString({ each: true })</w:t>
-        <w:br/>
-        <w:t xml:space="preserve">  storeTypes?: string[];</w:t>
         <w:br/>
         <w:br/>
         <w:t xml:space="preserve">  // TODO: เพิ่ม property ที่เหลือของ payload นี้ให้ครบตามหัวข้อฟิลด์ของเอกสารนี้</w:t>
@@ -24244,7 +24343,7 @@
         <w:br/>
         <w:t xml:space="preserve">      // TODO: lock แถวเป้าหมายของ sgi_external_factors ด้วย SELECT ... FOR UPDATE ก่อนเขียน</w:t>
         <w:br/>
-        <w:t xml:space="preserve">      const [current] = await runner.query(SGI_SQL.createSgiMasterFactorsLock, [body.reason]);</w:t>
+        <w:t xml:space="preserve">      const [current] = await runner.query(SGI_SQL.createSgiMasterFactorsLock, [body.code]);</w:t>
         <w:br/>
         <w:t xml:space="preserve">      if (!current) {</w:t>
         <w:br/>
@@ -24354,7 +24453,9 @@
         <w:br/>
         <w:t xml:space="preserve">  async updateSgiMasterCompetitorsByCode(code: string, body: Record&lt;string, unknown&gt;, userId: string) {</w:t>
         <w:br/>
-        <w:t xml:space="preserve">    // ห้ามแก้ competitor_code (เป็น PK และถูกอ้างจาก sgi_document_competitors)</w:t>
+        <w:t xml:space="preserve">    // ห้ามแก้ competitor_code (เป็น PK · ถูกอ้างเป็น brand_code จาก sgi_document_competitors</w:t>
+        <w:br/>
+        <w:t xml:space="preserve">    //   และ sgi_fgi_impact_competitors — แก้แล้วแถวเดิมจะหา master ไม่เจอ)</w:t>
         <w:br/>
         <w:t xml:space="preserve">    // bind: $1=nameTh $2=nameEn $3=remark $4=isActive $5=code</w:t>
         <w:br/>
@@ -24532,6 +24633,11 @@
         <w:t xml:space="preserve">  impactProcessId: number;</w:t>
         <w:br/>
         <w:br/>
+        <w:t xml:space="preserve">  @Column({ name: 'impact_compensation_id', type: 'bigint' })</w:t>
+        <w:br/>
+        <w:t xml:space="preserve">  impactCompensationId: number;</w:t>
+        <w:br/>
+        <w:br/>
         <w:t xml:space="preserve">  @Column({ name: 'impacted_store_code', type: 'varchar', length: 5 })</w:t>
         <w:br/>
         <w:t xml:space="preserve">  impactedStoreCode: string;</w:t>
@@ -24562,7 +24668,7 @@
         <w:t xml:space="preserve">  source: string;</w:t>
         <w:br/>
         <w:br/>
-        <w:t xml:space="preserve">  @Column({ name: 'status_code', type: 'varchar', length: 2 })</w:t>
+        <w:t xml:space="preserve">  @Column({ name: 'status_code', type: 'varchar', length: 2, default: '06' })</w:t>
         <w:br/>
         <w:t xml:space="preserve">  statusCode: string;</w:t>
         <w:br/>
@@ -26308,7 +26414,7 @@
           <w:rFonts w:ascii="Courier New" w:hAnsi="Courier New" w:eastAsia="Courier New" w:cs="Tahoma"/>
           <w:sz w:val="16"/>
         </w:rPr>
-        <w:t>-- bind ตามลำดับ: $1=year · $2=status · $3=impactedStoreCode · $4=newStoreCode · $5=psFrom · $6=psTo · $7=storeTypes · $8=regions · $9=result · $10=size · $11=offset</w:t>
+        <w:t>-- bind ตามลำดับ: $1=year · $2=status · $3=impactedStoreCode · $4=newStoreCode · $5=periodStatementFrom · $6=periodStatementTo · $7=storeTypes · $8=regions · $9=result · $10=size · $11=offset</w:t>
         <w:br/>
         <w:t>-- 14 คอลัมน์ตาม SDD สไลด์ 60 ; ต้องระบุ :year และ :status เสมอ ; เอาเฉพาะเอกสารที่มีเลขที่แล้ว</w:t>
         <w:br/>
@@ -26354,7 +26460,7 @@
         <w:br/>
         <w:t xml:space="preserve">  AND ($4 /* newStoreCode */      IS NULL OR dns.new_store_code    = $4 /* newStoreCode */)</w:t>
         <w:br/>
-        <w:t xml:space="preserve">  AND ($5 /* psFrom */ IS NULL OR d.statement_date BETWEEN $5 /* psFrom */ AND $6 /* psTo */)  -- ค.ศ. ; บังคับเมื่อ status = เสร็จสิ้นดำเนินการ</w:t>
+        <w:t xml:space="preserve">  AND ($5 /* periodStatementFrom */ IS NULL OR d.statement_date BETWEEN $5 /* periodStatementFrom */ AND $6 /* periodStatementTo */)  -- ค.ศ. ; บังคับเมื่อ status = เสร็จสิ้นดำเนินการ</w:t>
         <w:br/>
         <w:t xml:space="preserve">  AND ($7 /* storeTypes */ IS NULL OR si.store_type  = ANY($7 /* storeTypes */))       -- 7 ค่า `A B C D E PTT บริษัท` (BranchTypeProfile.BranchTypeFGIName · ห้าม hardcode)</w:t>
         <w:br/>
@@ -26416,13 +26522,15 @@
           <w:rFonts w:ascii="Courier New" w:hAnsi="Courier New" w:eastAsia="Courier New" w:cs="Tahoma"/>
           <w:sz w:val="16"/>
         </w:rPr>
-        <w:t>-- bind ตามลำดับ: $1=q</w:t>
-        <w:br/>
-        <w:t>SELECT factor_code, factor_name, factor_remark</w:t>
+        <w:t>-- bind ตามลำดับ: $1=q · $2=active</w:t>
+        <w:br/>
+        <w:t>SELECT factor_code, factor_name, factor_remark, is_active</w:t>
         <w:br/>
         <w:t>FROM sgi_external_factors</w:t>
         <w:br/>
-        <w:t>WHERE $1 /* q */ IS NULL OR factor_name LIKE $1 /* q */</w:t>
+        <w:t>WHERE ($1 /* q */      IS NULL OR factor_name LIKE $1 /* q */)</w:t>
+        <w:br/>
+        <w:t xml:space="preserve">  AND ($2 /* active */ IS NULL OR is_active = $2 /* active */)   -- dropdown ส่ง active=true · หน้าดูแล master ส่ง NULL เพื่อเห็นทั้งหมด</w:t>
         <w:br/>
         <w:t>ORDER BY factor_code;</w:t>
       </w:r>
@@ -26508,7 +26616,7 @@
           <w:rFonts w:ascii="Courier New" w:hAnsi="Courier New" w:eastAsia="Courier New" w:cs="Tahoma"/>
           <w:sz w:val="16"/>
         </w:rPr>
-        <w:t>-- bind ตามลำดับ: $1=q</w:t>
+        <w:t>-- bind ตามลำดับ: $1=q · $2=active</w:t>
         <w:br/>
         <w:t>-- master แบรนด์คู่แข่ง 11 รายการ (รหัส 01-11) · ระบบเดิมเก็บชื่อไทยและอังกฤษ</w:t>
         <w:br/>
@@ -26516,7 +26624,9 @@
         <w:br/>
         <w:t>FROM sgi_competitors</w:t>
         <w:br/>
-        <w:t>WHERE ($1 /* q */ IS NULL OR name_th LIKE $1 /* q */ OR name_en LIKE $1 /* q */)</w:t>
+        <w:t>WHERE ($1 /* q */      IS NULL OR name_th LIKE $1 /* q */ OR name_en LIKE $1 /* q */)</w:t>
+        <w:br/>
+        <w:t xml:space="preserve">  AND ($2 /* active */ IS NULL OR is_active = $2 /* active */)   -- dropdown ส่ง active=true · หน้าดูแล master ส่ง NULL</w:t>
         <w:br/>
         <w:t>ORDER BY competitor_code;</w:t>
       </w:r>

--- a/LLDD/word/BE/LLDD-BE-API-Report-and-Master-Data.docx
+++ b/LLDD/word/BE/LLDD-BE-API-Report-and-Master-Data.docx
@@ -24688,7 +24688,7 @@
         <w:t xml:space="preserve">  allmapUrl?: string;</w:t>
         <w:br/>
         <w:br/>
-        <w:t xml:space="preserve">  @Column({ name: 'statement_id', type: 'varchar', length: 50, nullable: true })</w:t>
+        <w:t xml:space="preserve">  @Column({ name: 'statement_id', type: 'varchar', length: 500, nullable: true })</w:t>
         <w:br/>
         <w:t xml:space="preserve">  statementId?: string;</w:t>
         <w:br/>

--- a/LLDD/word/BE/LLDD-BE-API-Report-and-Master-Data.docx
+++ b/LLDD/word/BE/LLDD-BE-API-Report-and-Master-Data.docx
@@ -2359,7 +2359,7 @@
                 <w:rFonts w:ascii="Arial" w:hAnsi="Arial" w:eastAsia="Arial" w:cs="Tahoma"/>
                 <w:sz w:val="18"/>
               </w:rPr>
-              <w:t>APPROVE|REJECT|CANCELLED|PENDING</w:t>
+              <w:t>APPROVE|REJECT|PENDING</w:t>
             </w:r>
           </w:p>
         </w:tc>
@@ -2409,7 +2409,7 @@
                 <w:rFonts w:ascii="Arial" w:hAnsi="Arial" w:eastAsia="Arial" w:cs="Tahoma"/>
                 <w:sz w:val="18"/>
               </w:rPr>
-              <w:t xml:space="preserve">maps to sgi_consideration_logs.result_category ล่าสุด · CANCELLED = ยกเลิกโดยระบบ (เพิ่ม 2026-08-10) · ⚠️ </w:t>
+              <w:t xml:space="preserve">maps to sgi_consideration_logs.result_category ล่าสุด · 🔴 </w:t>
             </w:r>
             <w:r>
               <w:rPr>
@@ -2417,43 +2417,14 @@
                 <w:b/>
                 <w:sz w:val="18"/>
               </w:rPr>
-              <w:t>BE ยังรับครบ 4 ค่าตามเดิม</w:t>
-            </w:r>
-            <w:r>
-              <w:rPr>
-                <w:rFonts w:ascii="Arial" w:hAnsi="Arial" w:eastAsia="Arial" w:cs="Tahoma"/>
-                <w:sz w:val="18"/>
-              </w:rPr>
-              <w:t xml:space="preserve"> แต่ </w:t>
-            </w:r>
-            <w:r>
-              <w:rPr>
-                <w:rFonts w:ascii="Arial" w:hAnsi="Arial" w:eastAsia="Arial" w:cs="Tahoma"/>
-                <w:b/>
-                <w:sz w:val="18"/>
-              </w:rPr>
-              <w:t>หน้ารายงานเสนอให้เลือกแค่ APPROVE/REJECT</w:t>
-            </w:r>
-            <w:r>
-              <w:rPr>
-                <w:rFonts w:ascii="Arial" w:hAnsi="Arial" w:eastAsia="Arial" w:cs="Tahoma"/>
-                <w:sz w:val="18"/>
-              </w:rPr>
-              <w:t xml:space="preserve"> (มติผู้ใช้ 2026-09-22) — อย่าลดโดเมนของ </w:t>
-            </w:r>
-            <w:r>
-              <w:rPr>
-                <w:rFonts w:ascii="Courier New" w:hAnsi="Courier New" w:eastAsia="Courier New" w:cs="Tahoma"/>
-                <w:sz w:val="18"/>
-              </w:rPr>
-              <w:t>@IsIn</w:t>
-            </w:r>
-            <w:r>
-              <w:rPr>
-                <w:rFonts w:ascii="Arial" w:hAnsi="Arial" w:eastAsia="Arial" w:cs="Tahoma"/>
-                <w:sz w:val="18"/>
-              </w:rPr>
-              <w:t xml:space="preserve"> ตามหน้าจอ เพราะ CANCELLED/PENDING ยังเป็นค่าที่มีอยู่จริงในข้อมูล</w:t>
+              <w:t>เหลือ 3 หมวด (มติผู้ใช้ 2026-10-12)</w:t>
+            </w:r>
+            <w:r>
+              <w:rPr>
+                <w:rFonts w:ascii="Arial" w:hAnsi="Arial" w:eastAsia="Arial" w:cs="Tahoma"/>
+                <w:sz w:val="18"/>
+              </w:rPr>
+              <w:t xml:space="preserve"> — ถอด CANCELLED · หยุดชดเชย/ยกเลิกโดยระบบนับเป็น REJECT · หน้ารายงานเสนอให้เลือก APPROVE/REJECT (มติ 2026-09-22) · PENDING ยังรับ</w:t>
             </w:r>
           </w:p>
         </w:tc>
@@ -25747,13 +25718,13 @@
         <w:t xml:space="preserve">  status?: string;</w:t>
         <w:br/>
         <w:br/>
-        <w:t xml:space="preserve">  /** maps to sgi_consideration_logs.result_category ล่าสุด · CANCELLED = ยกเลิกโดยระบบ (เพิ่ม … */</w:t>
+        <w:t xml:space="preserve">  /** maps to sgi_consideration_logs.result_category ล่าสุด · 🔴 **เหลือ 3 หมวด (มติผู้ใช้ 2026-… */</w:t>
         <w:br/>
         <w:t xml:space="preserve">  @IsOptional()</w:t>
         <w:br/>
         <w:t xml:space="preserve">  @IsString()</w:t>
         <w:br/>
-        <w:t xml:space="preserve">  @IsIn(['APPROVE', 'REJECT', 'CANCELLED', 'PENDING'])</w:t>
+        <w:t xml:space="preserve">  @IsIn(['APPROVE', 'REJECT', 'PENDING'])</w:t>
         <w:br/>
         <w:t xml:space="preserve">  result?: string;</w:t>
         <w:br/>
